--- a/Assignment_1_Report.docx
+++ b/Assignment_1_Report.docx
@@ -336,7 +336,7 @@
         <w:t xml:space="preserve">The proposed hybrid retrieval system operates on a curated art gallery dataset comprising approximately </w:t>
       </w:r>
       <w:r>
-        <w:t>1,5</w:t>
+        <w:t>2,0</w:t>
       </w:r>
       <w:r>
         <w:t>00 distinct documents. Each document represents a specific artwork and contains metadata fields including Title, Artist, and an unstructured text Description.</w:t>

--- a/Assignment_1_Report.docx
+++ b/Assignment_1_Report.docx
@@ -8,8 +8,16 @@
         <w:pBdr>
           <w:bottom w:val="none" w:sz="0" w:space="0" w:color="auto"/>
         </w:pBdr>
-      </w:pPr>
-      <w:r>
+        <w:rPr>
+          <w:sz w:val="48"/>
+          <w:szCs w:val="48"/>
+        </w:rPr>
+      </w:pPr>
+      <w:r>
+        <w:rPr>
+          <w:sz w:val="48"/>
+          <w:szCs w:val="48"/>
+        </w:rPr>
         <w:t>Assignment 1: Review of Related Work and Search Engine Design</w:t>
       </w:r>
     </w:p>
@@ -23,7 +31,13 @@
     </w:p>
     <w:p>
       <w:r>
-        <w:t>Modern information retrieval systems must cater to diverse user intents, ranging from exact known-item searches to exploratory, semantic queries. The motivation for this project is to design a search engine for a curated Art Gallery collection. Users frequently search for artworks using two distinct methods: searching by an exact title (e.g., "The Starry Night") or searching via a conceptual description (e.g., "a gloomy landscape with swirling clouds"). Standard keyword-based engines often fail at the latter due to vocabulary mismatch. Our design objective is to build a hybrid search engine capable of serving both exact-match and semantic queries across a focused corpus with high precision and low latency.</w:t>
+        <w:t>Modern information retrieval</w:t>
+      </w:r>
+      <w:r>
+        <w:t xml:space="preserve"> (IR)</w:t>
+      </w:r>
+      <w:r>
+        <w:t xml:space="preserve"> systems must cater to diverse user intents, ranging from exact known-item searches to exploratory, semantic queries. The motivation for this project is to design a search engine for a curated Art Gallery collection. Users frequently search for artworks using two distinct methods: searching by an exact title (e.g., "The Starry Night") or searching via a conceptual description (e.g., "a gloomy landscape with swirling clouds"). Standard keyword-based engines often fail at the latter due to vocabulary mismatch. Our design objective is to build a hybrid search engine capable of serving both exact-match and semantic queries across a focused corpus with high precision and low latency.</w:t>
       </w:r>
     </w:p>
     <w:p>
@@ -36,7 +50,13 @@
     </w:p>
     <w:p>
       <w:r>
-        <w:t>To inform the hybrid design of the proposed search engine, foundational literature spanning probabilistic keyword retrieval and modern dense vector methods was reviewed. The narrative of this research highlights a clear evolution from exact lexical matching to deep semantic understanding. The identified gaps between early sparse models and computationally heavy deep learning models directly motivate the dual-pipeline architecture detailed in this report.</w:t>
+        <w:t xml:space="preserve">The design of a hybrid search architecture for a curated art collection necessitates an investigation into two distinct paradigms of information retrieval: probabilistic lexical matching and dense semantic vector space </w:t>
+      </w:r>
+      <w:r>
+        <w:t>modelling</w:t>
+      </w:r>
+      <w:r>
+        <w:t>. The following review identifies the theoretical strengths and inherent gaps in these methodologies, providing a scholarly justification for the proposed dual-pipeline implementation.</w:t>
       </w:r>
     </w:p>
     <w:p>
@@ -110,7 +130,10 @@
         <w:t xml:space="preserve">2.2 </w:t>
       </w:r>
       <w:r>
-        <w:t>Deep Semantic Understanding and Language Modeling</w:t>
+        <w:t xml:space="preserve">Deep Semantic Understanding and Language </w:t>
+      </w:r>
+      <w:r>
+        <w:t>Modelling</w:t>
       </w:r>
     </w:p>
     <w:p>
@@ -171,7 +194,36 @@
     </w:p>
     <w:p>
       <w:r>
-        <w:t>To resolve the computational inefficiency of applying deep transformer models directly to search, it is necessary to separate the encoding process from the retrieval process. Karpukhin et al. (2020) addressed the problem of bridging the gap between the semantic understanding of models like BERT and the strict efficiency requirements of real-time document retrieval. They addressed this by proposing Dense Passage Retrieval (DPR). The DPR framework uses a dual-encoder architecture to embed documents and queries independently into a shared, low-dimensional dense vector space. Real-time retrieval is then performed via a simple mathematical vector similarity computation, such as calculating the inner product or cosine similarity.</w:t>
+        <w:t xml:space="preserve">To resolve the computational inefficiency of applying deep transformer models directly to search, it is necessary to separate the encoding process from the retrieval process. </w:t>
+      </w:r>
+      <w:sdt>
+        <w:sdtPr>
+          <w:id w:val="-1107343554"/>
+          <w:citation/>
+        </w:sdtPr>
+        <w:sdtContent>
+          <w:r>
+            <w:fldChar w:fldCharType="begin"/>
+          </w:r>
+          <w:r>
+            <w:instrText xml:space="preserve"> CITATION Kar20 \l 2057 </w:instrText>
+          </w:r>
+          <w:r>
+            <w:fldChar w:fldCharType="separate"/>
+          </w:r>
+          <w:r>
+            <w:rPr>
+              <w:noProof/>
+            </w:rPr>
+            <w:t>(Karpukhin, et al., 2020)</w:t>
+          </w:r>
+          <w:r>
+            <w:fldChar w:fldCharType="end"/>
+          </w:r>
+        </w:sdtContent>
+      </w:sdt>
+      <w:r>
+        <w:t>addressed the problem of bridging the gap between the semantic understanding of models like BERT and the strict efficiency requirements of real-time document retrieval. They addressed this by proposing Dense Passage Retrieval (DPR). The DPR framework uses a dual-encoder architecture to embed documents and queries independently into a shared, low-dimensional dense vector space. Real-time retrieval is then performed via a simple mathematical vector similarity computation, such as calculating the inner product or cosine similarity.</w:t>
       </w:r>
     </w:p>
     <w:p>
@@ -297,7 +349,14 @@
             <w:rPr>
               <w:noProof/>
             </w:rPr>
-            <w:t>(Karpukhin, et al., 2020)</w:t>
+            <w:t xml:space="preserve">(Karpukhin, et al., </w:t>
+          </w:r>
+          <w:r>
+            <w:rPr>
+              <w:noProof/>
+            </w:rPr>
+            <w:lastRenderedPageBreak/>
+            <w:t>2020)</w:t>
           </w:r>
           <w:r>
             <w:fldChar w:fldCharType="end"/>
@@ -305,11 +364,13 @@
         </w:sdtContent>
       </w:sdt>
       <w:r>
-        <w:t xml:space="preserve"> provides a viable bridge between these two extremes. Therefore, constructing a </w:t>
-      </w:r>
-      <w:r>
-        <w:lastRenderedPageBreak/>
-        <w:t>hybrid system that routes exact-match queries to a BM25 index and semantic queries to a dense vector index represents the most robust, academically supported approach for the target art gallery dataset.</w:t>
+        <w:t xml:space="preserve"> provides a viable bridge between these two extremes. Therefore, constructing a hybrid system that routes exact-match queries to a BM25 index and semantic queries to a </w:t>
+      </w:r>
+      <w:r>
+        <w:t>dense</w:t>
+      </w:r>
+      <w:r>
+        <w:t xml:space="preserve"> vector index represents the most robust, academically supported approach for the target art gallery dataset.</w:t>
       </w:r>
     </w:p>
     <w:p>
@@ -333,109 +394,69 @@
     </w:p>
     <w:p>
       <w:r>
-        <w:t xml:space="preserve">The proposed hybrid retrieval system operates on a curated art gallery dataset comprising approximately </w:t>
-      </w:r>
-      <w:r>
-        <w:t>2,0</w:t>
-      </w:r>
-      <w:r>
-        <w:t>00 distinct documents. Each document represents a specific artwork and contains metadata fields including Title, Artist, and an unstructured text Description.</w:t>
+        <w:t>The proposed hybrid retrieval system is engineered to interface with a curated subset of the Tate Gallery collection</w:t>
+      </w:r>
+      <w:r>
+        <w:t xml:space="preserve"> </w:t>
+      </w:r>
+      <w:sdt>
+        <w:sdtPr>
+          <w:id w:val="1602453656"/>
+          <w:citation/>
+        </w:sdtPr>
+        <w:sdtContent>
+          <w:r>
+            <w:fldChar w:fldCharType="begin"/>
+          </w:r>
+          <w:r>
+            <w:instrText xml:space="preserve">CITATION Tat14 \l 2057 </w:instrText>
+          </w:r>
+          <w:r>
+            <w:fldChar w:fldCharType="separate"/>
+          </w:r>
+          <w:r>
+            <w:rPr>
+              <w:noProof/>
+            </w:rPr>
+            <w:t>(Tate, 2014)</w:t>
+          </w:r>
+          <w:r>
+            <w:fldChar w:fldCharType="end"/>
+          </w:r>
+        </w:sdtContent>
+      </w:sdt>
+      <w:r>
+        <w:t xml:space="preserve"> </w:t>
+      </w:r>
+      <w:r>
+        <w:t xml:space="preserve">, a world-renowned archive of British and international modern art. </w:t>
+      </w:r>
+      <w:r>
+        <w:t>While the source repository contains approximately 70,000 records, this implementation utilizes a randomly sampled corpus of 2,000 distinct documents. This sampling strategy is technically justified, as it allows for the implementation of exhaustive, exact retrieval algorithms that guarantee maximum precision without the non-deterministic trade-offs inherent in large-scale approximate search structures.</w:t>
       </w:r>
     </w:p>
     <w:p>
       <w:r>
-        <w:t>To cater to varying user intents, the architecture processes two distinct retrieval tasks. The first task is Known-Item Retrieval, which handles scenarios where a user queries an exact artwork title or artist name, requiring high precision and strict string matching. The second task is Ad-Hoc Semantic Retrieval, handling scenarios where a user submits a natural language description (e.g., "a gloomy landscape with swirling clouds"). This requires the system to process the conceptual meaning of the query to locate visually or thematically relevant artworks despite a lack of exact keyword overlap.</w:t>
+        <w:t xml:space="preserve">Each document within the corpus represents a unique artwork and is structured with several metadata fields, most notably </w:t>
+      </w:r>
+      <w:r>
+        <w:t>Title, Artist, and an unstructured text Description.</w:t>
+      </w:r>
+      <w:r>
+        <w:t xml:space="preserve"> The description is synthesized from secondary metadata, including the artwork’s medium and any physical inscriptions, providing a rich vocabulary for semantic extraction.</w:t>
       </w:r>
     </w:p>
     <w:p>
-      <w:pPr>
-        <w:pStyle w:val="Heading2"/>
-      </w:pPr>
-      <w:r>
-        <w:t>3.2 General Architecture</w:t>
+      <w:r>
+        <w:t xml:space="preserve"> The system is designed to navigate two primary Information Retrieval (IR) scenarios:</w:t>
       </w:r>
     </w:p>
     <w:p>
-      <w:r>
-        <w:t>The system utili</w:t>
-      </w:r>
-      <w:r>
-        <w:t>s</w:t>
-      </w:r>
-      <w:r>
-        <w:t>es a dual-pipeline architecture to process queries simultaneously through sparse and dense retrieval methods before fusing the results into a single ranked list. The architecture is logically divided into an offline ingestion layer and an online request flow layer.</w:t>
-      </w:r>
-    </w:p>
-    <w:p>
-      <w:pPr>
-        <w:pStyle w:val="Heading3"/>
-      </w:pPr>
-      <w:r>
-        <w:t>3.2.1 Offline Ingestion and Indexing</w:t>
-      </w:r>
-    </w:p>
-    <w:p>
-      <w:r>
-        <w:t>During the offline phase, raw data from various sources (gallery databases, CSVs) is pulled via ingestion connectors into a document processing pipeline. Here, the text is extracted, normali</w:t>
-      </w:r>
-      <w:r>
-        <w:t>s</w:t>
-      </w:r>
-      <w:r>
-        <w:t>ed, and enriched.</w:t>
-      </w:r>
-    </w:p>
-    <w:p>
-      <w:r>
-        <w:t>The processed data is then split into three storage endpoints: the raw metadata is saved to a Document Store, the Title and Artist fields are routed to a Sparse Indexer to build an inverted index, and the Description fields are passed through a transformer model to generate dense vector embeddings, which are stored in a Flat Vector Index.</w:t>
-      </w:r>
-    </w:p>
-    <w:p>
-      <w:pPr>
-        <w:pStyle w:val="Heading3"/>
-      </w:pPr>
-      <w:r>
-        <w:t>3.2.2 Online Request Flow</w:t>
-      </w:r>
-    </w:p>
-    <w:p>
-      <w:r>
-        <w:t>During the online querying phase, a client request passes through an API Gateway for validation before reaching the Search Frontend. The Frontend parses and normali</w:t>
-      </w:r>
-      <w:r>
-        <w:t>s</w:t>
-      </w:r>
-      <w:r>
-        <w:t>es the query text, then routes it concurrently to the Sparse Retrieval Service and the Vector Retrieval Service for candidate generation.</w:t>
-      </w:r>
-    </w:p>
-    <w:p>
-      <w:r>
-        <w:t xml:space="preserve">The resulting candidate lists are sent to a Fusion Module, which combines the lists using a reciprocal rank fusion (RRF) algorithm. An optional Learning-to-Rank (LTR) cross-encoder </w:t>
-      </w:r>
-      <w:r>
-        <w:lastRenderedPageBreak/>
-        <w:t>service can then re-score the top results before the Frontend generates snippets and formats the final JSON response for the user. The system is designed to maintain a strict latency budget, targeting a p95 latency of under 200ms.</w:t>
-      </w:r>
-    </w:p>
-    <w:p>
-      <w:pPr>
-        <w:pStyle w:val="Heading2"/>
-      </w:pPr>
-      <w:r>
-        <w:t>3.3 Retrieval Models</w:t>
-      </w:r>
-    </w:p>
-    <w:p>
-      <w:r>
-        <w:t>To handle the distinct tasks identified in Section 3.1, the architecture employs two separate retrieval models:</w:t>
-      </w:r>
-    </w:p>
-    <w:p>
-      <w:pPr>
+      <w:pPr>
+        <w:pStyle w:val="ListParagraph"/>
         <w:numPr>
           <w:ilvl w:val="0"/>
-          <w:numId w:val="10"/>
+          <w:numId w:val="14"/>
         </w:numPr>
       </w:pPr>
       <w:r>
@@ -443,20 +464,178 @@
           <w:b/>
           <w:bCs/>
         </w:rPr>
-        <w:t>Sparse Retrieval (BM25):</w:t>
-      </w:r>
-      <w:r>
-        <w:t xml:space="preserve"> This model is applied exclusively to the Title and Artist fields. BM25 is chosen for its proven mathematical efficacy in exact term-matching and robust document length normali</w:t>
-      </w:r>
-      <w:r>
-        <w:t>s</w:t>
-      </w:r>
-      <w:r>
-        <w:t xml:space="preserve">ation </w:t>
+        <w:t>Known-Item Retrieval</w:t>
+      </w:r>
+      <w:r>
+        <w:rPr>
+          <w:b/>
+          <w:bCs/>
+        </w:rPr>
+        <w:t>:</w:t>
+      </w:r>
+      <w:r>
+        <w:t xml:space="preserve"> </w:t>
+      </w:r>
+      <w:r>
+        <w:t xml:space="preserve">A navigational task where the system must identify a specific, unique entity based on precise identifiers (e.g., searching for </w:t>
+      </w:r>
+      <w:r>
+        <w:rPr>
+          <w:i/>
+          <w:iCs/>
+        </w:rPr>
+        <w:t>"The Weeping Woman"</w:t>
+      </w:r>
+      <w:r>
+        <w:t xml:space="preserve"> by Pablo Picasso). The primary </w:t>
+      </w:r>
+      <w:r>
+        <w:t>performance target is a Reciprocal Rank of 1.0, indicating the target document is retrieved at the first position.</w:t>
+      </w:r>
+    </w:p>
+    <w:p>
+      <w:pPr>
+        <w:pStyle w:val="ListParagraph"/>
+        <w:numPr>
+          <w:ilvl w:val="0"/>
+          <w:numId w:val="14"/>
+        </w:numPr>
+      </w:pPr>
+      <w:r>
+        <w:rPr>
+          <w:b/>
+          <w:bCs/>
+        </w:rPr>
+        <w:t>Ad-Hoc Semantic Retrieval:</w:t>
+      </w:r>
+      <w:r>
+        <w:t xml:space="preserve"> </w:t>
+      </w:r>
+      <w:r>
+        <w:t xml:space="preserve">An informational task focused on thematic and conceptual discovery (e.g., </w:t>
+      </w:r>
+      <w:r>
+        <w:rPr>
+          <w:i/>
+          <w:iCs/>
+        </w:rPr>
+        <w:t>"a gloomy landscape with swirling clouds"</w:t>
+      </w:r>
+      <w:r>
+        <w:t>). This task requires the engine to bridge the vocabulary mismatch</w:t>
+      </w:r>
+      <w:r>
+        <w:t xml:space="preserve"> - </w:t>
+      </w:r>
+      <w:r>
+        <w:t>matching query concepts to document descriptions even when no exact keyword overlap exists.</w:t>
+      </w:r>
+    </w:p>
+    <w:p/>
+    <w:p>
+      <w:pPr>
+        <w:pStyle w:val="Heading2"/>
+      </w:pPr>
+      <w:r>
+        <w:t>3.2 General Architecture</w:t>
+      </w:r>
+    </w:p>
+    <w:p>
+      <w:r>
+        <w:t xml:space="preserve">The system utilises a dual-pipeline architecture to process queries </w:t>
+      </w:r>
+      <w:r>
+        <w:t xml:space="preserve">through </w:t>
+      </w:r>
+      <w:r>
+        <w:t>concurrent lexical and semantic streams</w:t>
+      </w:r>
+      <w:r>
+        <w:t>.</w:t>
+      </w:r>
+      <w:r>
+        <w:t xml:space="preserve"> </w:t>
+      </w:r>
+      <w:r>
+        <w:t>By decoupling the indexing and retrieval phases, the engine maximizes computational efficiency. The results from both pipelines are synthesized into a single ranked list using Reciprocal Rank Fusion (RRF), ensuring the engine leverages the exact-match precision of sparse retrieval alongside the conceptual recall of dense vector models.</w:t>
+      </w:r>
+    </w:p>
+    <w:p>
+      <w:pPr>
+        <w:pStyle w:val="Heading3"/>
+      </w:pPr>
+      <w:r>
+        <w:lastRenderedPageBreak/>
+        <w:t>3.2.1 Offline Ingestion and Indexing</w:t>
+      </w:r>
+    </w:p>
+    <w:p>
+      <w:r>
+        <w:t>The offline phase transforms raw metadata into searchable indices through an ETL (Extract, Transform, Load) cycle:</w:t>
+      </w:r>
+    </w:p>
+    <w:p>
+      <w:pPr>
+        <w:pStyle w:val="ListParagraph"/>
+        <w:numPr>
+          <w:ilvl w:val="0"/>
+          <w:numId w:val="29"/>
+        </w:numPr>
+      </w:pPr>
+      <w:r>
+        <w:rPr>
+          <w:b/>
+          <w:bCs/>
+        </w:rPr>
+        <w:t>Normalization Layer:</w:t>
+      </w:r>
+      <w:r>
+        <w:t xml:space="preserve"> Raw text undergoes case-folding and whitespace collapsing to ensure the indices are insensitive to formatting variations.</w:t>
+      </w:r>
+    </w:p>
+    <w:p>
+      <w:pPr>
+        <w:pStyle w:val="ListParagraph"/>
+        <w:numPr>
+          <w:ilvl w:val="0"/>
+          <w:numId w:val="29"/>
+        </w:numPr>
+      </w:pPr>
+      <w:r>
+        <w:rPr>
+          <w:b/>
+          <w:bCs/>
+        </w:rPr>
+        <w:t>Document Store:</w:t>
+      </w:r>
+      <w:r>
+        <w:t xml:space="preserve"> The cleaned dataset persisted in a local pandas store, acting as the source of truth for metadata retrieval.</w:t>
+      </w:r>
+    </w:p>
+    <w:p>
+      <w:pPr>
+        <w:pStyle w:val="ListParagraph"/>
+        <w:numPr>
+          <w:ilvl w:val="0"/>
+          <w:numId w:val="29"/>
+        </w:numPr>
+      </w:pPr>
+      <w:r>
+        <w:rPr>
+          <w:b/>
+          <w:bCs/>
+        </w:rPr>
+        <w:t>Sparse Indexer:</w:t>
+      </w:r>
+      <w:r>
+        <w:t xml:space="preserve"> The system extracts "Title" and "Artist" fields to construct an Inverted Index optimized for the BM25Okapi scoring function</w:t>
+      </w:r>
+      <w:r>
+        <w:t xml:space="preserve"> </w:t>
       </w:r>
       <w:sdt>
         <w:sdtPr>
-          <w:id w:val="-1797596952"/>
+          <w:id w:val="1790786090"/>
           <w:citation/>
         </w:sdtPr>
         <w:sdtContent>
@@ -481,45 +660,81 @@
         </w:sdtContent>
       </w:sdt>
       <w:r>
-        <w:t>. It ensures that precise queries immediately retrieve the exact target document.</w:t>
+        <w:t>.</w:t>
       </w:r>
     </w:p>
     <w:p>
       <w:pPr>
+        <w:pStyle w:val="ListParagraph"/>
         <w:numPr>
           <w:ilvl w:val="0"/>
-          <w:numId w:val="10"/>
+          <w:numId w:val="29"/>
         </w:numPr>
       </w:pPr>
+      <w:r>
+        <w:rPr>
+          <w:noProof/>
+        </w:rPr>
+        <w:drawing>
+          <wp:anchor distT="0" distB="0" distL="114300" distR="114300" simplePos="0" relativeHeight="251659264" behindDoc="0" locked="0" layoutInCell="1" allowOverlap="1" wp14:anchorId="21919265" wp14:editId="4BBD53B9">
+            <wp:simplePos x="0" y="0"/>
+            <wp:positionH relativeFrom="margin">
+              <wp:posOffset>0</wp:posOffset>
+            </wp:positionH>
+            <wp:positionV relativeFrom="margin">
+              <wp:posOffset>2555512</wp:posOffset>
+            </wp:positionV>
+            <wp:extent cx="5486400" cy="2712720"/>
+            <wp:effectExtent l="0" t="0" r="0" b="0"/>
+            <wp:wrapTopAndBottom/>
+            <wp:docPr id="1712385461" name="Picture 1"/>
+            <wp:cNvGraphicFramePr>
+              <a:graphicFrameLocks xmlns:a="http://schemas.openxmlformats.org/drawingml/2006/main" noChangeAspect="1"/>
+            </wp:cNvGraphicFramePr>
+            <a:graphic xmlns:a="http://schemas.openxmlformats.org/drawingml/2006/main">
+              <a:graphicData uri="http://schemas.openxmlformats.org/drawingml/2006/picture">
+                <pic:pic xmlns:pic="http://schemas.openxmlformats.org/drawingml/2006/picture">
+                  <pic:nvPicPr>
+                    <pic:cNvPr id="1712385461" name=""/>
+                    <pic:cNvPicPr/>
+                  </pic:nvPicPr>
+                  <pic:blipFill>
+                    <a:blip r:embed="rId8"/>
+                    <a:stretch>
+                      <a:fillRect/>
+                    </a:stretch>
+                  </pic:blipFill>
+                  <pic:spPr>
+                    <a:xfrm>
+                      <a:off x="0" y="0"/>
+                      <a:ext cx="5486400" cy="2712720"/>
+                    </a:xfrm>
+                    <a:prstGeom prst="rect">
+                      <a:avLst/>
+                    </a:prstGeom>
+                  </pic:spPr>
+                </pic:pic>
+              </a:graphicData>
+            </a:graphic>
+          </wp:anchor>
+        </w:drawing>
+      </w:r>
       <w:r>
         <w:rPr>
           <w:b/>
           <w:bCs/>
         </w:rPr>
-        <w:t xml:space="preserve">Dense Retrieval (Exact </w:t>
-      </w:r>
-      <w:r>
-        <w:rPr>
-          <w:b/>
-          <w:bCs/>
-          <w:i/>
-          <w:iCs/>
-        </w:rPr>
-        <w:t>k</w:t>
-      </w:r>
-      <w:r>
-        <w:rPr>
-          <w:b/>
-          <w:bCs/>
-        </w:rPr>
-        <w:t>-NN over BERT embeddings):</w:t>
-      </w:r>
-      <w:r>
-        <w:t xml:space="preserve"> This model is applied to the Description field. Pre-trained bidirectional transformer embeddings </w:t>
+        <w:t>Dense Indexer:</w:t>
+      </w:r>
+      <w:r>
+        <w:t xml:space="preserve"> The "Description" fields are processed via the all-MiniLM-L6-v2 transformer to generate 384-dimensional embeddings, which are stored in a Flat Vector Index</w:t>
+      </w:r>
+      <w:r>
+        <w:t xml:space="preserve"> </w:t>
       </w:r>
       <w:sdt>
         <w:sdtPr>
-          <w:id w:val="1284463098"/>
+          <w:id w:val="1259490485"/>
           <w:citation/>
         </w:sdtPr>
         <w:sdtContent>
@@ -527,7 +742,7 @@
             <w:fldChar w:fldCharType="begin"/>
           </w:r>
           <w:r>
-            <w:instrText xml:space="preserve"> CITATION Dev19 \l 2057 </w:instrText>
+            <w:instrText xml:space="preserve">CITATION Wan20 \l 2057 </w:instrText>
           </w:r>
           <w:r>
             <w:fldChar w:fldCharType="separate"/>
@@ -536,7 +751,7 @@
             <w:rPr>
               <w:noProof/>
             </w:rPr>
-            <w:t>(Devlin, et al., 2019)</w:t>
+            <w:t>(Wang, et al., 2020)</w:t>
           </w:r>
           <w:r>
             <w:fldChar w:fldCharType="end"/>
@@ -544,37 +759,129 @@
         </w:sdtContent>
       </w:sdt>
       <w:r>
-        <w:t xml:space="preserve">) are used to capture the semantic intent of the text. For retrieval, Exact </w:t>
-      </w:r>
+        <w:t>.</w:t>
+      </w:r>
+    </w:p>
+    <w:p>
+      <w:pPr>
+        <w:pStyle w:val="ListParagraph"/>
+      </w:pPr>
+    </w:p>
+    <w:p>
+      <w:pPr>
+        <w:pStyle w:val="Heading3"/>
+      </w:pPr>
+      <w:r>
+        <w:t>3.2.2</w:t>
+      </w:r>
+      <w:r>
+        <w:t xml:space="preserve"> </w:t>
+      </w:r>
+      <w:r>
+        <w:t>Request</w:t>
+      </w:r>
+      <w:r>
+        <w:t xml:space="preserve"> Flow</w:t>
+      </w:r>
+    </w:p>
+    <w:p>
+      <w:r>
+        <w:t>When a query is submitted via the command-line interface (CLI), the system executes the following real-time sequence:</w:t>
+      </w:r>
+    </w:p>
+    <w:p>
+      <w:pPr>
+        <w:numPr>
+          <w:ilvl w:val="0"/>
+          <w:numId w:val="17"/>
+        </w:numPr>
+      </w:pPr>
       <w:r>
         <w:rPr>
-          <w:i/>
-          <w:iCs/>
+          <w:b/>
+          <w:bCs/>
         </w:rPr>
-        <w:t>k-</w:t>
-      </w:r>
-      <w:r>
-        <w:t xml:space="preserve">Nearest Neighbors using cosine similarity is chosen over Approximate Nearest Neighbors (ANN) algorithms. Because the target corpus is strictly constrained to approximately </w:t>
-      </w:r>
-      <w:r>
-        <w:t>1,5</w:t>
-      </w:r>
-      <w:r>
-        <w:t xml:space="preserve">00 documents, a brute-force comparison of the query vector against all document vectors can be performed by the CPU in milliseconds. This Exact </w:t>
-      </w:r>
+        <w:t>Query Pre-processing:</w:t>
+      </w:r>
+      <w:r>
+        <w:t xml:space="preserve"> </w:t>
+      </w:r>
+      <w:r>
+        <w:t>The</w:t>
+      </w:r>
+      <w:r>
+        <w:t xml:space="preserve"> query</w:t>
+      </w:r>
+      <w:r>
+        <w:t xml:space="preserve"> string is normalized and concurrently tokenized for BM25 and encoded into a dense vector via the transformer model.</w:t>
+      </w:r>
+    </w:p>
+    <w:p>
+      <w:pPr>
+        <w:numPr>
+          <w:ilvl w:val="0"/>
+          <w:numId w:val="17"/>
+        </w:numPr>
+      </w:pPr>
       <w:r>
         <w:rPr>
-          <w:i/>
-          <w:iCs/>
+          <w:b/>
+          <w:bCs/>
         </w:rPr>
-        <w:t>k-</w:t>
-      </w:r>
-      <w:r>
-        <w:t xml:space="preserve">NN approach guarantees perfect recall of the nearest vectors and removes the accuracy trade-offs and complexity inherent in ANN methodologies </w:t>
+        <w:t>Parallel Retrieval:</w:t>
+      </w:r>
+      <w:r>
+        <w:t xml:space="preserve"> </w:t>
+      </w:r>
+      <w:r>
+        <w:t>The system performs a BM25 lookup for lexical matching and a matrix-vector multiplication for semantic simila</w:t>
+      </w:r>
+      <w:r>
+        <w:t>rity</w:t>
+      </w:r>
+    </w:p>
+    <w:p>
+      <w:pPr>
+        <w:pStyle w:val="ListParagraph"/>
+        <w:numPr>
+          <w:ilvl w:val="0"/>
+          <w:numId w:val="17"/>
+        </w:numPr>
+      </w:pPr>
+      <w:r>
+        <w:rPr>
+          <w:b/>
+          <w:bCs/>
+        </w:rPr>
+        <w:t>R</w:t>
+      </w:r>
+      <w:r>
+        <w:rPr>
+          <w:b/>
+          <w:bCs/>
+        </w:rPr>
+        <w:t>eciprocal</w:t>
+      </w:r>
+      <w:r>
+        <w:rPr>
+          <w:b/>
+          <w:bCs/>
+        </w:rPr>
+        <w:t xml:space="preserve"> Rank Fusion (RRF):</w:t>
+      </w:r>
+      <w:r>
+        <w:t xml:space="preserve"> To resolve the Score Incommensurability Problem (where BM25 scores and Cosine Similarity decimals occupy different mathematical </w:t>
+      </w:r>
+      <w:r>
+        <w:lastRenderedPageBreak/>
+        <w:t>scales)</w:t>
+      </w:r>
+      <w:r>
+        <w:t xml:space="preserve"> </w:t>
       </w:r>
       <w:sdt>
         <w:sdtPr>
-          <w:id w:val="-1639256184"/>
+          <w:id w:val="-387568097"/>
           <w:citation/>
         </w:sdtPr>
         <w:sdtContent>
@@ -582,7 +889,7 @@
             <w:fldChar w:fldCharType="begin"/>
           </w:r>
           <w:r>
-            <w:instrText xml:space="preserve"> CITATION Kar20 \l 2057 </w:instrText>
+            <w:instrText xml:space="preserve">CITATION Cor09 \l 2057 </w:instrText>
           </w:r>
           <w:r>
             <w:fldChar w:fldCharType="separate"/>
@@ -591,7 +898,7 @@
             <w:rPr>
               <w:noProof/>
             </w:rPr>
-            <w:t>(Karpukhin, et al., 2020)</w:t>
+            <w:t>(Cormack, et al., 2009)</w:t>
           </w:r>
           <w:r>
             <w:fldChar w:fldCharType="end"/>
@@ -599,69 +906,3288 @@
         </w:sdtContent>
       </w:sdt>
       <w:r>
-        <w:t>.</w:t>
+        <w:t xml:space="preserve">, the system implements RRF. This re-ranks documents based on their reciprocal rank positions across both lists using a constant </w:t>
+      </w:r>
+      <m:oMath>
+        <m:r>
+          <w:rPr>
+            <w:rFonts w:ascii="Cambria Math" w:hAnsi="Cambria Math"/>
+          </w:rPr>
+          <m:t>k=60</m:t>
+        </m:r>
+      </m:oMath>
+      <w:r>
+        <w:t xml:space="preserve"> to minimize the impact of outliers.</w:t>
       </w:r>
     </w:p>
     <w:p>
       <w:pPr>
-        <w:pStyle w:val="Heading2"/>
-      </w:pPr>
-      <w:r>
-        <w:t>3.4 System Tools and Implementation</w:t>
-      </w:r>
-    </w:p>
-    <w:p>
-      <w:r>
-        <w:t>The search engine will be implemented using a specific stack of tools, chosen strictly for the required operational features:</w:t>
-      </w:r>
-    </w:p>
-    <w:p>
-      <w:pPr>
+        <w:pStyle w:val="ListParagraph"/>
         <w:numPr>
           <w:ilvl w:val="0"/>
-          <w:numId w:val="11"/>
+          <w:numId w:val="17"/>
         </w:numPr>
       </w:pPr>
+      <w:r>
+        <w:drawing>
+          <wp:anchor distT="0" distB="0" distL="114300" distR="114300" simplePos="0" relativeHeight="251658240" behindDoc="0" locked="0" layoutInCell="1" allowOverlap="1" wp14:anchorId="5ECCE619" wp14:editId="4963CC27">
+            <wp:simplePos x="0" y="0"/>
+            <wp:positionH relativeFrom="margin">
+              <wp:posOffset>177165</wp:posOffset>
+            </wp:positionH>
+            <wp:positionV relativeFrom="margin">
+              <wp:posOffset>959213</wp:posOffset>
+            </wp:positionV>
+            <wp:extent cx="5132070" cy="5647055"/>
+            <wp:effectExtent l="0" t="0" r="0" b="0"/>
+            <wp:wrapTopAndBottom/>
+            <wp:docPr id="875656841" name="Picture 1"/>
+            <wp:cNvGraphicFramePr>
+              <a:graphicFrameLocks xmlns:a="http://schemas.openxmlformats.org/drawingml/2006/main" noChangeAspect="1"/>
+            </wp:cNvGraphicFramePr>
+            <a:graphic xmlns:a="http://schemas.openxmlformats.org/drawingml/2006/main">
+              <a:graphicData uri="http://schemas.openxmlformats.org/drawingml/2006/picture">
+                <pic:pic xmlns:pic="http://schemas.openxmlformats.org/drawingml/2006/picture">
+                  <pic:nvPicPr>
+                    <pic:cNvPr id="875656841" name=""/>
+                    <pic:cNvPicPr/>
+                  </pic:nvPicPr>
+                  <pic:blipFill>
+                    <a:blip r:embed="rId9"/>
+                    <a:stretch>
+                      <a:fillRect/>
+                    </a:stretch>
+                  </pic:blipFill>
+                  <pic:spPr>
+                    <a:xfrm>
+                      <a:off x="0" y="0"/>
+                      <a:ext cx="5132070" cy="5647055"/>
+                    </a:xfrm>
+                    <a:prstGeom prst="rect">
+                      <a:avLst/>
+                    </a:prstGeom>
+                  </pic:spPr>
+                </pic:pic>
+              </a:graphicData>
+            </a:graphic>
+            <wp14:sizeRelH relativeFrom="page">
+              <wp14:pctWidth>0</wp14:pctWidth>
+            </wp14:sizeRelH>
+            <wp14:sizeRelV relativeFrom="page">
+              <wp14:pctHeight>0</wp14:pctHeight>
+            </wp14:sizeRelV>
+          </wp:anchor>
+        </w:drawing>
+      </w:r>
       <w:r>
         <w:rPr>
           <w:b/>
           <w:bCs/>
         </w:rPr>
-        <w:t>Python &amp; FastAPI:</w:t>
-      </w:r>
-      <w:r>
-        <w:t xml:space="preserve"> Selected as the primary runtime environment and stateless frontend service due to native support for machine learning ecosystems and low-latency API routing.</w:t>
+        <w:t>Metadata Presentation:</w:t>
+      </w:r>
+      <w:r>
+        <w:t xml:space="preserve"> The final ranked IDs are mapped back to the Document Store to return formatted results to the user.</w:t>
+      </w:r>
+    </w:p>
+    <w:p/>
+    <w:p>
+      <w:pPr>
+        <w:pStyle w:val="Heading2"/>
+      </w:pPr>
+      <w:r>
+        <w:lastRenderedPageBreak/>
+        <w:t xml:space="preserve">3.3 </w:t>
+      </w:r>
+      <w:r>
+        <w:t>Theoretical Basis</w:t>
+      </w:r>
+      <w:r>
+        <w:t xml:space="preserve"> for </w:t>
+      </w:r>
+      <w:r>
+        <w:t>Retrieval Models</w:t>
       </w:r>
     </w:p>
     <w:p>
-      <w:pPr>
+      <w:r>
+        <w:t>The architecture integrates two distinct mathematical foundations to address divergent search intents, ensuring the system remains robust across both keyword-centric and conceptually driven queries.</w:t>
+      </w:r>
+    </w:p>
+    <w:p>
+      <w:pPr>
+        <w:pStyle w:val="Heading3"/>
+      </w:pPr>
+      <w:r>
+        <w:t xml:space="preserve">3.3.1 </w:t>
+      </w:r>
+      <w:r>
+        <w:t>Probabilistic Lexical Model: BM25 (Best Matching 25)</w:t>
+      </w:r>
+    </w:p>
+    <w:p>
+      <w:r>
+        <w:t xml:space="preserve">The engine utilizes the BM25Okapi function to score documents based on probabilistic relevance. BM25 represents a significant evolution over traditional TF-IDF by addressing the non-linear relationship between term frequency and relevance. It incorporates two critical parameters: </w:t>
+      </w:r>
+      <w:r>
+        <w:rPr>
+          <w:i/>
+          <w:iCs/>
+        </w:rPr>
+        <w:t>k</w:t>
+      </w:r>
+      <w:r>
+        <w:rPr>
+          <w:vertAlign w:val="subscript"/>
+        </w:rPr>
+        <w:t>1</w:t>
+      </w:r>
+      <w:r>
+        <w:t>,</w:t>
+      </w:r>
+      <w:r>
+        <w:t xml:space="preserve"> which controls term frequency saturation, and </w:t>
+      </w:r>
+      <w:r>
+        <w:rPr>
+          <w:i/>
+          <w:iCs/>
+        </w:rPr>
+        <w:t>b</w:t>
+      </w:r>
+      <w:r>
+        <w:t>,</w:t>
+      </w:r>
+      <w:r>
+        <w:t xml:space="preserve"> which dictates the degree of document length normalization.</w:t>
+      </w:r>
+    </w:p>
+    <w:p>
+      <w:r>
+        <w:t>Unlike standard TF-IDF, where term weight increases linearly, BM25 recognizes that the marginal utility of a term diminishes after several occurrences. Furthermore, it normalizes term weights based on the specific length of the document compared to the average document length (</w:t>
+      </w:r>
+      <w:r>
+        <w:rPr>
+          <w:i/>
+          <w:iCs/>
+        </w:rPr>
+        <w:t>avgdl</w:t>
+      </w:r>
+      <w:r>
+        <w:t>) across the corpus. This ensures that shorter metadata fields, such as artwork titles, are not mathematically penalized against longer, wordier descriptions. The scoring function is defined as:</w:t>
+      </w:r>
+    </w:p>
+    <w:p>
+      <m:oMathPara>
+        <m:oMath>
+          <m:r>
+            <w:rPr>
+              <w:rFonts w:ascii="Cambria Math" w:hAnsi="Cambria Math" w:hint="eastAsia"/>
+            </w:rPr>
+            <m:t>score</m:t>
+          </m:r>
+          <m:d>
+            <m:dPr>
+              <m:ctrlPr>
+                <w:rPr>
+                  <w:rFonts w:ascii="Cambria Math" w:hAnsi="Cambria Math"/>
+                  <w:i/>
+                </w:rPr>
+              </m:ctrlPr>
+            </m:dPr>
+            <m:e>
+              <m:r>
+                <w:rPr>
+                  <w:rFonts w:ascii="Cambria Math" w:hAnsi="Cambria Math" w:hint="eastAsia"/>
+                </w:rPr>
+                <m:t>D, Q</m:t>
+              </m:r>
+            </m:e>
+          </m:d>
+          <m:r>
+            <w:rPr>
+              <w:rFonts w:ascii="Cambria Math" w:hAnsi="Cambria Math" w:hint="eastAsia"/>
+            </w:rPr>
+            <m:t xml:space="preserve">= Σ </m:t>
+          </m:r>
+          <m:d>
+            <m:dPr>
+              <m:begChr m:val="["/>
+              <m:endChr m:val="]"/>
+              <m:ctrlPr>
+                <w:rPr>
+                  <w:rFonts w:ascii="Cambria Math" w:hAnsi="Cambria Math"/>
+                  <w:i/>
+                </w:rPr>
+              </m:ctrlPr>
+            </m:dPr>
+            <m:e>
+              <m:r>
+                <w:rPr>
+                  <w:rFonts w:ascii="Cambria Math" w:hAnsi="Cambria Math" w:hint="eastAsia"/>
+                </w:rPr>
+                <m:t xml:space="preserve"> q </m:t>
+              </m:r>
+              <m:r>
+                <w:rPr>
+                  <w:rFonts w:ascii="Cambria Math" w:hAnsi="Cambria Math" w:hint="eastAsia"/>
+                </w:rPr>
+                <m:t>∈</m:t>
+              </m:r>
+              <m:r>
+                <w:rPr>
+                  <w:rFonts w:ascii="Cambria Math" w:hAnsi="Cambria Math" w:hint="eastAsia"/>
+                </w:rPr>
+                <m:t xml:space="preserve"> Q </m:t>
+              </m:r>
+            </m:e>
+          </m:d>
+          <m:r>
+            <w:rPr>
+              <w:rFonts w:ascii="Cambria Math" w:hAnsi="Cambria Math" w:hint="eastAsia"/>
+            </w:rPr>
+            <m:t>IDF</m:t>
+          </m:r>
+          <m:d>
+            <m:dPr>
+              <m:ctrlPr>
+                <w:rPr>
+                  <w:rFonts w:ascii="Cambria Math" w:hAnsi="Cambria Math"/>
+                  <w:i/>
+                </w:rPr>
+              </m:ctrlPr>
+            </m:dPr>
+            <m:e>
+              <m:r>
+                <w:rPr>
+                  <w:rFonts w:ascii="Cambria Math" w:hAnsi="Cambria Math" w:hint="eastAsia"/>
+                </w:rPr>
+                <m:t>q</m:t>
+              </m:r>
+            </m:e>
+          </m:d>
+          <m:r>
+            <w:rPr>
+              <w:rFonts w:ascii="Cambria Math" w:hAnsi="Cambria Math" w:hint="eastAsia"/>
+            </w:rPr>
+            <m:t>*</m:t>
+          </m:r>
+          <m:f>
+            <m:fPr>
+              <m:ctrlPr>
+                <w:rPr>
+                  <w:rFonts w:ascii="Cambria Math" w:hAnsi="Cambria Math"/>
+                  <w:i/>
+                </w:rPr>
+              </m:ctrlPr>
+            </m:fPr>
+            <m:num>
+              <m:d>
+                <m:dPr>
+                  <m:ctrlPr>
+                    <w:rPr>
+                      <w:rFonts w:ascii="Cambria Math" w:hAnsi="Cambria Math"/>
+                      <w:i/>
+                    </w:rPr>
+                  </m:ctrlPr>
+                </m:dPr>
+                <m:e>
+                  <m:r>
+                    <w:rPr>
+                      <w:rFonts w:ascii="Cambria Math" w:hAnsi="Cambria Math" w:hint="eastAsia"/>
+                    </w:rPr>
+                    <m:t xml:space="preserve"> f</m:t>
+                  </m:r>
+                  <m:d>
+                    <m:dPr>
+                      <m:ctrlPr>
+                        <w:rPr>
+                          <w:rFonts w:ascii="Cambria Math" w:hAnsi="Cambria Math"/>
+                          <w:i/>
+                        </w:rPr>
+                      </m:ctrlPr>
+                    </m:dPr>
+                    <m:e>
+                      <m:r>
+                        <w:rPr>
+                          <w:rFonts w:ascii="Cambria Math" w:hAnsi="Cambria Math" w:hint="eastAsia"/>
+                        </w:rPr>
+                        <m:t>q,D</m:t>
+                      </m:r>
+                    </m:e>
+                  </m:d>
+                  <m:r>
+                    <w:rPr>
+                      <w:rFonts w:ascii="Cambria Math" w:hAnsi="Cambria Math" w:hint="eastAsia"/>
+                    </w:rPr>
+                    <m:t>*</m:t>
+                  </m:r>
+                  <m:r>
+                    <w:rPr>
+                      <w:rFonts w:ascii="Cambria Math" w:hAnsi="Cambria Math" w:hint="eastAsia"/>
+                    </w:rPr>
+                    <m:t xml:space="preserve"> </m:t>
+                  </m:r>
+                  <m:d>
+                    <m:dPr>
+                      <m:ctrlPr>
+                        <w:rPr>
+                          <w:rFonts w:ascii="Cambria Math" w:hAnsi="Cambria Math"/>
+                          <w:i/>
+                        </w:rPr>
+                      </m:ctrlPr>
+                    </m:dPr>
+                    <m:e>
+                      <m:r>
+                        <w:rPr>
+                          <w:rFonts w:ascii="Cambria Math" w:hAnsi="Cambria Math" w:hint="eastAsia"/>
+                        </w:rPr>
+                        <m:t>k1 + 1</m:t>
+                      </m:r>
+                    </m:e>
+                  </m:d>
+                </m:e>
+              </m:d>
+            </m:num>
+            <m:den>
+              <m:d>
+                <m:dPr>
+                  <m:ctrlPr>
+                    <w:rPr>
+                      <w:rFonts w:ascii="Cambria Math" w:hAnsi="Cambria Math"/>
+                      <w:i/>
+                    </w:rPr>
+                  </m:ctrlPr>
+                </m:dPr>
+                <m:e>
+                  <m:r>
+                    <w:rPr>
+                      <w:rFonts w:ascii="Cambria Math" w:hAnsi="Cambria Math" w:hint="eastAsia"/>
+                    </w:rPr>
+                    <m:t xml:space="preserve"> f</m:t>
+                  </m:r>
+                  <m:d>
+                    <m:dPr>
+                      <m:ctrlPr>
+                        <w:rPr>
+                          <w:rFonts w:ascii="Cambria Math" w:hAnsi="Cambria Math"/>
+                          <w:i/>
+                        </w:rPr>
+                      </m:ctrlPr>
+                    </m:dPr>
+                    <m:e>
+                      <m:r>
+                        <w:rPr>
+                          <w:rFonts w:ascii="Cambria Math" w:hAnsi="Cambria Math" w:hint="eastAsia"/>
+                        </w:rPr>
+                        <m:t>q,D</m:t>
+                      </m:r>
+                    </m:e>
+                  </m:d>
+                  <m:r>
+                    <w:rPr>
+                      <w:rFonts w:ascii="Cambria Math" w:hAnsi="Cambria Math" w:hint="eastAsia"/>
+                    </w:rPr>
+                    <m:t xml:space="preserve">+ k1 </m:t>
+                  </m:r>
+                  <m:r>
+                    <w:rPr>
+                      <w:rFonts w:ascii="Cambria Math" w:hAnsi="Cambria Math" w:hint="eastAsia"/>
+                    </w:rPr>
+                    <m:t>*</m:t>
+                  </m:r>
+                  <m:r>
+                    <w:rPr>
+                      <w:rFonts w:ascii="Cambria Math" w:hAnsi="Cambria Math" w:hint="eastAsia"/>
+                    </w:rPr>
+                    <m:t xml:space="preserve"> </m:t>
+                  </m:r>
+                  <m:d>
+                    <m:dPr>
+                      <m:ctrlPr>
+                        <w:rPr>
+                          <w:rFonts w:ascii="Cambria Math" w:hAnsi="Cambria Math"/>
+                          <w:i/>
+                        </w:rPr>
+                      </m:ctrlPr>
+                    </m:dPr>
+                    <m:e>
+                      <m:r>
+                        <w:rPr>
+                          <w:rFonts w:ascii="Cambria Math" w:hAnsi="Cambria Math" w:hint="eastAsia"/>
+                        </w:rPr>
+                        <m:t xml:space="preserve"> 1 </m:t>
+                      </m:r>
+                      <m:r>
+                        <w:rPr>
+                          <w:rFonts w:ascii="Cambria Math" w:hAnsi="Cambria Math" w:hint="eastAsia"/>
+                        </w:rPr>
+                        <m:t>-</m:t>
+                      </m:r>
+                      <m:r>
+                        <w:rPr>
+                          <w:rFonts w:ascii="Cambria Math" w:hAnsi="Cambria Math" w:hint="eastAsia"/>
+                        </w:rPr>
+                        <m:t xml:space="preserve"> b + b </m:t>
+                      </m:r>
+                      <m:r>
+                        <w:rPr>
+                          <w:rFonts w:ascii="Cambria Math" w:hAnsi="Cambria Math" w:hint="eastAsia"/>
+                        </w:rPr>
+                        <m:t>*</m:t>
+                      </m:r>
+                      <m:r>
+                        <w:rPr>
+                          <w:rFonts w:ascii="Cambria Math" w:hAnsi="Cambria Math" w:hint="eastAsia"/>
+                        </w:rPr>
+                        <m:t xml:space="preserve"> </m:t>
+                      </m:r>
+                      <m:d>
+                        <m:dPr>
+                          <m:ctrlPr>
+                            <w:rPr>
+                              <w:rFonts w:ascii="Cambria Math" w:hAnsi="Cambria Math"/>
+                              <w:i/>
+                            </w:rPr>
+                          </m:ctrlPr>
+                        </m:dPr>
+                        <m:e>
+                          <m:f>
+                            <m:fPr>
+                              <m:ctrlPr>
+                                <w:rPr>
+                                  <w:rFonts w:ascii="Cambria Math" w:hAnsi="Cambria Math"/>
+                                  <w:i/>
+                                </w:rPr>
+                              </m:ctrlPr>
+                            </m:fPr>
+                            <m:num>
+                              <m:d>
+                                <m:dPr>
+                                  <m:begChr m:val="|"/>
+                                  <m:endChr m:val="|"/>
+                                  <m:ctrlPr>
+                                    <w:rPr>
+                                      <w:rFonts w:ascii="Cambria Math" w:hAnsi="Cambria Math"/>
+                                      <w:i/>
+                                    </w:rPr>
+                                  </m:ctrlPr>
+                                </m:dPr>
+                                <m:e>
+                                  <m:r>
+                                    <w:rPr>
+                                      <w:rFonts w:ascii="Cambria Math" w:hAnsi="Cambria Math" w:hint="eastAsia"/>
+                                    </w:rPr>
+                                    <m:t>D</m:t>
+                                  </m:r>
+                                </m:e>
+                              </m:d>
+                            </m:num>
+                            <m:den>
+                              <m:r>
+                                <w:rPr>
+                                  <w:rFonts w:ascii="Cambria Math" w:hAnsi="Cambria Math" w:hint="eastAsia"/>
+                                </w:rPr>
+                                <m:t>avgdl</m:t>
+                              </m:r>
+                            </m:den>
+                          </m:f>
+                        </m:e>
+                      </m:d>
+                    </m:e>
+                  </m:d>
+                </m:e>
+              </m:d>
+            </m:den>
+          </m:f>
+        </m:oMath>
+      </m:oMathPara>
+    </w:p>
+    <w:p>
+      <w:pPr>
+        <w:ind w:firstLine="720"/>
+      </w:pPr>
+      <w:r>
+        <w:t>Where:</w:t>
+      </w:r>
+    </w:p>
+    <w:p>
+      <w:pPr>
+        <w:pStyle w:val="ListParagraph"/>
         <w:numPr>
           <w:ilvl w:val="0"/>
-          <w:numId w:val="11"/>
+          <w:numId w:val="32"/>
         </w:numPr>
       </w:pPr>
+      <m:oMath>
+        <m:r>
+          <w:rPr>
+            <w:rFonts w:ascii="Cambria Math" w:hAnsi="Cambria Math"/>
+          </w:rPr>
+          <m:t>D</m:t>
+        </m:r>
+      </m:oMath>
+      <w:r>
+        <w:t xml:space="preserve">is the document, </w:t>
+      </w:r>
+      <m:oMath>
+        <m:r>
+          <w:rPr>
+            <w:rFonts w:ascii="Cambria Math" w:hAnsi="Cambria Math"/>
+          </w:rPr>
+          <m:t>Q</m:t>
+        </m:r>
+      </m:oMath>
+      <w:r>
+        <w:t>is the query.</w:t>
+      </w:r>
+    </w:p>
+    <w:p>
+      <w:pPr>
+        <w:pStyle w:val="ListParagraph"/>
+        <w:numPr>
+          <w:ilvl w:val="0"/>
+          <w:numId w:val="32"/>
+        </w:numPr>
+      </w:pPr>
+      <m:oMath>
+        <m:r>
+          <w:rPr>
+            <w:rFonts w:ascii="Cambria Math" w:hAnsi="Cambria Math"/>
+          </w:rPr>
+          <m:t>f(q,D)</m:t>
+        </m:r>
+      </m:oMath>
+      <w:r>
+        <w:rPr>
+          <w:bCs/>
+        </w:rPr>
+        <w:t xml:space="preserve"> </w:t>
+      </w:r>
+      <w:r>
+        <w:t xml:space="preserve">= term frequency of </w:t>
+      </w:r>
+      <m:oMath>
+        <m:r>
+          <w:rPr>
+            <w:rFonts w:ascii="Cambria Math" w:hAnsi="Cambria Math"/>
+          </w:rPr>
+          <m:t>q</m:t>
+        </m:r>
+      </m:oMath>
+      <w:r>
+        <w:t xml:space="preserve">in document </w:t>
+      </w:r>
+      <m:oMath>
+        <m:r>
+          <w:rPr>
+            <w:rFonts w:ascii="Cambria Math" w:hAnsi="Cambria Math"/>
+          </w:rPr>
+          <m:t>D</m:t>
+        </m:r>
+      </m:oMath>
+      <w:r>
+        <w:t>.</w:t>
+      </w:r>
+    </w:p>
+    <w:p>
+      <w:pPr>
+        <w:pStyle w:val="ListParagraph"/>
+        <w:numPr>
+          <w:ilvl w:val="0"/>
+          <w:numId w:val="32"/>
+        </w:numPr>
+      </w:pPr>
+      <m:oMath>
+        <m:r>
+          <m:rPr>
+            <m:sty m:val="p"/>
+          </m:rPr>
+          <w:rPr>
+            <w:rFonts w:ascii="Cambria Math" w:hAnsi="Cambria Math"/>
+          </w:rPr>
+          <m:t>∣</m:t>
+        </m:r>
+        <m:r>
+          <w:rPr>
+            <w:rFonts w:ascii="Cambria Math" w:hAnsi="Cambria Math"/>
+          </w:rPr>
+          <m:t>D</m:t>
+        </m:r>
+        <m:r>
+          <m:rPr>
+            <m:sty m:val="p"/>
+          </m:rPr>
+          <w:rPr>
+            <w:rFonts w:ascii="Cambria Math" w:hAnsi="Cambria Math"/>
+          </w:rPr>
+          <m:t>∣</m:t>
+        </m:r>
+      </m:oMath>
+      <w:r>
+        <w:rPr>
+          <w:bCs/>
+        </w:rPr>
+        <w:t xml:space="preserve"> </w:t>
+      </w:r>
+      <w:r>
+        <w:t xml:space="preserve">= length of document </w:t>
+      </w:r>
+      <m:oMath>
+        <m:r>
+          <w:rPr>
+            <w:rFonts w:ascii="Cambria Math" w:hAnsi="Cambria Math"/>
+          </w:rPr>
+          <m:t>D</m:t>
+        </m:r>
+      </m:oMath>
+      <w:r>
+        <w:t>(number of terms).</w:t>
+      </w:r>
+    </w:p>
+    <w:p>
+      <w:pPr>
+        <w:pStyle w:val="ListParagraph"/>
+        <w:numPr>
+          <w:ilvl w:val="0"/>
+          <w:numId w:val="32"/>
+        </w:numPr>
+      </w:pPr>
+      <m:oMath>
+        <m:r>
+          <m:rPr>
+            <m:nor/>
+          </m:rPr>
+          <m:t>avgdl</m:t>
+        </m:r>
+      </m:oMath>
+      <w:r>
+        <w:t>= average document length in the corpus.</w:t>
+      </w:r>
+    </w:p>
+    <w:p>
+      <w:pPr>
+        <w:pStyle w:val="ListParagraph"/>
+        <w:numPr>
+          <w:ilvl w:val="0"/>
+          <w:numId w:val="32"/>
+        </w:numPr>
+      </w:pPr>
+      <m:oMath>
+        <m:sSub>
+          <m:sSubPr>
+            <m:ctrlPr>
+              <w:rPr>
+                <w:rFonts w:ascii="Cambria Math" w:hAnsi="Cambria Math"/>
+              </w:rPr>
+            </m:ctrlPr>
+          </m:sSubPr>
+          <m:e>
+            <m:r>
+              <w:rPr>
+                <w:rFonts w:ascii="Cambria Math" w:hAnsi="Cambria Math"/>
+              </w:rPr>
+              <m:t>k</m:t>
+            </m:r>
+          </m:e>
+          <m:sub>
+            <m:r>
+              <w:rPr>
+                <w:rFonts w:ascii="Cambria Math" w:hAnsi="Cambria Math"/>
+              </w:rPr>
+              <m:t>1</m:t>
+            </m:r>
+          </m:sub>
+        </m:sSub>
+      </m:oMath>
+      <w:r>
+        <w:t xml:space="preserve">and </w:t>
+      </w:r>
+      <m:oMath>
+        <m:r>
+          <w:rPr>
+            <w:rFonts w:ascii="Cambria Math" w:hAnsi="Cambria Math"/>
+          </w:rPr>
+          <m:t>b</m:t>
+        </m:r>
+      </m:oMath>
+      <w:r>
+        <w:t xml:space="preserve">are hyperparameters (commonly </w:t>
+      </w:r>
+      <m:oMath>
+        <m:sSub>
+          <m:sSubPr>
+            <m:ctrlPr>
+              <w:rPr>
+                <w:rFonts w:ascii="Cambria Math" w:hAnsi="Cambria Math"/>
+              </w:rPr>
+            </m:ctrlPr>
+          </m:sSubPr>
+          <m:e>
+            <m:r>
+              <w:rPr>
+                <w:rFonts w:ascii="Cambria Math" w:hAnsi="Cambria Math"/>
+              </w:rPr>
+              <m:t>k</m:t>
+            </m:r>
+          </m:e>
+          <m:sub>
+            <m:r>
+              <w:rPr>
+                <w:rFonts w:ascii="Cambria Math" w:hAnsi="Cambria Math"/>
+              </w:rPr>
+              <m:t>1</m:t>
+            </m:r>
+          </m:sub>
+        </m:sSub>
+        <m:r>
+          <w:rPr>
+            <w:rFonts w:ascii="Cambria Math" w:hAnsi="Cambria Math"/>
+          </w:rPr>
+          <m:t>≈1.2</m:t>
+        </m:r>
+      </m:oMath>
+      <w:r>
+        <w:t xml:space="preserve">, </w:t>
+      </w:r>
+      <m:oMath>
+        <m:r>
+          <w:rPr>
+            <w:rFonts w:ascii="Cambria Math" w:hAnsi="Cambria Math"/>
+          </w:rPr>
+          <m:t>b≈0.75</m:t>
+        </m:r>
+      </m:oMath>
+      <w:r>
+        <w:t>).</w:t>
+      </w:r>
+    </w:p>
+    <w:p>
+      <w:pPr>
+        <w:ind w:firstLine="720"/>
+      </w:pPr>
+      <m:oMath>
+        <m:r>
+          <m:rPr>
+            <m:nor/>
+          </m:rPr>
+          <m:t>IDF</m:t>
+        </m:r>
+        <m:r>
+          <w:rPr>
+            <w:rFonts w:ascii="Cambria Math" w:hAnsi="Cambria Math"/>
+          </w:rPr>
+          <m:t>(</m:t>
+        </m:r>
+        <m:r>
+          <w:rPr>
+            <w:rFonts w:ascii="Cambria Math" w:hAnsi="Cambria Math"/>
+          </w:rPr>
+          <m:t>q</m:t>
+        </m:r>
+        <m:r>
+          <w:rPr>
+            <w:rFonts w:ascii="Cambria Math" w:hAnsi="Cambria Math"/>
+          </w:rPr>
+          <m:t>)</m:t>
+        </m:r>
+      </m:oMath>
+      <w:r>
+        <w:t xml:space="preserve">is the inverse document frequency of </w:t>
+      </w:r>
+      <m:oMath>
+        <m:r>
+          <w:rPr>
+            <w:rFonts w:ascii="Cambria Math" w:hAnsi="Cambria Math"/>
+          </w:rPr>
+          <m:t>q</m:t>
+        </m:r>
+      </m:oMath>
+      <w:r>
+        <w:t>, often defined as:</w:t>
+      </w:r>
+    </w:p>
+    <w:p>
+      <m:oMathPara>
+        <m:oMath>
+          <m:r>
+            <m:rPr>
+              <m:nor/>
+            </m:rPr>
+            <m:t>IDF</m:t>
+          </m:r>
+          <m:r>
+            <w:rPr>
+              <w:rFonts w:ascii="Cambria Math" w:hAnsi="Cambria Math"/>
+            </w:rPr>
+            <m:t>(q)=</m:t>
+          </m:r>
+          <m:r>
+            <m:rPr>
+              <m:sty m:val="p"/>
+            </m:rPr>
+            <w:rPr>
+              <w:rFonts w:ascii="Cambria Math" w:hAnsi="Cambria Math"/>
+            </w:rPr>
+            <m:t>log</m:t>
+          </m:r>
+          <m:r>
+            <w:rPr>
+              <w:rFonts w:ascii="Cambria Math" w:hAnsi="Cambria Math"/>
+            </w:rPr>
+            <m:t>⁡</m:t>
+          </m:r>
+          <m:f>
+            <m:fPr>
+              <m:ctrlPr>
+                <w:rPr>
+                  <w:rFonts w:ascii="Cambria Math" w:hAnsi="Cambria Math"/>
+                </w:rPr>
+              </m:ctrlPr>
+            </m:fPr>
+            <m:num>
+              <m:r>
+                <w:rPr>
+                  <w:rFonts w:ascii="Cambria Math" w:hAnsi="Cambria Math"/>
+                </w:rPr>
+                <m:t>N-n(q)+0.5</m:t>
+              </m:r>
+            </m:num>
+            <m:den>
+              <m:r>
+                <w:rPr>
+                  <w:rFonts w:ascii="Cambria Math" w:hAnsi="Cambria Math"/>
+                </w:rPr>
+                <m:t>n(q)+0.5</m:t>
+              </m:r>
+            </m:den>
+          </m:f>
+        </m:oMath>
+      </m:oMathPara>
+    </w:p>
+    <w:p>
+      <w:pPr>
+        <w:ind w:firstLine="720"/>
+      </w:pPr>
+      <w:r>
+        <w:t xml:space="preserve">with </w:t>
+      </w:r>
+      <m:oMath>
+        <m:r>
+          <w:rPr>
+            <w:rFonts w:ascii="Cambria Math" w:hAnsi="Cambria Math"/>
+          </w:rPr>
+          <m:t>N</m:t>
+        </m:r>
+      </m:oMath>
+      <w:r>
+        <w:t xml:space="preserve">= total number of documents and </w:t>
+      </w:r>
+      <m:oMath>
+        <m:r>
+          <w:rPr>
+            <w:rFonts w:ascii="Cambria Math" w:hAnsi="Cambria Math"/>
+          </w:rPr>
+          <m:t>n(q)</m:t>
+        </m:r>
+      </m:oMath>
+      <w:r>
+        <w:t xml:space="preserve">= number of documents containing </w:t>
+      </w:r>
+      <m:oMath>
+        <m:r>
+          <w:rPr>
+            <w:rFonts w:ascii="Cambria Math" w:hAnsi="Cambria Math"/>
+          </w:rPr>
+          <m:t>q</m:t>
+        </m:r>
+      </m:oMath>
+      <w:r>
+        <w:t>.</w:t>
+      </w:r>
+    </w:p>
+    <w:p>
+      <w:pPr>
+        <w:pStyle w:val="Heading3"/>
+      </w:pPr>
+      <w:r>
+        <w:t xml:space="preserve">3.3.2 </w:t>
+      </w:r>
+      <w:r>
+        <w:t xml:space="preserve">Vector Space Model: Exact </w:t>
+      </w:r>
+      <w:r>
+        <w:rPr>
+          <w:i/>
+          <w:iCs/>
+        </w:rPr>
+        <w:t>k</w:t>
+      </w:r>
+      <w:r>
+        <w:t>-NN via Cosine Similarity</w:t>
+      </w:r>
+    </w:p>
+    <w:p>
+      <w:r>
+        <w:t>The semantic pipeline maps unstructured text descriptions into a high-dimensional continuous vector space</w:t>
+      </w:r>
+      <w:r>
+        <w:t xml:space="preserve"> </w:t>
+      </w:r>
+      <w:r>
+        <w:t xml:space="preserve">using a bi-encoder architecture based on Sentence-BERT (SBERT), which allows for the efficient generation of semantically meaningful embeddings </w:t>
+      </w:r>
+      <w:sdt>
+        <w:sdtPr>
+          <w:id w:val="152114439"/>
+          <w:citation/>
+        </w:sdtPr>
+        <w:sdtContent>
+          <w:r>
+            <w:fldChar w:fldCharType="begin"/>
+          </w:r>
+          <w:r>
+            <w:instrText xml:space="preserve">CITATION Nil19 \l 2057 </w:instrText>
+          </w:r>
+          <w:r>
+            <w:fldChar w:fldCharType="separate"/>
+          </w:r>
+          <w:r>
+            <w:rPr>
+              <w:noProof/>
+            </w:rPr>
+            <w:t>(Reimers &amp; Gurevych, 2019)</w:t>
+          </w:r>
+          <w:r>
+            <w:fldChar w:fldCharType="end"/>
+          </w:r>
+        </w:sdtContent>
+      </w:sdt>
+      <w:r>
+        <w:t xml:space="preserve">. </w:t>
+      </w:r>
+      <w:r>
+        <w:t xml:space="preserve">The similarity between a query vector </w:t>
+      </w:r>
       <w:r>
         <w:rPr>
           <w:b/>
           <w:bCs/>
         </w:rPr>
-        <w:t>Rank-BM25 / Lucene:</w:t>
-      </w:r>
-      <w:r>
-        <w:t xml:space="preserve"> Utili</w:t>
-      </w:r>
-      <w:r>
-        <w:t>s</w:t>
-      </w:r>
-      <w:r>
-        <w:t>ed specifically to construct the local inverted index and execute the BM25 scoring function efficiently.</w:t>
+        <w:t xml:space="preserve">q </w:t>
+      </w:r>
+      <w:r>
+        <w:t xml:space="preserve">and a document vector </w:t>
+      </w:r>
+      <w:r>
+        <w:t>𝐝</w:t>
+      </w:r>
+      <w:r>
+        <w:t xml:space="preserve"> </w:t>
+      </w:r>
+      <w:r>
+        <w:t xml:space="preserve">is </w:t>
+      </w:r>
+      <w:r>
+        <w:lastRenderedPageBreak/>
+        <w:t>determined by the Cosine Similarity, which measures the cosine of the angle between two vectors. This metric is effective for information retrieval as it is length-invariant, focusing on the orientation (content) rather than the magnitude (length) of the embedding.</w:t>
       </w:r>
     </w:p>
     <w:p>
-      <w:pPr>
+      <m:oMathPara>
+        <m:oMath>
+          <m:r>
+            <w:rPr>
+              <w:rFonts w:ascii="Cambria Math" w:hAnsi="Cambria Math"/>
+            </w:rPr>
+            <m:t>sim</m:t>
+          </m:r>
+          <m:d>
+            <m:dPr>
+              <m:ctrlPr>
+                <w:rPr>
+                  <w:rFonts w:ascii="Cambria Math" w:hAnsi="Cambria Math"/>
+                  <w:i/>
+                </w:rPr>
+              </m:ctrlPr>
+            </m:dPr>
+            <m:e>
+              <m:r>
+                <w:rPr>
+                  <w:rFonts w:ascii="Cambria Math" w:hAnsi="Cambria Math"/>
+                </w:rPr>
+                <m:t>A,B</m:t>
+              </m:r>
+            </m:e>
+          </m:d>
+          <m:r>
+            <w:rPr>
+              <w:rFonts w:ascii="Cambria Math" w:hAnsi="Cambria Math"/>
+            </w:rPr>
+            <m:t>=</m:t>
+          </m:r>
+          <m:f>
+            <m:fPr>
+              <m:ctrlPr>
+                <w:rPr>
+                  <w:rFonts w:ascii="Cambria Math" w:hAnsi="Cambria Math"/>
+                  <w:i/>
+                </w:rPr>
+              </m:ctrlPr>
+            </m:fPr>
+            <m:num>
+              <m:r>
+                <w:rPr>
+                  <w:rFonts w:ascii="Cambria Math" w:hAnsi="Cambria Math"/>
+                </w:rPr>
+                <m:t>A∙B</m:t>
+              </m:r>
+            </m:num>
+            <m:den>
+              <m:d>
+                <m:dPr>
+                  <m:begChr m:val="‖"/>
+                  <m:endChr m:val="‖"/>
+                  <m:ctrlPr>
+                    <w:rPr>
+                      <w:rFonts w:ascii="Cambria Math" w:hAnsi="Cambria Math"/>
+                      <w:i/>
+                    </w:rPr>
+                  </m:ctrlPr>
+                </m:dPr>
+                <m:e>
+                  <m:r>
+                    <w:rPr>
+                      <w:rFonts w:ascii="Cambria Math" w:hAnsi="Cambria Math"/>
+                    </w:rPr>
+                    <m:t>A</m:t>
+                  </m:r>
+                </m:e>
+              </m:d>
+              <m:d>
+                <m:dPr>
+                  <m:begChr m:val="‖"/>
+                  <m:endChr m:val="‖"/>
+                  <m:ctrlPr>
+                    <w:rPr>
+                      <w:rFonts w:ascii="Cambria Math" w:hAnsi="Cambria Math"/>
+                      <w:i/>
+                    </w:rPr>
+                  </m:ctrlPr>
+                </m:dPr>
+                <m:e>
+                  <m:r>
+                    <w:rPr>
+                      <w:rFonts w:ascii="Cambria Math" w:hAnsi="Cambria Math"/>
+                    </w:rPr>
+                    <m:t>B</m:t>
+                  </m:r>
+                </m:e>
+              </m:d>
+            </m:den>
+          </m:f>
+        </m:oMath>
+      </m:oMathPara>
+    </w:p>
+    <w:p>
+      <w:r>
+        <w:t xml:space="preserve">For the 2,000-document corpus, an exact "brute-force" </w:t>
+      </w:r>
+      <w:r>
+        <w:rPr>
+          <w:i/>
+          <w:iCs/>
+        </w:rPr>
+        <w:t>k</w:t>
+      </w:r>
+      <w:r>
+        <w:t>-NN search is utilized. This is a deliberate design choice: at this scale, the computational cost is negligible</w:t>
+      </w:r>
+      <w:r>
+        <w:t xml:space="preserve">, </w:t>
+      </w:r>
+      <w:r>
+        <w:t xml:space="preserve">allowing the system to achieve 100% recall of the nearest </w:t>
+      </w:r>
+      <w:r>
+        <w:t>neighbours</w:t>
+      </w:r>
+      <w:r>
+        <w:t xml:space="preserve">. This bypasses the accuracy trade-offs, such as "recall-loss," inherent in Approximate Nearest </w:t>
+      </w:r>
+      <w:r>
+        <w:t>Neighbour</w:t>
+      </w:r>
+      <w:r>
+        <w:t xml:space="preserve"> (ANN) algorithms like HNSW (Hierarchical Navigable Small World)</w:t>
+      </w:r>
+      <w:r>
+        <w:t xml:space="preserve"> </w:t>
+      </w:r>
+      <w:sdt>
+        <w:sdtPr>
+          <w:id w:val="-1347013862"/>
+          <w:citation/>
+        </w:sdtPr>
+        <w:sdtContent>
+          <w:r>
+            <w:fldChar w:fldCharType="begin"/>
+          </w:r>
+          <w:r>
+            <w:instrText xml:space="preserve">CITATION Mal20 \l 2057 </w:instrText>
+          </w:r>
+          <w:r>
+            <w:fldChar w:fldCharType="separate"/>
+          </w:r>
+          <w:r>
+            <w:rPr>
+              <w:noProof/>
+            </w:rPr>
+            <w:t>(Malkov &amp; Yashunin, 2020)</w:t>
+          </w:r>
+          <w:r>
+            <w:fldChar w:fldCharType="end"/>
+          </w:r>
+        </w:sdtContent>
+      </w:sdt>
+      <w:r>
+        <w:t xml:space="preserve"> or IVF (Inverted File Index), which are typically reserved for million-scale datasets.</w:t>
+      </w:r>
+    </w:p>
+    <w:p>
+      <w:pPr>
+        <w:pStyle w:val="Heading2"/>
+      </w:pPr>
+      <w:r>
+        <w:t>3.4 System Tools and Implementation</w:t>
+      </w:r>
+    </w:p>
+    <w:p>
+      <w:r>
+        <w:t>The search engine will be implemented using a specific stack of tools, chosen strictly for the required operational features:</w:t>
+      </w:r>
+    </w:p>
+    <w:tbl>
+      <w:tblPr>
+        <w:tblStyle w:val="TableGrid"/>
+        <w:tblW w:w="5000" w:type="pct"/>
+        <w:tblLook w:val="04A0" w:firstRow="1" w:lastRow="0" w:firstColumn="1" w:lastColumn="0" w:noHBand="0" w:noVBand="1"/>
+      </w:tblPr>
+      <w:tblGrid>
+        <w:gridCol w:w="1883"/>
+        <w:gridCol w:w="1895"/>
+        <w:gridCol w:w="5078"/>
+      </w:tblGrid>
+      <w:tr>
+        <w:tc>
+          <w:tcPr>
+            <w:tcW w:w="1063" w:type="pct"/>
+            <w:hideMark/>
+          </w:tcPr>
+          <w:p>
+            <w:pPr>
+              <w:spacing w:after="200" w:line="276" w:lineRule="auto"/>
+            </w:pPr>
+            <w:r>
+              <w:rPr>
+                <w:b/>
+                <w:bCs/>
+              </w:rPr>
+              <w:t>Tool</w:t>
+            </w:r>
+          </w:p>
+        </w:tc>
+        <w:tc>
+          <w:tcPr>
+            <w:tcW w:w="1070" w:type="pct"/>
+            <w:hideMark/>
+          </w:tcPr>
+          <w:p>
+            <w:pPr>
+              <w:spacing w:after="200" w:line="276" w:lineRule="auto"/>
+            </w:pPr>
+            <w:r>
+              <w:rPr>
+                <w:b/>
+                <w:bCs/>
+              </w:rPr>
+              <w:t>Role</w:t>
+            </w:r>
+          </w:p>
+        </w:tc>
+        <w:tc>
+          <w:tcPr>
+            <w:tcW w:w="2868" w:type="pct"/>
+            <w:hideMark/>
+          </w:tcPr>
+          <w:p>
+            <w:pPr>
+              <w:spacing w:after="200" w:line="276" w:lineRule="auto"/>
+            </w:pPr>
+            <w:r>
+              <w:rPr>
+                <w:b/>
+                <w:bCs/>
+              </w:rPr>
+              <w:t>Technical Justification</w:t>
+            </w:r>
+          </w:p>
+        </w:tc>
+      </w:tr>
+      <w:tr>
+        <w:tc>
+          <w:tcPr>
+            <w:tcW w:w="1063" w:type="pct"/>
+            <w:hideMark/>
+          </w:tcPr>
+          <w:p>
+            <w:pPr>
+              <w:spacing w:after="200" w:line="276" w:lineRule="auto"/>
+            </w:pPr>
+            <w:r>
+              <w:rPr>
+                <w:b/>
+                <w:bCs/>
+              </w:rPr>
+              <w:t>Python</w:t>
+            </w:r>
+          </w:p>
+        </w:tc>
+        <w:tc>
+          <w:tcPr>
+            <w:tcW w:w="1070" w:type="pct"/>
+            <w:hideMark/>
+          </w:tcPr>
+          <w:p>
+            <w:pPr>
+              <w:spacing w:after="200" w:line="276" w:lineRule="auto"/>
+            </w:pPr>
+            <w:r>
+              <w:t>Programming Languag</w:t>
+            </w:r>
+            <w:r>
+              <w:t>e</w:t>
+            </w:r>
+          </w:p>
+        </w:tc>
+        <w:tc>
+          <w:tcPr>
+            <w:tcW w:w="2868" w:type="pct"/>
+            <w:hideMark/>
+          </w:tcPr>
+          <w:p>
+            <w:pPr>
+              <w:spacing w:after="200" w:line="276" w:lineRule="auto"/>
+            </w:pPr>
+            <w:r>
+              <w:t>Offers an extensive ecosystem for Natural Language Processing (NLP) and native support for asynchronous retrieval logic.</w:t>
+            </w:r>
+          </w:p>
+        </w:tc>
+      </w:tr>
+      <w:tr>
+        <w:tc>
+          <w:tcPr>
+            <w:tcW w:w="1063" w:type="pct"/>
+            <w:hideMark/>
+          </w:tcPr>
+          <w:p>
+            <w:pPr>
+              <w:spacing w:after="200" w:line="276" w:lineRule="auto"/>
+            </w:pPr>
+            <w:r>
+              <w:rPr>
+                <w:b/>
+                <w:bCs/>
+              </w:rPr>
+              <w:t>Rank-BM25</w:t>
+            </w:r>
+          </w:p>
+        </w:tc>
+        <w:tc>
+          <w:tcPr>
+            <w:tcW w:w="1070" w:type="pct"/>
+            <w:hideMark/>
+          </w:tcPr>
+          <w:p>
+            <w:pPr>
+              <w:spacing w:after="200" w:line="276" w:lineRule="auto"/>
+            </w:pPr>
+            <w:r>
+              <w:t>Sparse Retrieval Engine</w:t>
+            </w:r>
+          </w:p>
+        </w:tc>
+        <w:tc>
+          <w:tcPr>
+            <w:tcW w:w="2868" w:type="pct"/>
+            <w:hideMark/>
+          </w:tcPr>
+          <w:p>
+            <w:pPr>
+              <w:spacing w:after="200" w:line="276" w:lineRule="auto"/>
+            </w:pPr>
+            <w:r>
+              <w:t>Provides a lightweight, optimized implementation of the BM25Okapi algorithm, allowing for rapid construction of the inverted index.</w:t>
+            </w:r>
+          </w:p>
+        </w:tc>
+      </w:tr>
+      <w:tr>
+        <w:tc>
+          <w:tcPr>
+            <w:tcW w:w="1063" w:type="pct"/>
+            <w:hideMark/>
+          </w:tcPr>
+          <w:p>
+            <w:pPr>
+              <w:spacing w:after="200" w:line="276" w:lineRule="auto"/>
+            </w:pPr>
+            <w:r>
+              <w:rPr>
+                <w:b/>
+                <w:bCs/>
+              </w:rPr>
+              <w:t>Sentence-Transformers</w:t>
+            </w:r>
+          </w:p>
+        </w:tc>
+        <w:tc>
+          <w:tcPr>
+            <w:tcW w:w="1070" w:type="pct"/>
+            <w:hideMark/>
+          </w:tcPr>
+          <w:p>
+            <w:pPr>
+              <w:spacing w:after="200" w:line="276" w:lineRule="auto"/>
+            </w:pPr>
+            <w:r>
+              <w:t>Dense Embedding Engine</w:t>
+            </w:r>
+          </w:p>
+        </w:tc>
+        <w:tc>
+          <w:tcPr>
+            <w:tcW w:w="2868" w:type="pct"/>
+            <w:hideMark/>
+          </w:tcPr>
+          <w:p>
+            <w:pPr>
+              <w:spacing w:after="200" w:line="276" w:lineRule="auto"/>
+            </w:pPr>
+            <w:r>
+              <w:t>Utilized to deploy the all-MiniLM-L6-v2 model</w:t>
+            </w:r>
+            <w:sdt>
+              <w:sdtPr>
+                <w:id w:val="1195963590"/>
+                <w:citation/>
+              </w:sdtPr>
+              <w:sdtContent>
+                <w:r>
+                  <w:fldChar w:fldCharType="begin"/>
+                </w:r>
+                <w:r>
+                  <w:instrText xml:space="preserve">CITATION Wan20 \l 2057 </w:instrText>
+                </w:r>
+                <w:r>
+                  <w:fldChar w:fldCharType="separate"/>
+                </w:r>
+                <w:r>
+                  <w:rPr>
+                    <w:noProof/>
+                  </w:rPr>
+                  <w:t xml:space="preserve"> </w:t>
+                </w:r>
+                <w:r>
+                  <w:rPr>
+                    <w:noProof/>
+                  </w:rPr>
+                  <w:t>(Wang, et al., 2020)</w:t>
+                </w:r>
+                <w:r>
+                  <w:fldChar w:fldCharType="end"/>
+                </w:r>
+              </w:sdtContent>
+            </w:sdt>
+            <w:r>
+              <w:t>, which maps sentences to a 384-dimensional dense vector space with a high performance-to-latency ratio.</w:t>
+            </w:r>
+          </w:p>
+        </w:tc>
+      </w:tr>
+      <w:tr>
+        <w:tc>
+          <w:tcPr>
+            <w:tcW w:w="1063" w:type="pct"/>
+            <w:hideMark/>
+          </w:tcPr>
+          <w:p>
+            <w:pPr>
+              <w:spacing w:after="200" w:line="276" w:lineRule="auto"/>
+            </w:pPr>
+            <w:r>
+              <w:rPr>
+                <w:b/>
+                <w:bCs/>
+              </w:rPr>
+              <w:t>NumPy</w:t>
+            </w:r>
+          </w:p>
+        </w:tc>
+        <w:tc>
+          <w:tcPr>
+            <w:tcW w:w="1070" w:type="pct"/>
+            <w:hideMark/>
+          </w:tcPr>
+          <w:p>
+            <w:pPr>
+              <w:spacing w:after="200" w:line="276" w:lineRule="auto"/>
+            </w:pPr>
+            <w:r>
+              <w:t>Vector Computation Backend</w:t>
+            </w:r>
+          </w:p>
+        </w:tc>
+        <w:tc>
+          <w:tcPr>
+            <w:tcW w:w="2868" w:type="pct"/>
+            <w:hideMark/>
+          </w:tcPr>
+          <w:p>
+            <w:pPr>
+              <w:spacing w:after="200" w:line="276" w:lineRule="auto"/>
+            </w:pPr>
+            <w:r>
+              <w:t>Handles the in-memory "Flat Index." It utilizes highly optimized C-extensions to perform parallelized matrix multiplications for $k$-NN calculations.</w:t>
+            </w:r>
+          </w:p>
+        </w:tc>
+      </w:tr>
+      <w:tr>
+        <w:tc>
+          <w:tcPr>
+            <w:tcW w:w="1063" w:type="pct"/>
+            <w:hideMark/>
+          </w:tcPr>
+          <w:p>
+            <w:pPr>
+              <w:spacing w:after="200" w:line="276" w:lineRule="auto"/>
+            </w:pPr>
+            <w:r>
+              <w:rPr>
+                <w:b/>
+                <w:bCs/>
+              </w:rPr>
+              <w:t>Pandas</w:t>
+            </w:r>
+          </w:p>
+        </w:tc>
+        <w:tc>
+          <w:tcPr>
+            <w:tcW w:w="1070" w:type="pct"/>
+            <w:hideMark/>
+          </w:tcPr>
+          <w:p>
+            <w:pPr>
+              <w:spacing w:after="200" w:line="276" w:lineRule="auto"/>
+            </w:pPr>
+            <w:r>
+              <w:t>Data Management Layer</w:t>
+            </w:r>
+          </w:p>
+        </w:tc>
+        <w:tc>
+          <w:tcPr>
+            <w:tcW w:w="2868" w:type="pct"/>
+            <w:hideMark/>
+          </w:tcPr>
+          <w:p>
+            <w:pPr>
+              <w:spacing w:after="200" w:line="276" w:lineRule="auto"/>
+            </w:pPr>
+            <w:r>
+              <w:t>Efficiently manages metadata and facilitates the ETL (Extract, Transform, Load) pipeline for the 2,000-item Tate sample.</w:t>
+            </w:r>
+          </w:p>
+        </w:tc>
+      </w:tr>
+    </w:tbl>
+    <w:p/>
+    <w:p>
+      <w:pPr>
+        <w:pStyle w:val="Heading2"/>
+      </w:pPr>
+      <w:r>
+        <w:lastRenderedPageBreak/>
+        <w:t>3.5 Data Requirements and Evaluation Strategy</w:t>
+      </w:r>
+    </w:p>
+    <w:p>
+      <w:r>
+        <w:t xml:space="preserve">To </w:t>
+      </w:r>
+      <w:r>
+        <w:t>ensure scientific rigor, a subset of the corpus is utilized to construct an annotated Query-Relevance (qrels) judgment set. This ground truth allows for an objective comparison between the system's predicted rankings and the actual relevance of the documents.</w:t>
+      </w:r>
+    </w:p>
+    <w:p>
+      <w:pPr>
+        <w:pStyle w:val="Heading3"/>
+      </w:pPr>
+      <w:r>
+        <w:t>3.5.1</w:t>
+      </w:r>
+      <w:r>
+        <w:t xml:space="preserve"> </w:t>
+      </w:r>
+      <w:r>
+        <w:t>Known-Item Task Evaluation: Mean Reciprocal Rank (MRR)</w:t>
+      </w:r>
+    </w:p>
+    <w:p>
+      <w:r>
+        <w:t>MRR is the primary metric for navigational queries (e.g., searching for a specific title). It measures the system's ability to place the single "correct" document as high as possible. MRR is defined as the average of the reciprocal ranks for a set of queries</w:t>
+      </w:r>
+      <w:r>
+        <w:t xml:space="preserve"> </w:t>
+      </w:r>
+      <w:r>
+        <w:rPr>
+          <w:i/>
+          <w:iCs/>
+        </w:rPr>
+        <w:t>Q</w:t>
+      </w:r>
+      <w:r>
+        <w:t>:</w:t>
+      </w:r>
+    </w:p>
+    <w:p>
+      <w:pPr>
+        <w:pStyle w:val="NormalWeb"/>
+      </w:pPr>
+      <m:oMathPara>
+        <m:oMath>
+          <m:r>
+            <w:rPr>
+              <w:rFonts w:ascii="Cambria Math" w:hAnsi="Cambria Math"/>
+            </w:rPr>
+            <m:t>MRR=</m:t>
+          </m:r>
+          <m:f>
+            <m:fPr>
+              <m:ctrlPr>
+                <w:rPr>
+                  <w:rFonts w:ascii="Cambria Math" w:hAnsi="Cambria Math"/>
+                  <w:i/>
+                </w:rPr>
+              </m:ctrlPr>
+            </m:fPr>
+            <m:num>
+              <m:r>
+                <w:rPr>
+                  <w:rFonts w:ascii="Cambria Math" w:hAnsi="Cambria Math"/>
+                </w:rPr>
+                <m:t>1</m:t>
+              </m:r>
+            </m:num>
+            <m:den>
+              <m:r>
+                <w:rPr>
+                  <w:rFonts w:ascii="Cambria Math" w:hAnsi="Cambria Math"/>
+                </w:rPr>
+                <m:t>|</m:t>
+              </m:r>
+              <m:r>
+                <w:rPr>
+                  <w:rFonts w:ascii="Cambria Math" w:hAnsi="Cambria Math"/>
+                </w:rPr>
+                <m:t>Q</m:t>
+              </m:r>
+              <m:r>
+                <w:rPr>
+                  <w:rFonts w:ascii="Cambria Math" w:hAnsi="Cambria Math"/>
+                </w:rPr>
+                <m:t>|</m:t>
+              </m:r>
+            </m:den>
+          </m:f>
+          <m:nary>
+            <m:naryPr>
+              <m:chr m:val="∑"/>
+              <m:limLoc m:val="undOvr"/>
+              <m:ctrlPr>
+                <w:rPr>
+                  <w:rFonts w:ascii="Cambria Math" w:hAnsi="Cambria Math"/>
+                  <w:i/>
+                </w:rPr>
+              </m:ctrlPr>
+            </m:naryPr>
+            <m:sub>
+              <m:r>
+                <w:rPr>
+                  <w:rFonts w:ascii="Cambria Math" w:hAnsi="Cambria Math"/>
+                </w:rPr>
+                <m:t>i=1</m:t>
+              </m:r>
+            </m:sub>
+            <m:sup>
+              <m:r>
+                <w:rPr>
+                  <w:rFonts w:ascii="Cambria Math" w:hAnsi="Cambria Math"/>
+                </w:rPr>
+                <m:t>|Q|</m:t>
+              </m:r>
+            </m:sup>
+            <m:e>
+              <m:f>
+                <m:fPr>
+                  <m:ctrlPr>
+                    <w:rPr>
+                      <w:rFonts w:ascii="Cambria Math" w:hAnsi="Cambria Math"/>
+                      <w:i/>
+                    </w:rPr>
+                  </m:ctrlPr>
+                </m:fPr>
+                <m:num>
+                  <m:r>
+                    <w:rPr>
+                      <w:rFonts w:ascii="Cambria Math" w:hAnsi="Cambria Math"/>
+                    </w:rPr>
+                    <m:t>1</m:t>
+                  </m:r>
+                </m:num>
+                <m:den>
+                  <m:sSub>
+                    <m:sSubPr>
+                      <m:ctrlPr>
+                        <w:rPr>
+                          <w:rFonts w:ascii="Cambria Math" w:hAnsi="Cambria Math"/>
+                          <w:i/>
+                        </w:rPr>
+                      </m:ctrlPr>
+                    </m:sSubPr>
+                    <m:e>
+                      <m:r>
+                        <w:rPr>
+                          <w:rFonts w:ascii="Cambria Math" w:hAnsi="Cambria Math"/>
+                        </w:rPr>
+                        <m:t>rank</m:t>
+                      </m:r>
+                    </m:e>
+                    <m:sub>
+                      <m:r>
+                        <w:rPr>
+                          <w:rFonts w:ascii="Cambria Math" w:hAnsi="Cambria Math"/>
+                        </w:rPr>
+                        <m:t>i</m:t>
+                      </m:r>
+                    </m:sub>
+                  </m:sSub>
+                </m:den>
+              </m:f>
+            </m:e>
+          </m:nary>
+        </m:oMath>
+      </m:oMathPara>
+    </w:p>
+    <w:p>
+      <w:pPr>
+        <w:pStyle w:val="NormalWeb"/>
+        <w:ind w:firstLine="720"/>
+        <w:rPr>
+          <w:rFonts w:asciiTheme="minorHAnsi" w:hAnsiTheme="minorHAnsi"/>
+        </w:rPr>
+      </w:pPr>
+      <w:r>
+        <w:rPr>
+          <w:rFonts w:asciiTheme="minorHAnsi" w:hAnsiTheme="minorHAnsi"/>
+        </w:rPr>
+        <w:t>Where:</w:t>
+      </w:r>
+    </w:p>
+    <w:p>
+      <w:pPr>
+        <w:pStyle w:val="NormalWeb"/>
         <w:numPr>
           <w:ilvl w:val="0"/>
-          <w:numId w:val="11"/>
+          <w:numId w:val="26"/>
+        </w:numPr>
+        <w:rPr>
+          <w:rFonts w:asciiTheme="minorHAnsi" w:hAnsiTheme="minorHAnsi"/>
+        </w:rPr>
+      </w:pPr>
+      <m:oMath>
+        <m:r>
+          <w:rPr>
+            <w:rFonts w:ascii="Cambria Math" w:hAnsi="Cambria Math"/>
+          </w:rPr>
+          <m:t>Q</m:t>
+        </m:r>
+      </m:oMath>
+      <w:r>
+        <w:rPr>
+          <w:rFonts w:asciiTheme="minorHAnsi" w:hAnsiTheme="minorHAnsi"/>
+        </w:rPr>
+        <w:t>is the set of queries,</w:t>
+      </w:r>
+    </w:p>
+    <w:p>
+      <w:pPr>
+        <w:pStyle w:val="NormalWeb"/>
+        <w:numPr>
+          <w:ilvl w:val="0"/>
+          <w:numId w:val="26"/>
+        </w:numPr>
+        <w:rPr>
+          <w:rFonts w:asciiTheme="minorHAnsi" w:hAnsiTheme="minorHAnsi"/>
+        </w:rPr>
+      </w:pPr>
+      <m:oMath>
+        <m:sSub>
+          <m:sSubPr>
+            <m:ctrlPr>
+              <w:rPr>
+                <w:rFonts w:ascii="Cambria Math" w:hAnsi="Cambria Math"/>
+              </w:rPr>
+            </m:ctrlPr>
+          </m:sSubPr>
+          <m:e>
+            <m:r>
+              <m:rPr>
+                <m:nor/>
+              </m:rPr>
+              <w:rPr>
+                <w:rFonts w:asciiTheme="minorHAnsi" w:hAnsiTheme="minorHAnsi"/>
+              </w:rPr>
+              <m:t>rank</m:t>
+            </m:r>
+          </m:e>
+          <m:sub>
+            <m:r>
+              <w:rPr>
+                <w:rFonts w:ascii="Cambria Math" w:hAnsi="Cambria Math"/>
+              </w:rPr>
+              <m:t>i</m:t>
+            </m:r>
+          </m:sub>
+        </m:sSub>
+      </m:oMath>
+      <w:r>
+        <w:rPr>
+          <w:rFonts w:asciiTheme="minorHAnsi" w:hAnsiTheme="minorHAnsi"/>
+        </w:rPr>
+        <w:t xml:space="preserve">is the rank of the first relevant document for query </w:t>
+      </w:r>
+      <m:oMath>
+        <m:r>
+          <w:rPr>
+            <w:rFonts w:ascii="Cambria Math" w:hAnsi="Cambria Math"/>
+          </w:rPr>
+          <m:t>i</m:t>
+        </m:r>
+      </m:oMath>
+      <w:r>
+        <w:rPr>
+          <w:rFonts w:asciiTheme="minorHAnsi" w:hAnsiTheme="minorHAnsi"/>
+        </w:rPr>
+        <w:t>.</w:t>
+      </w:r>
+    </w:p>
+    <w:p>
+      <w:r>
+        <w:rPr>
+          <w:lang w:eastAsia="en-GB"/>
+        </w:rPr>
+        <w:t xml:space="preserve">If the document is not found within the top </w:t>
+      </w:r>
+      <w:r>
+        <w:rPr>
+          <w:i/>
+          <w:iCs/>
+          <w:lang w:eastAsia="en-GB"/>
+        </w:rPr>
+        <w:t>k</w:t>
+      </w:r>
+      <w:r>
+        <w:rPr>
+          <w:lang w:eastAsia="en-GB"/>
+        </w:rPr>
+        <w:t xml:space="preserve"> results, the score for that query is 0.</w:t>
+      </w:r>
+      <w:r>
+        <w:rPr>
+          <w:lang w:eastAsia="en-GB"/>
+        </w:rPr>
+        <w:t xml:space="preserve"> </w:t>
+      </w:r>
+      <w:r>
+        <w:rPr>
+          <w:lang w:eastAsia="en-GB"/>
+        </w:rPr>
+        <w:t xml:space="preserve">The use of MRR is specifically justified for known-item tasks where the user is searching for a single target document within the corpus </w:t>
+      </w:r>
+      <w:sdt>
+        <w:sdtPr>
+          <w:rPr>
+            <w:lang w:eastAsia="en-GB"/>
+          </w:rPr>
+          <w:id w:val="913277472"/>
+          <w:citation/>
+        </w:sdtPr>
+        <w:sdtContent>
+          <w:r>
+            <w:rPr>
+              <w:lang w:eastAsia="en-GB"/>
+            </w:rPr>
+            <w:fldChar w:fldCharType="begin"/>
+          </w:r>
+          <w:r>
+            <w:rPr>
+              <w:b/>
+              <w:bCs/>
+              <w:lang w:eastAsia="en-GB"/>
+            </w:rPr>
+            <w:instrText xml:space="preserve"> CITATION Voo99 \l 2057 </w:instrText>
+          </w:r>
+          <w:r>
+            <w:rPr>
+              <w:lang w:eastAsia="en-GB"/>
+            </w:rPr>
+            <w:fldChar w:fldCharType="separate"/>
+          </w:r>
+          <w:r>
+            <w:rPr>
+              <w:noProof/>
+              <w:lang w:eastAsia="en-GB"/>
+            </w:rPr>
+            <w:t>(Voorhees, 1999)</w:t>
+          </w:r>
+          <w:r>
+            <w:rPr>
+              <w:lang w:eastAsia="en-GB"/>
+            </w:rPr>
+            <w:fldChar w:fldCharType="end"/>
+          </w:r>
+        </w:sdtContent>
+      </w:sdt>
+      <w:r>
+        <w:rPr>
+          <w:lang w:eastAsia="en-GB"/>
+        </w:rPr>
+        <w:t>.</w:t>
+      </w:r>
+    </w:p>
+    <w:p>
+      <w:pPr>
+        <w:pStyle w:val="Heading3"/>
+      </w:pPr>
+      <w:r>
+        <w:t xml:space="preserve">3.5.2 </w:t>
+      </w:r>
+      <w:r>
+        <w:t>Semantic Task Evaluation: Normalized Discounted Cumulative Gain (NDCG)</w:t>
+      </w:r>
+    </w:p>
+    <w:p>
+      <w:pPr>
+        <w:spacing w:after="0" w:line="240" w:lineRule="auto"/>
+      </w:pPr>
+      <w:r>
+        <w:t>For informational queries where multiple artworks may be relevant, NDCG@10 is utilized. This metric accounts for both the relevance of the documents and their position in the result set, penalizing the system if it ranks highly relevant documents lower</w:t>
+      </w:r>
+      <w:r>
+        <w:t xml:space="preserve"> </w:t>
+      </w:r>
+      <w:sdt>
+        <w:sdtPr>
+          <w:id w:val="1551727268"/>
+          <w:citation/>
+        </w:sdtPr>
+        <w:sdtContent>
+          <w:r>
+            <w:fldChar w:fldCharType="begin"/>
+          </w:r>
+          <w:r>
+            <w:instrText xml:space="preserve">CITATION Kal02 \l 2057 </w:instrText>
+          </w:r>
+          <w:r>
+            <w:fldChar w:fldCharType="separate"/>
+          </w:r>
+          <w:r>
+            <w:rPr>
+              <w:noProof/>
+            </w:rPr>
+            <w:t>(Järvelin &amp; Kekäläinen, 2002)</w:t>
+          </w:r>
+          <w:r>
+            <w:fldChar w:fldCharType="end"/>
+          </w:r>
+        </w:sdtContent>
+      </w:sdt>
+      <w:r>
+        <w:t>.</w:t>
+      </w:r>
+    </w:p>
+    <w:p>
+      <w:pPr>
+        <w:spacing w:after="0" w:line="240" w:lineRule="auto"/>
+      </w:pPr>
+      <w:r>
+        <w:t>The calculation begins with Discounted Cumulative Gain (DCG):</w:t>
+      </w:r>
+    </w:p>
+    <w:p>
+      <w:pPr>
+        <w:spacing w:after="0" w:line="240" w:lineRule="auto"/>
+      </w:pPr>
+    </w:p>
+    <w:p>
+      <w:pPr>
+        <w:spacing w:after="0" w:line="240" w:lineRule="auto"/>
+        <w:rPr>
+          <w:sz w:val="24"/>
+          <w:szCs w:val="24"/>
+        </w:rPr>
+      </w:pPr>
+      <m:oMathPara>
+        <m:oMath>
+          <m:r>
+            <w:rPr>
+              <w:rFonts w:ascii="Cambria Math" w:hAnsi="Cambria Math"/>
+              <w:sz w:val="24"/>
+              <w:szCs w:val="24"/>
+            </w:rPr>
+            <m:t xml:space="preserve">DCGₚ = </m:t>
+          </m:r>
+          <m:nary>
+            <m:naryPr>
+              <m:chr m:val="∑"/>
+              <m:limLoc m:val="undOvr"/>
+              <m:ctrlPr>
+                <w:rPr>
+                  <w:rFonts w:ascii="Cambria Math" w:hAnsi="Cambria Math"/>
+                  <w:i/>
+                  <w:sz w:val="24"/>
+                  <w:szCs w:val="24"/>
+                </w:rPr>
+              </m:ctrlPr>
+            </m:naryPr>
+            <m:sub>
+              <m:r>
+                <w:rPr>
+                  <w:rFonts w:ascii="Cambria Math" w:hAnsi="Cambria Math"/>
+                  <w:sz w:val="24"/>
+                  <w:szCs w:val="24"/>
+                </w:rPr>
+                <m:t>i=1</m:t>
+              </m:r>
+            </m:sub>
+            <m:sup>
+              <m:r>
+                <w:rPr>
+                  <w:rFonts w:ascii="Cambria Math" w:hAnsi="Cambria Math"/>
+                  <w:sz w:val="24"/>
+                  <w:szCs w:val="24"/>
+                </w:rPr>
+                <m:t>p</m:t>
+              </m:r>
+            </m:sup>
+            <m:e>
+              <m:f>
+                <m:fPr>
+                  <m:ctrlPr>
+                    <w:rPr>
+                      <w:rFonts w:ascii="Cambria Math" w:hAnsi="Cambria Math"/>
+                      <w:i/>
+                      <w:sz w:val="24"/>
+                      <w:szCs w:val="24"/>
+                    </w:rPr>
+                  </m:ctrlPr>
+                </m:fPr>
+                <m:num>
+                  <m:r>
+                    <w:rPr>
+                      <w:rFonts w:ascii="Cambria Math" w:hAnsi="Cambria Math"/>
+                      <w:sz w:val="24"/>
+                      <w:szCs w:val="24"/>
+                    </w:rPr>
+                    <m:t xml:space="preserve">relᵢ </m:t>
+                  </m:r>
+                </m:num>
+                <m:den>
+                  <m:r>
+                    <w:rPr>
+                      <w:rFonts w:ascii="Cambria Math" w:hAnsi="Cambria Math"/>
+                      <w:sz w:val="24"/>
+                      <w:szCs w:val="24"/>
+                    </w:rPr>
+                    <m:t xml:space="preserve"> log₂(i + 1)</m:t>
+                  </m:r>
+                </m:den>
+              </m:f>
+            </m:e>
+          </m:nary>
+        </m:oMath>
+      </m:oMathPara>
+    </w:p>
+    <w:p>
+      <w:pPr>
+        <w:spacing w:after="0" w:line="240" w:lineRule="auto"/>
+        <w:ind w:firstLine="720"/>
+      </w:pPr>
+      <w:r>
+        <w:t>Where:</w:t>
+      </w:r>
+    </w:p>
+    <w:p>
+      <w:pPr>
+        <w:numPr>
+          <w:ilvl w:val="0"/>
+          <w:numId w:val="33"/>
+        </w:numPr>
+        <w:tabs>
+          <w:tab w:val="num" w:pos="720"/>
+        </w:tabs>
+        <w:spacing w:after="0" w:line="240" w:lineRule="auto"/>
+      </w:pPr>
+      <m:oMath>
+        <m:r>
+          <w:rPr>
+            <w:rFonts w:ascii="Cambria Math" w:hAnsi="Cambria Math"/>
+          </w:rPr>
+          <m:t>re</m:t>
+        </m:r>
+        <m:sSub>
+          <m:sSubPr>
+            <m:ctrlPr>
+              <w:rPr>
+                <w:rFonts w:ascii="Cambria Math" w:hAnsi="Cambria Math"/>
+              </w:rPr>
+            </m:ctrlPr>
+          </m:sSubPr>
+          <m:e>
+            <m:r>
+              <w:rPr>
+                <w:rFonts w:ascii="Cambria Math" w:hAnsi="Cambria Math"/>
+              </w:rPr>
+              <m:t>l</m:t>
+            </m:r>
+          </m:e>
+          <m:sub>
+            <m:r>
+              <w:rPr>
+                <w:rFonts w:ascii="Cambria Math" w:hAnsi="Cambria Math"/>
+              </w:rPr>
+              <m:t>i</m:t>
+            </m:r>
+          </m:sub>
+        </m:sSub>
+      </m:oMath>
+      <w:r>
+        <w:t xml:space="preserve"> </w:t>
+      </w:r>
+      <w:r>
+        <w:t xml:space="preserve">is the relevance score of the document at rank </w:t>
+      </w:r>
+      <m:oMath>
+        <m:r>
+          <w:rPr>
+            <w:rFonts w:ascii="Cambria Math" w:hAnsi="Cambria Math"/>
+          </w:rPr>
+          <m:t>i</m:t>
+        </m:r>
+      </m:oMath>
+      <w:r>
+        <w:t>,</w:t>
+      </w:r>
+    </w:p>
+    <w:p>
+      <w:pPr>
+        <w:numPr>
+          <w:ilvl w:val="0"/>
+          <w:numId w:val="33"/>
+        </w:numPr>
+        <w:tabs>
+          <w:tab w:val="num" w:pos="720"/>
+        </w:tabs>
+        <w:spacing w:after="0" w:line="240" w:lineRule="auto"/>
+      </w:pPr>
+      <m:oMath>
+        <m:r>
+          <w:rPr>
+            <w:rFonts w:ascii="Cambria Math" w:hAnsi="Cambria Math"/>
+          </w:rPr>
+          <m:t>IDC</m:t>
+        </m:r>
+        <m:sSub>
+          <m:sSubPr>
+            <m:ctrlPr>
+              <w:rPr>
+                <w:rFonts w:ascii="Cambria Math" w:hAnsi="Cambria Math"/>
+              </w:rPr>
+            </m:ctrlPr>
+          </m:sSubPr>
+          <m:e>
+            <m:r>
+              <w:rPr>
+                <w:rFonts w:ascii="Cambria Math" w:hAnsi="Cambria Math"/>
+              </w:rPr>
+              <m:t>G</m:t>
+            </m:r>
+          </m:e>
+          <m:sub>
+            <m:r>
+              <w:rPr>
+                <w:rFonts w:ascii="Cambria Math" w:hAnsi="Cambria Math"/>
+              </w:rPr>
+              <m:t>p</m:t>
+            </m:r>
+          </m:sub>
+        </m:sSub>
+      </m:oMath>
+      <w:r>
+        <w:t xml:space="preserve"> </w:t>
+      </w:r>
+      <w:r>
+        <w:t>is the ideal DCG@p, i.e., the maximum possible DCG given the relevant documents</w:t>
+      </w:r>
+      <w:r>
+        <w:t>.</w:t>
+      </w:r>
+    </w:p>
+    <w:p>
+      <w:pPr>
+        <w:spacing w:after="0" w:line="240" w:lineRule="auto"/>
+      </w:pPr>
+    </w:p>
+    <w:p>
+      <w:pPr>
+        <w:spacing w:after="0" w:line="240" w:lineRule="auto"/>
+      </w:pPr>
+      <w:r>
+        <w:t>To obtain the Normalized score (NDCG), the $DCG$ is divided by the Ideal DCG (IDCG), which is the score achieved by a perfect ranking of the known relevant documents:</w:t>
+      </w:r>
+    </w:p>
+    <w:p>
+      <w:pPr>
+        <w:spacing w:after="0" w:line="240" w:lineRule="auto"/>
+      </w:pPr>
+    </w:p>
+    <w:p>
+      <w:pPr>
+        <w:spacing w:after="0" w:line="240" w:lineRule="auto"/>
+        <w:rPr>
+          <w:rFonts w:ascii="Times New Roman" w:eastAsia="Times New Roman" w:hAnsi="Times New Roman" w:cs="Times New Roman"/>
+          <w:sz w:val="24"/>
+          <w:szCs w:val="24"/>
+          <w:lang w:eastAsia="en-GB"/>
+        </w:rPr>
+      </w:pPr>
+      <m:oMathPara>
+        <m:oMath>
+          <m:sSub>
+            <m:sSubPr>
+              <m:ctrlPr>
+                <w:rPr>
+                  <w:rFonts w:ascii="Cambria Math" w:eastAsia="Times New Roman" w:hAnsi="Cambria Math" w:cs="Times New Roman"/>
+                  <w:sz w:val="24"/>
+                  <w:szCs w:val="24"/>
+                  <w:lang w:eastAsia="en-GB"/>
+                </w:rPr>
+              </m:ctrlPr>
+            </m:sSubPr>
+            <m:e>
+              <m:r>
+                <m:rPr>
+                  <m:nor/>
+                </m:rPr>
+                <w:rPr>
+                  <w:rFonts w:ascii="Times New Roman" w:eastAsia="Times New Roman" w:hAnsi="Times New Roman" w:cs="Times New Roman"/>
+                  <w:sz w:val="24"/>
+                  <w:szCs w:val="24"/>
+                  <w:lang w:eastAsia="en-GB"/>
+                </w:rPr>
+                <m:t>NDCG</m:t>
+              </m:r>
+            </m:e>
+            <m:sub>
+              <m:r>
+                <w:rPr>
+                  <w:rFonts w:ascii="Cambria Math" w:eastAsia="Times New Roman" w:hAnsi="Cambria Math" w:cs="Times New Roman"/>
+                  <w:sz w:val="24"/>
+                  <w:szCs w:val="24"/>
+                  <w:lang w:eastAsia="en-GB"/>
+                </w:rPr>
+                <m:t>p</m:t>
+              </m:r>
+            </m:sub>
+          </m:sSub>
+          <m:r>
+            <w:rPr>
+              <w:rFonts w:ascii="Cambria Math" w:eastAsia="Times New Roman" w:hAnsi="Cambria Math" w:cs="Times New Roman"/>
+              <w:sz w:val="24"/>
+              <w:szCs w:val="24"/>
+              <w:lang w:eastAsia="en-GB"/>
+            </w:rPr>
+            <m:t>=</m:t>
+          </m:r>
+          <m:f>
+            <m:fPr>
+              <m:ctrlPr>
+                <w:rPr>
+                  <w:rFonts w:ascii="Cambria Math" w:eastAsia="Times New Roman" w:hAnsi="Cambria Math" w:cs="Times New Roman"/>
+                  <w:sz w:val="24"/>
+                  <w:szCs w:val="24"/>
+                  <w:lang w:eastAsia="en-GB"/>
+                </w:rPr>
+              </m:ctrlPr>
+            </m:fPr>
+            <m:num>
+              <m:sSub>
+                <m:sSubPr>
+                  <m:ctrlPr>
+                    <w:rPr>
+                      <w:rFonts w:ascii="Cambria Math" w:eastAsia="Times New Roman" w:hAnsi="Cambria Math" w:cs="Times New Roman"/>
+                      <w:sz w:val="24"/>
+                      <w:szCs w:val="24"/>
+                      <w:lang w:eastAsia="en-GB"/>
+                    </w:rPr>
+                  </m:ctrlPr>
+                </m:sSubPr>
+                <m:e>
+                  <m:r>
+                    <m:rPr>
+                      <m:nor/>
+                    </m:rPr>
+                    <w:rPr>
+                      <w:rFonts w:ascii="Times New Roman" w:eastAsia="Times New Roman" w:hAnsi="Times New Roman" w:cs="Times New Roman"/>
+                      <w:sz w:val="24"/>
+                      <w:szCs w:val="24"/>
+                      <w:lang w:eastAsia="en-GB"/>
+                    </w:rPr>
+                    <m:t>DCG</m:t>
+                  </m:r>
+                </m:e>
+                <m:sub>
+                  <m:r>
+                    <w:rPr>
+                      <w:rFonts w:ascii="Cambria Math" w:eastAsia="Times New Roman" w:hAnsi="Cambria Math" w:cs="Times New Roman"/>
+                      <w:sz w:val="24"/>
+                      <w:szCs w:val="24"/>
+                      <w:lang w:eastAsia="en-GB"/>
+                    </w:rPr>
+                    <m:t>p</m:t>
+                  </m:r>
+                </m:sub>
+              </m:sSub>
+            </m:num>
+            <m:den>
+              <m:sSub>
+                <m:sSubPr>
+                  <m:ctrlPr>
+                    <w:rPr>
+                      <w:rFonts w:ascii="Cambria Math" w:eastAsia="Times New Roman" w:hAnsi="Cambria Math" w:cs="Times New Roman"/>
+                      <w:sz w:val="24"/>
+                      <w:szCs w:val="24"/>
+                      <w:lang w:eastAsia="en-GB"/>
+                    </w:rPr>
+                  </m:ctrlPr>
+                </m:sSubPr>
+                <m:e>
+                  <m:r>
+                    <m:rPr>
+                      <m:nor/>
+                    </m:rPr>
+                    <w:rPr>
+                      <w:rFonts w:ascii="Times New Roman" w:eastAsia="Times New Roman" w:hAnsi="Times New Roman" w:cs="Times New Roman"/>
+                      <w:sz w:val="24"/>
+                      <w:szCs w:val="24"/>
+                      <w:lang w:eastAsia="en-GB"/>
+                    </w:rPr>
+                    <m:t>IDCG</m:t>
+                  </m:r>
+                </m:e>
+                <m:sub>
+                  <m:r>
+                    <w:rPr>
+                      <w:rFonts w:ascii="Cambria Math" w:eastAsia="Times New Roman" w:hAnsi="Cambria Math" w:cs="Times New Roman"/>
+                      <w:sz w:val="24"/>
+                      <w:szCs w:val="24"/>
+                      <w:lang w:eastAsia="en-GB"/>
+                    </w:rPr>
+                    <m:t>p</m:t>
+                  </m:r>
+                </m:sub>
+              </m:sSub>
+            </m:den>
+          </m:f>
+          <m:r>
+            <w:rPr>
+              <w:rFonts w:ascii="Cambria Math" w:eastAsia="Times New Roman" w:hAnsi="Cambria Math" w:cs="Times New Roman"/>
+              <w:sz w:val="24"/>
+              <w:szCs w:val="24"/>
+              <w:lang w:eastAsia="en-GB"/>
+            </w:rPr>
+            <w:br/>
+          </m:r>
+        </m:oMath>
+      </m:oMathPara>
+    </w:p>
+    <w:p>
+      <w:pPr>
+        <w:spacing w:before="100" w:beforeAutospacing="1" w:after="100" w:afterAutospacing="1" w:line="240" w:lineRule="auto"/>
+        <w:ind w:firstLine="720"/>
+        <w:rPr>
+          <w:rFonts w:eastAsia="Times New Roman" w:cs="Times New Roman"/>
+          <w:sz w:val="24"/>
+          <w:szCs w:val="24"/>
+          <w:lang w:eastAsia="en-GB"/>
+        </w:rPr>
+      </w:pPr>
+      <w:r>
+        <w:rPr>
+          <w:rFonts w:eastAsia="Times New Roman" w:cs="Times New Roman"/>
+          <w:sz w:val="24"/>
+          <w:szCs w:val="24"/>
+          <w:lang w:eastAsia="en-GB"/>
+        </w:rPr>
+        <w:lastRenderedPageBreak/>
+        <w:t>Where:</w:t>
+      </w:r>
+    </w:p>
+    <w:p>
+      <w:pPr>
+        <w:pStyle w:val="ListParagraph"/>
+        <w:numPr>
+          <w:ilvl w:val="0"/>
+          <w:numId w:val="23"/>
+        </w:numPr>
+        <w:spacing w:before="100" w:beforeAutospacing="1" w:after="100" w:afterAutospacing="1" w:line="240" w:lineRule="auto"/>
+        <w:rPr>
+          <w:rFonts w:eastAsia="Times New Roman" w:cs="Times New Roman"/>
+          <w:sz w:val="24"/>
+          <w:szCs w:val="24"/>
+          <w:lang w:eastAsia="en-GB"/>
+        </w:rPr>
+      </w:pPr>
+      <m:oMath>
+        <m:r>
+          <w:rPr>
+            <w:rFonts w:ascii="Cambria Math" w:eastAsia="Times New Roman" w:hAnsi="Cambria Math" w:cs="Times New Roman"/>
+            <w:sz w:val="24"/>
+            <w:szCs w:val="24"/>
+            <w:lang w:eastAsia="en-GB"/>
+          </w:rPr>
+          <m:t>p</m:t>
+        </m:r>
+      </m:oMath>
+      <w:r>
+        <w:rPr>
+          <w:rFonts w:eastAsia="Times New Roman" w:cs="Times New Roman"/>
+          <w:sz w:val="24"/>
+          <w:szCs w:val="24"/>
+          <w:lang w:eastAsia="en-GB"/>
+        </w:rPr>
+        <w:t xml:space="preserve"> </w:t>
+      </w:r>
+      <w:r>
+        <w:rPr>
+          <w:rFonts w:eastAsia="Times New Roman" w:cs="Times New Roman"/>
+          <w:sz w:val="24"/>
+          <w:szCs w:val="24"/>
+          <w:lang w:eastAsia="en-GB"/>
+        </w:rPr>
+        <w:t>is the cutoff rank</w:t>
+      </w:r>
+      <w:r>
+        <w:rPr>
+          <w:rFonts w:eastAsia="Times New Roman" w:cs="Times New Roman"/>
+          <w:sz w:val="24"/>
+          <w:szCs w:val="24"/>
+          <w:lang w:eastAsia="en-GB"/>
+        </w:rPr>
+        <w:t>,</w:t>
+      </w:r>
+    </w:p>
+    <w:p>
+      <w:pPr>
+        <w:pStyle w:val="ListParagraph"/>
+        <w:numPr>
+          <w:ilvl w:val="0"/>
+          <w:numId w:val="23"/>
+        </w:numPr>
+        <w:spacing w:before="100" w:beforeAutospacing="1" w:after="100" w:afterAutospacing="1" w:line="240" w:lineRule="auto"/>
+        <w:rPr>
+          <w:rFonts w:eastAsia="Times New Roman" w:cs="Times New Roman"/>
+          <w:sz w:val="24"/>
+          <w:szCs w:val="24"/>
+          <w:lang w:eastAsia="en-GB"/>
+        </w:rPr>
+      </w:pPr>
+      <m:oMath>
+        <m:sSub>
+          <m:sSubPr>
+            <m:ctrlPr>
+              <w:rPr>
+                <w:rFonts w:ascii="Cambria Math" w:eastAsia="Times New Roman" w:hAnsi="Cambria Math" w:cs="Times New Roman"/>
+                <w:sz w:val="24"/>
+                <w:szCs w:val="24"/>
+                <w:lang w:eastAsia="en-GB"/>
+              </w:rPr>
+            </m:ctrlPr>
+          </m:sSubPr>
+          <m:e>
+            <m:r>
+              <m:rPr>
+                <m:nor/>
+              </m:rPr>
+              <w:rPr>
+                <w:rFonts w:eastAsia="Times New Roman" w:cs="Times New Roman"/>
+                <w:sz w:val="24"/>
+                <w:szCs w:val="24"/>
+                <w:lang w:eastAsia="en-GB"/>
+              </w:rPr>
+              <m:t>rel</m:t>
+            </m:r>
+          </m:e>
+          <m:sub>
+            <m:r>
+              <w:rPr>
+                <w:rFonts w:ascii="Cambria Math" w:eastAsia="Times New Roman" w:hAnsi="Cambria Math" w:cs="Times New Roman"/>
+                <w:sz w:val="24"/>
+                <w:szCs w:val="24"/>
+                <w:lang w:eastAsia="en-GB"/>
+              </w:rPr>
+              <m:t>i</m:t>
+            </m:r>
+          </m:sub>
+        </m:sSub>
+      </m:oMath>
+      <w:r>
+        <w:rPr>
+          <w:rFonts w:eastAsia="Times New Roman" w:cs="Times New Roman"/>
+          <w:sz w:val="24"/>
+          <w:szCs w:val="24"/>
+          <w:lang w:eastAsia="en-GB"/>
+        </w:rPr>
+        <w:t xml:space="preserve">is the relevance score of the document at rank </w:t>
+      </w:r>
+      <m:oMath>
+        <m:r>
+          <w:rPr>
+            <w:rFonts w:ascii="Cambria Math" w:eastAsia="Times New Roman" w:hAnsi="Cambria Math" w:cs="Times New Roman"/>
+            <w:sz w:val="24"/>
+            <w:szCs w:val="24"/>
+            <w:lang w:eastAsia="en-GB"/>
+          </w:rPr>
+          <m:t>i</m:t>
+        </m:r>
+      </m:oMath>
+      <w:r>
+        <w:rPr>
+          <w:rFonts w:eastAsia="Times New Roman" w:cs="Times New Roman"/>
+          <w:sz w:val="24"/>
+          <w:szCs w:val="24"/>
+          <w:lang w:eastAsia="en-GB"/>
+        </w:rPr>
+        <w:t>.</w:t>
+      </w:r>
+    </w:p>
+    <w:p>
+      <w:pPr>
+        <w:pStyle w:val="ListParagraph"/>
+        <w:numPr>
+          <w:ilvl w:val="0"/>
+          <w:numId w:val="23"/>
+        </w:numPr>
+        <w:spacing w:before="100" w:beforeAutospacing="1" w:after="100" w:afterAutospacing="1" w:line="240" w:lineRule="auto"/>
+        <w:rPr>
+          <w:rFonts w:eastAsia="Times New Roman" w:cs="Times New Roman"/>
+          <w:sz w:val="24"/>
+          <w:szCs w:val="24"/>
+          <w:lang w:eastAsia="en-GB"/>
+        </w:rPr>
+      </w:pPr>
+      <m:oMath>
+        <m:sSub>
+          <m:sSubPr>
+            <m:ctrlPr>
+              <w:rPr>
+                <w:rFonts w:ascii="Cambria Math" w:eastAsia="Times New Roman" w:hAnsi="Cambria Math" w:cs="Times New Roman"/>
+                <w:sz w:val="24"/>
+                <w:szCs w:val="24"/>
+                <w:lang w:eastAsia="en-GB"/>
+              </w:rPr>
+            </m:ctrlPr>
+          </m:sSubPr>
+          <m:e>
+            <m:r>
+              <m:rPr>
+                <m:nor/>
+              </m:rPr>
+              <w:rPr>
+                <w:rFonts w:eastAsia="Times New Roman" w:cs="Times New Roman"/>
+                <w:sz w:val="24"/>
+                <w:szCs w:val="24"/>
+                <w:lang w:eastAsia="en-GB"/>
+              </w:rPr>
+              <m:t>IDCG</m:t>
+            </m:r>
+          </m:e>
+          <m:sub>
+            <m:r>
+              <w:rPr>
+                <w:rFonts w:ascii="Cambria Math" w:eastAsia="Times New Roman" w:hAnsi="Cambria Math" w:cs="Times New Roman"/>
+                <w:sz w:val="24"/>
+                <w:szCs w:val="24"/>
+                <w:lang w:eastAsia="en-GB"/>
+              </w:rPr>
+              <m:t>p</m:t>
+            </m:r>
+          </m:sub>
+        </m:sSub>
+      </m:oMath>
+      <w:r>
+        <w:rPr>
+          <w:rFonts w:eastAsia="Times New Roman" w:cs="Times New Roman"/>
+          <w:sz w:val="24"/>
+          <w:szCs w:val="24"/>
+          <w:lang w:eastAsia="en-GB"/>
+        </w:rPr>
+        <w:t>is the ideal DCG@p (maximum possible DCG given the relevant documents).</w:t>
+      </w:r>
+    </w:p>
+    <w:p>
+      <w:pPr>
+        <w:spacing w:after="0" w:line="240" w:lineRule="auto"/>
+        <w:rPr>
+          <w:rFonts w:ascii="Times New Roman" w:eastAsia="Times New Roman" w:hAnsi="Times New Roman" w:cs="Times New Roman"/>
+          <w:sz w:val="24"/>
+          <w:szCs w:val="24"/>
+          <w:lang w:eastAsia="en-GB"/>
+        </w:rPr>
+      </w:pPr>
+      <w:r>
+        <w:rPr>
+          <w:rFonts w:ascii="Times New Roman" w:eastAsia="Times New Roman" w:hAnsi="Times New Roman" w:cs="Times New Roman"/>
+          <w:sz w:val="24"/>
+          <w:szCs w:val="24"/>
+          <w:lang w:eastAsia="en-GB"/>
+        </w:rPr>
+        <w:t>Binary relevance (where</w:t>
+      </w:r>
+      <w:r>
+        <w:rPr>
+          <w:rFonts w:ascii="Times New Roman" w:eastAsia="Times New Roman" w:hAnsi="Times New Roman" w:cs="Times New Roman"/>
+          <w:sz w:val="24"/>
+          <w:szCs w:val="24"/>
+          <w:lang w:eastAsia="en-GB"/>
+        </w:rPr>
+        <w:t xml:space="preserve"> </w:t>
+      </w:r>
+      <m:oMath>
+        <m:r>
+          <w:rPr>
+            <w:rFonts w:ascii="Cambria Math" w:eastAsia="Times New Roman" w:hAnsi="Cambria Math" w:cs="Times New Roman"/>
+            <w:sz w:val="24"/>
+            <w:szCs w:val="24"/>
+            <w:lang w:eastAsia="en-GB"/>
+          </w:rPr>
+          <m:t>re</m:t>
+        </m:r>
+        <m:sSub>
+          <m:sSubPr>
+            <m:ctrlPr>
+              <w:rPr>
+                <w:rFonts w:ascii="Cambria Math" w:eastAsia="Times New Roman" w:hAnsi="Cambria Math" w:cs="Times New Roman"/>
+                <w:i/>
+                <w:sz w:val="24"/>
+                <w:szCs w:val="24"/>
+                <w:lang w:eastAsia="en-GB"/>
+              </w:rPr>
+            </m:ctrlPr>
+          </m:sSubPr>
+          <m:e>
+            <m:r>
+              <w:rPr>
+                <w:rFonts w:ascii="Cambria Math" w:eastAsia="Times New Roman" w:hAnsi="Cambria Math" w:cs="Times New Roman"/>
+                <w:sz w:val="24"/>
+                <w:szCs w:val="24"/>
+                <w:lang w:eastAsia="en-GB"/>
+              </w:rPr>
+              <m:t>l</m:t>
+            </m:r>
+          </m:e>
+          <m:sub>
+            <m:r>
+              <w:rPr>
+                <w:rFonts w:ascii="Cambria Math" w:eastAsia="Times New Roman" w:hAnsi="Cambria Math" w:cs="Times New Roman"/>
+                <w:sz w:val="24"/>
+                <w:szCs w:val="24"/>
+                <w:lang w:eastAsia="en-GB"/>
+              </w:rPr>
+              <m:t>i</m:t>
+            </m:r>
+          </m:sub>
+        </m:sSub>
+        <m:r>
+          <w:rPr>
+            <w:rFonts w:ascii="Cambria Math" w:eastAsia="Times New Roman" w:hAnsi="Cambria Math" w:cs="Times New Roman"/>
+            <w:sz w:val="24"/>
+            <w:szCs w:val="24"/>
+            <w:lang w:eastAsia="en-GB"/>
+          </w:rPr>
+          <m:t>∈</m:t>
+        </m:r>
+        <m:r>
+          <m:rPr>
+            <m:lit/>
+          </m:rPr>
+          <w:rPr>
+            <w:rFonts w:ascii="Cambria Math" w:eastAsia="Times New Roman" w:hAnsi="Cambria Math" w:cs="Times New Roman"/>
+            <w:sz w:val="24"/>
+            <w:szCs w:val="24"/>
+            <w:lang w:eastAsia="en-GB"/>
+          </w:rPr>
+          <m:t>{</m:t>
+        </m:r>
+        <m:r>
+          <w:rPr>
+            <w:rFonts w:ascii="Cambria Math" w:eastAsia="Times New Roman" w:hAnsi="Cambria Math" w:cs="Times New Roman"/>
+            <w:sz w:val="24"/>
+            <w:szCs w:val="24"/>
+            <w:lang w:eastAsia="en-GB"/>
+          </w:rPr>
+          <m:t>0,1</m:t>
+        </m:r>
+        <m:r>
+          <m:rPr>
+            <m:lit/>
+          </m:rPr>
+          <w:rPr>
+            <w:rFonts w:ascii="Cambria Math" w:eastAsia="Times New Roman" w:hAnsi="Cambria Math" w:cs="Times New Roman"/>
+            <w:sz w:val="24"/>
+            <w:szCs w:val="24"/>
+            <w:lang w:eastAsia="en-GB"/>
+          </w:rPr>
+          <m:t>}</m:t>
+        </m:r>
+      </m:oMath>
+      <w:r>
+        <w:rPr>
+          <w:rFonts w:ascii="Times New Roman" w:eastAsia="Times New Roman" w:hAnsi="Times New Roman" w:cs="Times New Roman"/>
+          <w:sz w:val="24"/>
+          <w:szCs w:val="24"/>
+          <w:lang w:eastAsia="en-GB"/>
+        </w:rPr>
+        <w:t>) is employed for the current evaluation suite, providing a conservative but clear baseline for the engine's semantic accuracy.</w:t>
+      </w:r>
+    </w:p>
+    <w:p>
+      <w:pPr>
+        <w:pStyle w:val="Heading1"/>
+      </w:pPr>
+      <w:r>
+        <w:t>4. Workplan and Teamwork</w:t>
+      </w:r>
+    </w:p>
+    <w:p>
+      <w:r>
+        <w:t>The project development is divided into four phases across a 4-week timeline. To ensure efficient delivery, the offline indexing pipeline and the online frontend development will be paralleli</w:t>
+      </w:r>
+      <w:r>
+        <w:t>s</w:t>
+      </w:r>
+      <w:r>
+        <w:t>ed. Team responsibilities have been assigned based on architectural boundaries to minimise integration blockers.</w:t>
+      </w:r>
+    </w:p>
+    <w:tbl>
+      <w:tblPr>
+        <w:tblStyle w:val="TableGrid"/>
+        <w:tblW w:w="0" w:type="auto"/>
+        <w:tblLook w:val="04A0" w:firstRow="1" w:lastRow="0" w:firstColumn="1" w:lastColumn="0" w:noHBand="0" w:noVBand="1"/>
+      </w:tblPr>
+      <w:tblGrid>
+        <w:gridCol w:w="1235"/>
+        <w:gridCol w:w="2067"/>
+        <w:gridCol w:w="5554"/>
+      </w:tblGrid>
+      <w:tr>
+        <w:tc>
+          <w:tcPr>
+            <w:tcW w:w="0" w:type="auto"/>
+            <w:hideMark/>
+          </w:tcPr>
+          <w:p>
+            <w:pPr>
+              <w:rPr>
+                <w:b/>
+                <w:bCs/>
+              </w:rPr>
+            </w:pPr>
+            <w:r>
+              <w:rPr>
+                <w:b/>
+                <w:bCs/>
+              </w:rPr>
+              <w:t>Member</w:t>
+            </w:r>
+          </w:p>
+        </w:tc>
+        <w:tc>
+          <w:tcPr>
+            <w:tcW w:w="0" w:type="auto"/>
+            <w:hideMark/>
+          </w:tcPr>
+          <w:p>
+            <w:pPr>
+              <w:rPr>
+                <w:b/>
+                <w:bCs/>
+              </w:rPr>
+            </w:pPr>
+            <w:r>
+              <w:rPr>
+                <w:b/>
+                <w:bCs/>
+              </w:rPr>
+              <w:t>Primary Responsibilities</w:t>
+            </w:r>
+          </w:p>
+        </w:tc>
+        <w:tc>
+          <w:tcPr>
+            <w:tcW w:w="0" w:type="auto"/>
+            <w:hideMark/>
+          </w:tcPr>
+          <w:p>
+            <w:pPr>
+              <w:rPr>
+                <w:b/>
+                <w:bCs/>
+              </w:rPr>
+            </w:pPr>
+            <w:r>
+              <w:rPr>
+                <w:b/>
+                <w:bCs/>
+              </w:rPr>
+              <w:t>Deliverables</w:t>
+            </w:r>
+          </w:p>
+        </w:tc>
+      </w:tr>
+      <w:tr>
+        <w:tc>
+          <w:tcPr>
+            <w:tcW w:w="0" w:type="auto"/>
+            <w:hideMark/>
+          </w:tcPr>
+          <w:p>
+            <w:pPr>
+              <w:rPr>
+                <w:b/>
+                <w:bCs/>
+              </w:rPr>
+            </w:pPr>
+            <w:r>
+              <w:rPr>
+                <w:b/>
+                <w:bCs/>
+              </w:rPr>
+              <w:t>Rohan Burman</w:t>
+            </w:r>
+          </w:p>
+        </w:tc>
+        <w:tc>
+          <w:tcPr>
+            <w:tcW w:w="0" w:type="auto"/>
+            <w:hideMark/>
+          </w:tcPr>
+          <w:p/>
+        </w:tc>
+        <w:tc>
+          <w:tcPr>
+            <w:tcW w:w="0" w:type="auto"/>
+            <w:hideMark/>
+          </w:tcPr>
+          <w:p>
+            <w:r>
+              <w:t xml:space="preserve">ingest_data.py, </w:t>
+            </w:r>
+            <w:r>
+              <w:t>hybrid_search.p</w:t>
+            </w:r>
+            <w:r>
+              <w:t xml:space="preserve">y, </w:t>
+            </w:r>
+            <w:r>
+              <w:t xml:space="preserve">evaluate_engine.py, </w:t>
+            </w:r>
+            <w:r>
+              <w:t xml:space="preserve">main.py, </w:t>
+            </w:r>
+            <w:r>
+              <w:t>BM25/BERT implementation, RRF algorithm logic</w:t>
+            </w:r>
+            <w:r>
+              <w:t xml:space="preserve">, </w:t>
+            </w:r>
+            <w:r>
+              <w:t>QRELS construction, and performance benchmarking.</w:t>
+            </w:r>
+          </w:p>
+        </w:tc>
+      </w:tr>
+      <w:tr>
+        <w:tc>
+          <w:tcPr>
+            <w:tcW w:w="0" w:type="auto"/>
+            <w:hideMark/>
+          </w:tcPr>
+          <w:p>
+            <w:pPr>
+              <w:rPr>
+                <w:b/>
+                <w:bCs/>
+              </w:rPr>
+            </w:pPr>
+          </w:p>
+        </w:tc>
+        <w:tc>
+          <w:tcPr>
+            <w:tcW w:w="0" w:type="auto"/>
+            <w:hideMark/>
+          </w:tcPr>
+          <w:p/>
+        </w:tc>
+        <w:tc>
+          <w:tcPr>
+            <w:tcW w:w="0" w:type="auto"/>
+            <w:hideMark/>
+          </w:tcPr>
+          <w:p/>
+        </w:tc>
+      </w:tr>
+    </w:tbl>
+    <w:p/>
+    <w:p>
+      <w:pPr>
+        <w:pStyle w:val="Heading1"/>
+      </w:pPr>
+      <w:r>
+        <w:t>5. Conclusion</w:t>
+      </w:r>
+      <w:r>
+        <w:t xml:space="preserve"> &amp; Critical Analysis</w:t>
+      </w:r>
+    </w:p>
+    <w:p>
+      <w:r>
+        <w:t>This project successfully implemented a hybrid search engine for a curated art gallery collection by synthesizing probabilistic lexical matching with dense semantic vector retrieval. The empirical results demonstrate that the engine effectively serves both navigational and informational user intents.</w:t>
+      </w:r>
+    </w:p>
+    <w:p>
+      <w:pPr>
+        <w:pStyle w:val="Heading2"/>
+      </w:pPr>
+      <w:r>
+        <w:t>5.1 Performance Summary</w:t>
+      </w:r>
+    </w:p>
+    <w:p/>
+    <w:tbl>
+      <w:tblPr>
+        <w:tblStyle w:val="TableGrid"/>
+        <w:tblW w:w="5000" w:type="pct"/>
+        <w:tblLook w:val="04A0" w:firstRow="1" w:lastRow="0" w:firstColumn="1" w:lastColumn="0" w:noHBand="0" w:noVBand="1"/>
+      </w:tblPr>
+      <w:tblGrid>
+        <w:gridCol w:w="2023"/>
+        <w:gridCol w:w="1206"/>
+        <w:gridCol w:w="5627"/>
+      </w:tblGrid>
+      <w:tr>
+        <w:tc>
+          <w:tcPr>
+            <w:tcW w:w="1142" w:type="pct"/>
+            <w:hideMark/>
+          </w:tcPr>
+          <w:p>
+            <w:pPr>
+              <w:spacing w:after="200" w:line="276" w:lineRule="auto"/>
+            </w:pPr>
+            <w:r>
+              <w:rPr>
+                <w:b/>
+                <w:bCs/>
+              </w:rPr>
+              <w:t>Metric</w:t>
+            </w:r>
+          </w:p>
+        </w:tc>
+        <w:tc>
+          <w:tcPr>
+            <w:tcW w:w="681" w:type="pct"/>
+            <w:hideMark/>
+          </w:tcPr>
+          <w:p>
+            <w:pPr>
+              <w:spacing w:after="200" w:line="276" w:lineRule="auto"/>
+            </w:pPr>
+            <w:r>
+              <w:rPr>
+                <w:b/>
+                <w:bCs/>
+              </w:rPr>
+              <w:t>System Result</w:t>
+            </w:r>
+          </w:p>
+        </w:tc>
+        <w:tc>
+          <w:tcPr>
+            <w:tcW w:w="3177" w:type="pct"/>
+            <w:hideMark/>
+          </w:tcPr>
+          <w:p>
+            <w:pPr>
+              <w:spacing w:after="200" w:line="276" w:lineRule="auto"/>
+            </w:pPr>
+            <w:r>
+              <w:rPr>
+                <w:b/>
+                <w:bCs/>
+              </w:rPr>
+              <w:t>Justification</w:t>
+            </w:r>
+          </w:p>
+        </w:tc>
+      </w:tr>
+      <w:tr>
+        <w:tc>
+          <w:tcPr>
+            <w:tcW w:w="1142" w:type="pct"/>
+            <w:hideMark/>
+          </w:tcPr>
+          <w:p>
+            <w:pPr>
+              <w:spacing w:after="200" w:line="276" w:lineRule="auto"/>
+            </w:pPr>
+            <w:r>
+              <w:rPr>
+                <w:b/>
+                <w:bCs/>
+              </w:rPr>
+              <w:t>Mean Reciprocal Rank (MRR)</w:t>
+            </w:r>
+          </w:p>
+        </w:tc>
+        <w:tc>
+          <w:tcPr>
+            <w:tcW w:w="681" w:type="pct"/>
+            <w:hideMark/>
+          </w:tcPr>
+          <w:p>
+            <w:pPr>
+              <w:spacing w:after="200" w:line="276" w:lineRule="auto"/>
+            </w:pPr>
+            <w:r>
+              <w:t>0.2254</w:t>
+            </w:r>
+          </w:p>
+        </w:tc>
+        <w:tc>
+          <w:tcPr>
+            <w:tcW w:w="3177" w:type="pct"/>
+            <w:hideMark/>
+          </w:tcPr>
+          <w:p>
+            <w:pPr>
+              <w:spacing w:after="200" w:line="276" w:lineRule="auto"/>
+            </w:pPr>
+            <w:r>
+              <w:t>Reflects the engine's success in known-item retrieval, consistently placing targets within the top-5 results.</w:t>
+            </w:r>
+          </w:p>
+        </w:tc>
+      </w:tr>
+      <w:tr>
+        <w:tc>
+          <w:tcPr>
+            <w:tcW w:w="1142" w:type="pct"/>
+            <w:hideMark/>
+          </w:tcPr>
+          <w:p>
+            <w:pPr>
+              <w:spacing w:after="200" w:line="276" w:lineRule="auto"/>
+            </w:pPr>
+            <w:r>
+              <w:rPr>
+                <w:b/>
+                <w:bCs/>
+              </w:rPr>
+              <w:t>Mean NDCG@10</w:t>
+            </w:r>
+          </w:p>
+        </w:tc>
+        <w:tc>
+          <w:tcPr>
+            <w:tcW w:w="681" w:type="pct"/>
+            <w:hideMark/>
+          </w:tcPr>
+          <w:p>
+            <w:pPr>
+              <w:spacing w:after="200" w:line="276" w:lineRule="auto"/>
+            </w:pPr>
+            <w:r>
+              <w:t>0.7227</w:t>
+            </w:r>
+          </w:p>
+        </w:tc>
+        <w:tc>
+          <w:tcPr>
+            <w:tcW w:w="3177" w:type="pct"/>
+            <w:hideMark/>
+          </w:tcPr>
+          <w:p>
+            <w:pPr>
+              <w:spacing w:after="200" w:line="276" w:lineRule="auto"/>
+            </w:pPr>
+            <w:r>
+              <w:t xml:space="preserve">Demonstrates high semantic relevance. The high score for "gloomy landscape" indicates successful BERT </w:t>
+            </w:r>
+            <w:r>
+              <w:lastRenderedPageBreak/>
+              <w:t>embedding alignment.</w:t>
+            </w:r>
+          </w:p>
+        </w:tc>
+      </w:tr>
+      <w:tr>
+        <w:tc>
+          <w:tcPr>
+            <w:tcW w:w="1142" w:type="pct"/>
+            <w:hideMark/>
+          </w:tcPr>
+          <w:p>
+            <w:pPr>
+              <w:spacing w:after="200" w:line="276" w:lineRule="auto"/>
+            </w:pPr>
+            <w:r>
+              <w:rPr>
+                <w:b/>
+                <w:bCs/>
+              </w:rPr>
+              <w:lastRenderedPageBreak/>
+              <w:t>Mean Query Latency</w:t>
+            </w:r>
+          </w:p>
+        </w:tc>
+        <w:tc>
+          <w:tcPr>
+            <w:tcW w:w="681" w:type="pct"/>
+            <w:hideMark/>
+          </w:tcPr>
+          <w:p>
+            <w:pPr>
+              <w:spacing w:after="200" w:line="276" w:lineRule="auto"/>
+            </w:pPr>
+            <w:r>
+              <w:t>13.42 ms</w:t>
+            </w:r>
+          </w:p>
+        </w:tc>
+        <w:tc>
+          <w:tcPr>
+            <w:tcW w:w="3177" w:type="pct"/>
+            <w:hideMark/>
+          </w:tcPr>
+          <w:p>
+            <w:pPr>
+              <w:spacing w:after="200" w:line="276" w:lineRule="auto"/>
+            </w:pPr>
+            <w:r>
+              <w:t xml:space="preserve">Confirms the efficiency of the Exact </w:t>
+            </w:r>
+            <w:r>
+              <w:rPr>
+                <w:i/>
+                <w:iCs/>
+              </w:rPr>
+              <w:t>k</w:t>
+            </w:r>
+            <w:r>
+              <w:t>-NN approach at the 2,000-document scale.</w:t>
+            </w:r>
+          </w:p>
+        </w:tc>
+      </w:tr>
+    </w:tbl>
+    <w:p>
+      <w:pPr>
+        <w:pStyle w:val="Heading3"/>
+      </w:pPr>
+      <w:r>
+        <w:t xml:space="preserve">5.1.1 </w:t>
+      </w:r>
+      <w:r>
+        <w:t xml:space="preserve">Lexical vs. Semantic Synergy </w:t>
+      </w:r>
+    </w:p>
+    <w:p>
+      <w:r>
+        <w:t xml:space="preserve">The MRR of 0.2254 underscores the effectiveness of the BM25 pipeline for known-item retrieval. For queries such as </w:t>
+      </w:r>
+      <w:r>
+        <w:rPr>
+          <w:i/>
+          <w:iCs/>
+        </w:rPr>
+        <w:t>"a steamer off the coast,"</w:t>
+      </w:r>
+      <w:r>
+        <w:t xml:space="preserve"> the system achieved immediate success because the lexical tokens in the query matched the high-entropy terms in the indexed title. However, the analysis showed that for multi-token artist queries like </w:t>
+      </w:r>
+      <w:r>
+        <w:rPr>
+          <w:i/>
+          <w:iCs/>
+        </w:rPr>
+        <w:t>"wyndham tryon fraga,"</w:t>
+      </w:r>
+      <w:r>
+        <w:t xml:space="preserve"> the Reciprocal Rank Fusion (RRF) was critical. Because the "Artist" field often contains rare tokens, BM25 provided the initial "anchor" while the semantic pipeline reinforced the result by identifying the stylistic context of the artist's era.</w:t>
+      </w:r>
+    </w:p>
+    <w:p>
+      <w:pPr>
+        <w:pStyle w:val="Heading3"/>
+      </w:pPr>
+      <w:r>
+        <w:t xml:space="preserve">5.1.2 </w:t>
+      </w:r>
+      <w:r>
+        <w:t xml:space="preserve">Semantic Depth and Recall </w:t>
+      </w:r>
+    </w:p>
+    <w:p>
+      <w:r>
+        <w:t xml:space="preserve">The NDCG@10 of 0.7227 is the system's strongest metric, proving that the all-MiniLM-L6-v2 </w:t>
+      </w:r>
+      <w:sdt>
+        <w:sdtPr>
+          <w:id w:val="1857305821"/>
+          <w:citation/>
+        </w:sdtPr>
+        <w:sdtContent>
+          <w:r>
+            <w:fldChar w:fldCharType="begin"/>
+          </w:r>
+          <w:r>
+            <w:instrText xml:space="preserve">CITATION Wan20 \l 2057 </w:instrText>
+          </w:r>
+          <w:r>
+            <w:fldChar w:fldCharType="separate"/>
+          </w:r>
+          <w:r>
+            <w:rPr>
+              <w:noProof/>
+            </w:rPr>
+            <w:t>(Wang, et al., 2020)</w:t>
+          </w:r>
+          <w:r>
+            <w:fldChar w:fldCharType="end"/>
+          </w:r>
+        </w:sdtContent>
+      </w:sdt>
+      <w:r>
+        <w:t xml:space="preserve"> </w:t>
+      </w:r>
+      <w:r>
+        <w:t xml:space="preserve">embeddings are highly effective for art descriptions. In the case of the query </w:t>
+      </w:r>
+      <w:r>
+        <w:rPr>
+          <w:i/>
+          <w:iCs/>
+        </w:rPr>
+        <w:t>"a gloomy landscape with swirling clouds,"</w:t>
+      </w:r>
+      <w:r>
+        <w:t xml:space="preserve"> the system retrieved highly relevant works that did not contain the word "gloomy" but shared the same latent vector space (e.g., descriptions containing "storm," "dark," or "tempestuous"). This high score confirms that the hybrid approach successfully resolves the Vocabulary Mismatch Problem (Furnas et al., 1987) that typically plagues pure keyword-based engines.</w:t>
+      </w:r>
+    </w:p>
+    <w:p>
+      <w:pPr>
+        <w:pStyle w:val="Heading3"/>
+      </w:pPr>
+      <w:r>
+        <w:t xml:space="preserve">5.1.3 </w:t>
+      </w:r>
+      <w:r>
+        <w:t xml:space="preserve">Computational Efficiency </w:t>
+      </w:r>
+    </w:p>
+    <w:p>
+      <w:r>
+        <w:t xml:space="preserve">The recorded 13.42 ms Mean Query Latency provides empirical evidence for the design choice of using a Flat NumPy Index. While industry trends often </w:t>
+      </w:r>
+      <w:r>
+        <w:t>favour</w:t>
+      </w:r>
+      <w:r>
+        <w:t xml:space="preserve"> Approximate Nearest </w:t>
+      </w:r>
+      <w:r>
+        <w:t>neighbour</w:t>
+      </w:r>
+      <w:r>
+        <w:t xml:space="preserve"> (ANN) structures like HNSW, our results show that for a corpus of 2,000 items, the overhead of building and navigating a graph index is unnecessary. The CPU's ability to perform 2,000 simultaneous dot-product operations via NumPy's optimized C-backend ensures 100% recall with negligible latency, making it the mathematically superior choice for this specific scale.</w:t>
+      </w:r>
+    </w:p>
+    <w:p>
+      <w:pPr>
+        <w:pStyle w:val="Heading2"/>
+      </w:pPr>
+      <w:r>
+        <w:t>5.2 Identified Limitations and Future Work</w:t>
+      </w:r>
+    </w:p>
+    <w:p>
+      <w:r>
+        <w:t>The evaluation revealed a "Missing Judgment" issue, specifically with the query "</w:t>
+      </w:r>
+      <w:r>
+        <w:rPr>
+          <w:i/>
+          <w:iCs/>
+        </w:rPr>
+        <w:t>a portrait of a woman.</w:t>
+      </w:r>
+      <w:r>
+        <w:t xml:space="preserve">" While the system retrieved visually relevant documents, the absence of corresponding ground truth labels in the QRELS led to a skip in scoring. This highlights the importance of comprehensive relevance </w:t>
+      </w:r>
+      <w:r>
+        <w:t>labelling</w:t>
+      </w:r>
+      <w:r>
+        <w:t xml:space="preserve"> in IR evaluation.</w:t>
+      </w:r>
+    </w:p>
+    <w:p>
+      <w:r>
+        <w:t>Future iterations could improve the system by:</w:t>
+      </w:r>
+    </w:p>
+    <w:p>
+      <w:pPr>
+        <w:pStyle w:val="ListParagraph"/>
+        <w:numPr>
+          <w:ilvl w:val="0"/>
+          <w:numId w:val="34"/>
         </w:numPr>
       </w:pPr>
       <w:r>
@@ -669,17 +4195,18 @@
           <w:b/>
           <w:bCs/>
         </w:rPr>
-        <w:t>Sentence-Transformers (HuggingFace):</w:t>
-      </w:r>
-      <w:r>
-        <w:t xml:space="preserve"> Deployed to load the pre-trained BERT weights and map the string descriptions into dense vector representations.</w:t>
+        <w:t xml:space="preserve">Cross-Encoder Re-ranking: </w:t>
+      </w:r>
+      <w:r>
+        <w:t>Implementing a computationally heavier BERT cross-encoder to re-score the top 50 candidates from the RRF output to refine precision.</w:t>
       </w:r>
     </w:p>
     <w:p>
       <w:pPr>
+        <w:pStyle w:val="ListParagraph"/>
         <w:numPr>
           <w:ilvl w:val="0"/>
-          <w:numId w:val="11"/>
+          <w:numId w:val="34"/>
         </w:numPr>
       </w:pPr>
       <w:r>
@@ -687,45 +4214,19 @@
           <w:b/>
           <w:bCs/>
         </w:rPr>
-        <w:t>NumPy / FAISS:</w:t>
-      </w:r>
-      <w:r>
-        <w:t xml:space="preserve"> Employed to store the generated document embeddings in an in-memory flat index. These tools are utili</w:t>
-      </w:r>
-      <w:r>
-        <w:t>s</w:t>
-      </w:r>
-      <w:r>
-        <w:t>ed for their highly optimi</w:t>
-      </w:r>
-      <w:r>
-        <w:t>s</w:t>
-      </w:r>
-      <w:r>
-        <w:t>ed, paralleli</w:t>
-      </w:r>
-      <w:r>
-        <w:t>s</w:t>
-      </w:r>
-      <w:r>
-        <w:t xml:space="preserve">ed CPU implementations of Exact </w:t>
-      </w:r>
-      <w:r>
-        <w:rPr>
-          <w:i/>
-          <w:iCs/>
-        </w:rPr>
-        <w:t>k-</w:t>
-      </w:r>
-      <w:r>
-        <w:t>NN distance calculations.</w:t>
+        <w:lastRenderedPageBreak/>
+        <w:t>Field Weighting:</w:t>
+      </w:r>
+      <w:r>
+        <w:t xml:space="preserve"> Adjusting the BM25 pipeline to give higher priority to the "Title" field over "Artist" to improve known-item retrieval.</w:t>
       </w:r>
     </w:p>
     <w:p>
       <w:pPr>
+        <w:pStyle w:val="ListParagraph"/>
         <w:numPr>
           <w:ilvl w:val="0"/>
-          <w:numId w:val="11"/>
+          <w:numId w:val="34"/>
         </w:numPr>
       </w:pPr>
       <w:r>
@@ -733,111 +4234,42 @@
           <w:b/>
           <w:bCs/>
         </w:rPr>
-        <w:t>SQLite / PostgreSQL:</w:t>
-      </w:r>
-      <w:r>
-        <w:t xml:space="preserve"> Used as the local database for the Document Store to reliably manage artwork metadata.</w:t>
-      </w:r>
-    </w:p>
-    <w:p>
-      <w:pPr>
-        <w:pStyle w:val="Heading2"/>
-      </w:pPr>
-      <w:r>
-        <w:lastRenderedPageBreak/>
-        <w:t>3.5 Data Requirements and Evaluation Strategy</w:t>
-      </w:r>
-    </w:p>
-    <w:p>
-      <w:r>
-        <w:t>To evaluate the performance of the system, a subset of the corpus will be held out to construct an annotated query-document relevance judgment set (qrels) for offline experimentation. Evaluation metrics are tailored to the specific retrieval tasks:</w:t>
-      </w:r>
-    </w:p>
-    <w:p>
-      <w:pPr>
-        <w:numPr>
-          <w:ilvl w:val="0"/>
-          <w:numId w:val="12"/>
-        </w:numPr>
-      </w:pPr>
-      <w:r>
-        <w:rPr>
-          <w:b/>
-          <w:bCs/>
-        </w:rPr>
-        <w:t>Known-Item Task Evaluation:</w:t>
-      </w:r>
-      <w:r>
-        <w:t xml:space="preserve"> Evaluated using Mean Reciprocal Rank (MRR). MRR is justified for this task because the primary objective of a title search is to return a single, specific target document at the highest possible rank position.</w:t>
-      </w:r>
-    </w:p>
-    <w:p>
-      <w:pPr>
-        <w:numPr>
-          <w:ilvl w:val="0"/>
-          <w:numId w:val="12"/>
-        </w:numPr>
-      </w:pPr>
-      <w:r>
-        <w:rPr>
-          <w:b/>
-          <w:bCs/>
-        </w:rPr>
-        <w:t>Semantic Task Evaluation:</w:t>
-      </w:r>
-      <w:r>
-        <w:t xml:space="preserve"> Evaluated using Normali</w:t>
-      </w:r>
-      <w:r>
-        <w:t>s</w:t>
-      </w:r>
-      <w:r>
-        <w:t>ed Discounted Cumulative Gain (NDCG@10). Semantic queries naturally yield multiple relevant artworks with varying degrees of relevance (e.g., highly relevant versus marginally relevant). NDCG is utili</w:t>
-      </w:r>
-      <w:r>
-        <w:t>s</w:t>
-      </w:r>
-      <w:r>
-        <w:t>ed because it effectively accounts for graded relevance, penali</w:t>
-      </w:r>
-      <w:r>
-        <w:t>s</w:t>
-      </w:r>
-      <w:r>
-        <w:t>ing systems that rank highly relevant documents lower in the result list.</w:t>
-      </w:r>
-    </w:p>
-    <w:p>
-      <w:pPr>
-        <w:pStyle w:val="Heading1"/>
-      </w:pPr>
-      <w:r>
-        <w:t>4. Workplan and Teamwork</w:t>
-      </w:r>
-    </w:p>
-    <w:p>
-      <w:r>
-        <w:t>The project development is divided into four phases across a 4-week timeline. To ensure efficient delivery, the offline indexing pipeline and the online frontend development will be paralleli</w:t>
-      </w:r>
-      <w:r>
-        <w:t>s</w:t>
-      </w:r>
-      <w:r>
-        <w:t>ed. Team responsibilities have been assigned based on architectural boundaries to minimise integration blockers.</w:t>
-      </w:r>
-    </w:p>
-    <w:p/>
-    <w:p>
-      <w:pPr>
-        <w:pStyle w:val="Heading1"/>
-      </w:pPr>
-      <w:r>
-        <w:t>5. Conclusion</w:t>
-      </w:r>
-    </w:p>
-    <w:p>
-      <w:r>
-        <w:br w:type="page"/>
+        <w:t>ANN Scaling:</w:t>
+      </w:r>
+      <w:r>
+        <w:t xml:space="preserve"> If the dataset scales to the full 70,000 Tate records, transitioning the NumPy compute backend to an HNSW (Hierarchical Navigable Small World) index would maintain sub-20ms latency while handling the increased document count</w:t>
+      </w:r>
+      <w:r>
+        <w:t xml:space="preserve"> </w:t>
+      </w:r>
+      <w:sdt>
+        <w:sdtPr>
+          <w:id w:val="-1214033596"/>
+          <w:citation/>
+        </w:sdtPr>
+        <w:sdtContent>
+          <w:r>
+            <w:fldChar w:fldCharType="begin"/>
+          </w:r>
+          <w:r>
+            <w:instrText xml:space="preserve">CITATION Mal20 \l 2057 </w:instrText>
+          </w:r>
+          <w:r>
+            <w:fldChar w:fldCharType="separate"/>
+          </w:r>
+          <w:r>
+            <w:rPr>
+              <w:noProof/>
+            </w:rPr>
+            <w:t>(Malkov &amp; Yashunin, 2020)</w:t>
+          </w:r>
+          <w:r>
+            <w:fldChar w:fldCharType="end"/>
+          </w:r>
+        </w:sdtContent>
+      </w:sdt>
+      <w:r>
+        <w:t>.</w:t>
       </w:r>
     </w:p>
     <w:sdt>
@@ -880,14 +4312,33 @@
                 </w:rPr>
               </w:pPr>
               <w:r>
-                <w:fldChar w:fldCharType="begin"/>
+                <w:rPr>
+                  <w:noProof/>
+                </w:rPr>
+                <w:t xml:space="preserve">Cormack, G. V., Clarke, C. L. &amp; Buettcher, S., 2009. </w:t>
               </w:r>
               <w:r>
-                <w:instrText xml:space="preserve"> BIBLIOGRAPHY </w:instrText>
+                <w:rPr>
+                  <w:i/>
+                  <w:iCs/>
+                  <w:noProof/>
+                </w:rPr>
+                <w:t xml:space="preserve">Reciprocal Rank Fusion outperforms Condorcet and Individual Rank Learning Methods. </w:t>
               </w:r>
               <w:r>
-                <w:fldChar w:fldCharType="separate"/>
+                <w:rPr>
+                  <w:noProof/>
+                </w:rPr>
+                <w:t>Boston, MA, USA</w:t>
               </w:r>
+            </w:p>
+            <w:p>
+              <w:pPr>
+                <w:pStyle w:val="Bibliography"/>
+                <w:rPr>
+                  <w:noProof/>
+                </w:rPr>
+              </w:pPr>
               <w:r>
                 <w:rPr>
                   <w:noProof/>
@@ -900,13 +4351,49 @@
                   <w:iCs/>
                   <w:noProof/>
                 </w:rPr>
-                <w:t xml:space="preserve">BERT: Pre-training of Deep Bidirectional Transformers for Language Understanding. </w:t>
+                <w:t>BERT: Pre-training of Deep Bidirectional Transformers for Language Understanding.</w:t>
+              </w:r>
+            </w:p>
+            <w:p>
+              <w:pPr>
+                <w:pStyle w:val="Bibliography"/>
+                <w:rPr>
+                  <w:noProof/>
+                </w:rPr>
+              </w:pPr>
+              <w:r>
+                <w:rPr>
+                  <w:noProof/>
+                </w:rPr>
+                <w:t xml:space="preserve">Furnas, G. W., Landauer, T. K., Gomez, L. M. &amp; Dumais, S. T., 1987. </w:t>
+              </w:r>
+              <w:r>
+                <w:rPr>
+                  <w:i/>
+                  <w:iCs/>
+                  <w:noProof/>
+                </w:rPr>
+                <w:t xml:space="preserve">The Vocabulary Problem in Human-System Communication. </w:t>
               </w:r>
               <w:r>
                 <w:rPr>
                   <w:noProof/>
                 </w:rPr>
-                <w:t>s.l., s.n.</w:t>
+                <w:t>New York, NY, USA, Association for Computing Machinery.</w:t>
+              </w:r>
+            </w:p>
+            <w:p>
+              <w:pPr>
+                <w:pStyle w:val="Bibliography"/>
+                <w:rPr>
+                  <w:noProof/>
+                </w:rPr>
+              </w:pPr>
+              <w:r>
+                <w:rPr>
+                  <w:noProof/>
+                </w:rPr>
+                <w:t>Järvelin, K. &amp; Kekäläinen, J., 2002. Cumulated gain-Based Evaluation of IR techniques. Volume 20.</w:t>
               </w:r>
             </w:p>
             <w:p>
@@ -928,13 +4415,57 @@
                   <w:iCs/>
                   <w:noProof/>
                 </w:rPr>
-                <w:t xml:space="preserve">Dense Passage Retrieval for Open-Domain Question Answering. </w:t>
+                <w:t>Dense Passage Retrieval for Open-Domain Question Answering.</w:t>
+              </w:r>
+            </w:p>
+            <w:p>
+              <w:pPr>
+                <w:pStyle w:val="Bibliography"/>
+                <w:rPr>
+                  <w:noProof/>
+                </w:rPr>
+              </w:pPr>
+              <w:r>
+                <w:rPr>
+                  <w:noProof/>
+                </w:rPr>
+                <w:t xml:space="preserve">Malkov, Y. A. &amp; Yashunin, D. A., 2020. Efficient and Robust Approximate Nearest Neighbor Search Using Hierarchical Navigable Small World Graphs. </w:t>
+              </w:r>
+              <w:r>
+                <w:rPr>
+                  <w:i/>
+                  <w:iCs/>
+                  <w:noProof/>
+                </w:rPr>
+                <w:t xml:space="preserve">IEEE Computer Society, </w:t>
               </w:r>
               <w:r>
                 <w:rPr>
                   <w:noProof/>
                 </w:rPr>
-                <w:t>s.l., s.n.</w:t>
+                <w:t>Volume 42.</w:t>
+              </w:r>
+            </w:p>
+            <w:p>
+              <w:pPr>
+                <w:pStyle w:val="Bibliography"/>
+                <w:rPr>
+                  <w:noProof/>
+                </w:rPr>
+              </w:pPr>
+              <w:r>
+                <w:rPr>
+                  <w:noProof/>
+                </w:rPr>
+                <w:t xml:space="preserve">Reimers, N. &amp; Gurevych, I., 2019. </w:t>
+              </w:r>
+              <w:r>
+                <w:rPr>
+                  <w:i/>
+                  <w:iCs/>
+                  <w:noProof/>
+                </w:rPr>
+                <w:t>Sentence-BERT: Sentence Embeddings using Siamese BERT-Networks.</w:t>
               </w:r>
             </w:p>
             <w:p>
@@ -958,29 +4489,159 @@
                 </w:rPr>
                 <w:t xml:space="preserve">Okapi at TREC-3. </w:t>
               </w:r>
+            </w:p>
+            <w:p>
+              <w:pPr>
+                <w:pStyle w:val="Bibliography"/>
+                <w:rPr>
+                  <w:noProof/>
+                </w:rPr>
+              </w:pPr>
               <w:r>
                 <w:rPr>
                   <w:noProof/>
                 </w:rPr>
-                <w:t>s.l., s.n.</w:t>
+                <w:t xml:space="preserve">Robertson, S. &amp; Walker, S., 1994. </w:t>
+              </w:r>
+              <w:r>
+                <w:rPr>
+                  <w:i/>
+                  <w:iCs/>
+                  <w:noProof/>
+                </w:rPr>
+                <w:t xml:space="preserve">Some Simple Effective Approximations to the 2-Poisson Model for Probabilistic Weighted Retrieval. </w:t>
+              </w:r>
+              <w:r>
+                <w:rPr>
+                  <w:noProof/>
+                </w:rPr>
+                <w:t>London.</w:t>
               </w:r>
             </w:p>
             <w:p>
+              <w:pPr>
+                <w:pStyle w:val="Bibliography"/>
+                <w:rPr>
+                  <w:noProof/>
+                </w:rPr>
+              </w:pPr>
               <w:r>
                 <w:rPr>
-                  <w:b/>
-                  <w:bCs/>
+                  <w:noProof/>
                 </w:rPr>
-                <w:fldChar w:fldCharType="end"/>
+                <w:t xml:space="preserve">Tate, 2014. </w:t>
+              </w:r>
+              <w:r>
+                <w:rPr>
+                  <w:i/>
+                  <w:iCs/>
+                  <w:noProof/>
+                </w:rPr>
+                <w:t xml:space="preserve">The Tate Collection. </w:t>
+              </w:r>
+              <w:r>
+                <w:rPr>
+                  <w:noProof/>
+                </w:rPr>
+                <w:t xml:space="preserve">[Online] </w:t>
+              </w:r>
+              <w:r>
+                <w:rPr>
+                  <w:noProof/>
+                </w:rPr>
+                <w:br/>
+                <w:t xml:space="preserve">Available at: </w:t>
+              </w:r>
+              <w:r>
+                <w:rPr>
+                  <w:noProof/>
+                  <w:u w:val="single"/>
+                </w:rPr>
+                <w:t>https://github.com/tategallery/collection</w:t>
+              </w:r>
+              <w:r>
+                <w:rPr>
+                  <w:noProof/>
+                </w:rPr>
+                <w:br/>
+                <w:t>[Accessed 28 February 2026].</w:t>
               </w:r>
             </w:p>
+            <w:p>
+              <w:pPr>
+                <w:pStyle w:val="Bibliography"/>
+                <w:rPr>
+                  <w:noProof/>
+                </w:rPr>
+              </w:pPr>
+              <w:r>
+                <w:rPr>
+                  <w:noProof/>
+                </w:rPr>
+                <w:t xml:space="preserve">Tomas Mikolov, K. C. G. C. J. D., 2013. </w:t>
+              </w:r>
+              <w:r>
+                <w:rPr>
+                  <w:i/>
+                  <w:iCs/>
+                  <w:noProof/>
+                </w:rPr>
+                <w:t>Efficient Estimation of Word Representations in Vector Space.</w:t>
+              </w:r>
+            </w:p>
+            <w:p>
+              <w:pPr>
+                <w:pStyle w:val="Bibliography"/>
+                <w:rPr>
+                  <w:noProof/>
+                </w:rPr>
+              </w:pPr>
+              <w:r>
+                <w:rPr>
+                  <w:noProof/>
+                </w:rPr>
+                <w:t xml:space="preserve">Voorhees, E. M., 1999. </w:t>
+              </w:r>
+              <w:r>
+                <w:rPr>
+                  <w:i/>
+                  <w:iCs/>
+                  <w:noProof/>
+                </w:rPr>
+                <w:t>The TREC-8 Question Answering Track Report.</w:t>
+              </w:r>
+            </w:p>
+            <w:p>
+              <w:pPr>
+                <w:pStyle w:val="Bibliography"/>
+                <w:rPr>
+                  <w:noProof/>
+                </w:rPr>
+              </w:pPr>
+              <w:r>
+                <w:rPr>
+                  <w:noProof/>
+                </w:rPr>
+                <w:lastRenderedPageBreak/>
+                <w:t xml:space="preserve">Wang, W., Wei, F., Dong, L. &amp; Bao, H., 2020. MiniLM: Deep Self-Attention Distillation for Task-Agnostic Compression of Pre-Trained Transformers. </w:t>
+              </w:r>
+              <w:r>
+                <w:rPr>
+                  <w:i/>
+                  <w:iCs/>
+                  <w:noProof/>
+                </w:rPr>
+                <w:t>ArXiv.</w:t>
+              </w:r>
+            </w:p>
+            <w:p/>
           </w:sdtContent>
         </w:sdt>
       </w:sdtContent>
     </w:sdt>
     <w:sectPr>
-      <w:headerReference w:type="default" r:id="rId8"/>
-      <w:footerReference w:type="default" r:id="rId9"/>
+      <w:headerReference w:type="default" r:id="rId10"/>
+      <w:footerReference w:type="default" r:id="rId11"/>
       <w:pgSz w:w="12240" w:h="15840"/>
       <w:pgMar w:top="1440" w:right="1800" w:bottom="1440" w:left="1800" w:header="720" w:footer="720" w:gutter="0"/>
       <w:cols w:space="720"/>
@@ -1102,17 +4763,20 @@
         <w:insideH w:val="none" w:sz="0" w:space="0" w:color="auto"/>
         <w:insideV w:val="none" w:sz="0" w:space="0" w:color="auto"/>
       </w:tblBorders>
+      <w:tblLayout w:type="fixed"/>
       <w:tblLook w:val="04A0" w:firstRow="1" w:lastRow="0" w:firstColumn="1" w:lastColumn="0" w:noHBand="0" w:noVBand="1"/>
     </w:tblPr>
     <w:tblGrid>
-      <w:gridCol w:w="2943"/>
-      <w:gridCol w:w="2944"/>
-      <w:gridCol w:w="2969"/>
+      <w:gridCol w:w="4410"/>
+      <w:gridCol w:w="4446"/>
     </w:tblGrid>
     <w:tr>
+      <w:trPr>
+        <w:trHeight w:val="378"/>
+      </w:trPr>
       <w:tc>
         <w:tcPr>
-          <w:tcW w:w="3005" w:type="dxa"/>
+          <w:tcW w:w="4410" w:type="dxa"/>
         </w:tcPr>
         <w:p>
           <w:pPr>
@@ -1122,17 +4786,7 @@
       </w:tc>
       <w:tc>
         <w:tcPr>
-          <w:tcW w:w="3005" w:type="dxa"/>
-        </w:tcPr>
-        <w:p>
-          <w:pPr>
-            <w:jc w:val="center"/>
-          </w:pPr>
-        </w:p>
-      </w:tc>
-      <w:tc>
-        <w:tcPr>
-          <w:tcW w:w="3006" w:type="dxa"/>
+          <w:tcW w:w="4446" w:type="dxa"/>
         </w:tcPr>
         <w:p>
           <w:pPr>
@@ -1145,9 +4799,12 @@
       </w:tc>
     </w:tr>
     <w:tr>
+      <w:trPr>
+        <w:trHeight w:val="378"/>
+      </w:trPr>
       <w:tc>
         <w:tcPr>
-          <w:tcW w:w="3005" w:type="dxa"/>
+          <w:tcW w:w="4410" w:type="dxa"/>
         </w:tcPr>
         <w:p>
           <w:pPr>
@@ -1157,17 +4814,7 @@
       </w:tc>
       <w:tc>
         <w:tcPr>
-          <w:tcW w:w="3005" w:type="dxa"/>
-        </w:tcPr>
-        <w:p>
-          <w:pPr>
-            <w:jc w:val="center"/>
-          </w:pPr>
-        </w:p>
-      </w:tc>
-      <w:tc>
-        <w:tcPr>
-          <w:tcW w:w="3006" w:type="dxa"/>
+          <w:tcW w:w="4446" w:type="dxa"/>
         </w:tcPr>
         <w:p>
           <w:pPr>
@@ -1507,6 +5154,522 @@
     </w:lvl>
   </w:abstractNum>
   <w:abstractNum w:abstractNumId="10" w15:restartNumberingAfterBreak="0">
+    <w:nsid w:val="185F2BA7"/>
+    <w:multiLevelType w:val="multilevel"/>
+    <w:tmpl w:val="F9B8B4B0"/>
+    <w:lvl w:ilvl="0">
+      <w:start w:val="1"/>
+      <w:numFmt w:val="bullet"/>
+      <w:lvlText w:val=""/>
+      <w:lvlJc w:val="left"/>
+      <w:pPr>
+        <w:tabs>
+          <w:tab w:val="num" w:pos="360"/>
+        </w:tabs>
+        <w:ind w:left="360" w:hanging="360"/>
+      </w:pPr>
+      <w:rPr>
+        <w:rFonts w:ascii="Symbol" w:hAnsi="Symbol" w:hint="default"/>
+        <w:sz w:val="20"/>
+      </w:rPr>
+    </w:lvl>
+    <w:lvl w:ilvl="1">
+      <w:start w:val="1"/>
+      <w:numFmt w:val="bullet"/>
+      <w:lvlText w:val=""/>
+      <w:lvlJc w:val="left"/>
+      <w:pPr>
+        <w:ind w:left="360" w:hanging="360"/>
+      </w:pPr>
+      <w:rPr>
+        <w:rFonts w:ascii="Symbol" w:hAnsi="Symbol" w:hint="default"/>
+      </w:rPr>
+    </w:lvl>
+    <w:lvl w:ilvl="2">
+      <w:start w:val="1"/>
+      <w:numFmt w:val="bullet"/>
+      <w:lvlText w:val="o"/>
+      <w:lvlJc w:val="left"/>
+      <w:pPr>
+        <w:ind w:left="1800" w:hanging="360"/>
+      </w:pPr>
+      <w:rPr>
+        <w:rFonts w:ascii="Courier New" w:hAnsi="Courier New" w:cs="Courier New" w:hint="default"/>
+      </w:rPr>
+    </w:lvl>
+    <w:lvl w:ilvl="3">
+      <w:start w:val="1"/>
+      <w:numFmt w:val="bullet"/>
+      <w:lvlText w:val=""/>
+      <w:lvlJc w:val="left"/>
+      <w:pPr>
+        <w:tabs>
+          <w:tab w:val="num" w:pos="2520"/>
+        </w:tabs>
+        <w:ind w:left="2520" w:hanging="360"/>
+      </w:pPr>
+      <w:rPr>
+        <w:rFonts w:ascii="Wingdings" w:hAnsi="Wingdings" w:hint="default"/>
+        <w:sz w:val="20"/>
+      </w:rPr>
+    </w:lvl>
+    <w:lvl w:ilvl="4">
+      <w:start w:val="1"/>
+      <w:numFmt w:val="bullet"/>
+      <w:lvlText w:val=""/>
+      <w:lvlJc w:val="left"/>
+      <w:pPr>
+        <w:tabs>
+          <w:tab w:val="num" w:pos="3240"/>
+        </w:tabs>
+        <w:ind w:left="3240" w:hanging="360"/>
+      </w:pPr>
+      <w:rPr>
+        <w:rFonts w:ascii="Wingdings" w:hAnsi="Wingdings" w:hint="default"/>
+        <w:sz w:val="20"/>
+      </w:rPr>
+    </w:lvl>
+    <w:lvl w:ilvl="5">
+      <w:start w:val="1"/>
+      <w:numFmt w:val="bullet"/>
+      <w:lvlText w:val=""/>
+      <w:lvlJc w:val="left"/>
+      <w:pPr>
+        <w:tabs>
+          <w:tab w:val="num" w:pos="3960"/>
+        </w:tabs>
+        <w:ind w:left="3960" w:hanging="360"/>
+      </w:pPr>
+      <w:rPr>
+        <w:rFonts w:ascii="Wingdings" w:hAnsi="Wingdings" w:hint="default"/>
+        <w:sz w:val="20"/>
+      </w:rPr>
+    </w:lvl>
+    <w:lvl w:ilvl="6" w:tentative="1">
+      <w:start w:val="1"/>
+      <w:numFmt w:val="bullet"/>
+      <w:lvlText w:val=""/>
+      <w:lvlJc w:val="left"/>
+      <w:pPr>
+        <w:tabs>
+          <w:tab w:val="num" w:pos="4680"/>
+        </w:tabs>
+        <w:ind w:left="4680" w:hanging="360"/>
+      </w:pPr>
+      <w:rPr>
+        <w:rFonts w:ascii="Wingdings" w:hAnsi="Wingdings" w:hint="default"/>
+        <w:sz w:val="20"/>
+      </w:rPr>
+    </w:lvl>
+    <w:lvl w:ilvl="7" w:tentative="1">
+      <w:start w:val="1"/>
+      <w:numFmt w:val="bullet"/>
+      <w:lvlText w:val=""/>
+      <w:lvlJc w:val="left"/>
+      <w:pPr>
+        <w:tabs>
+          <w:tab w:val="num" w:pos="5400"/>
+        </w:tabs>
+        <w:ind w:left="5400" w:hanging="360"/>
+      </w:pPr>
+      <w:rPr>
+        <w:rFonts w:ascii="Wingdings" w:hAnsi="Wingdings" w:hint="default"/>
+        <w:sz w:val="20"/>
+      </w:rPr>
+    </w:lvl>
+    <w:lvl w:ilvl="8" w:tentative="1">
+      <w:start w:val="1"/>
+      <w:numFmt w:val="bullet"/>
+      <w:lvlText w:val=""/>
+      <w:lvlJc w:val="left"/>
+      <w:pPr>
+        <w:tabs>
+          <w:tab w:val="num" w:pos="6120"/>
+        </w:tabs>
+        <w:ind w:left="6120" w:hanging="360"/>
+      </w:pPr>
+      <w:rPr>
+        <w:rFonts w:ascii="Wingdings" w:hAnsi="Wingdings" w:hint="default"/>
+        <w:sz w:val="20"/>
+      </w:rPr>
+    </w:lvl>
+  </w:abstractNum>
+  <w:abstractNum w:abstractNumId="11" w15:restartNumberingAfterBreak="0">
+    <w:nsid w:val="187E4E21"/>
+    <w:multiLevelType w:val="multilevel"/>
+    <w:tmpl w:val="3088485E"/>
+    <w:lvl w:ilvl="0">
+      <w:start w:val="1"/>
+      <w:numFmt w:val="decimal"/>
+      <w:lvlText w:val="%1."/>
+      <w:lvlJc w:val="left"/>
+      <w:pPr>
+        <w:tabs>
+          <w:tab w:val="num" w:pos="720"/>
+        </w:tabs>
+        <w:ind w:left="720" w:hanging="360"/>
+      </w:pPr>
+    </w:lvl>
+    <w:lvl w:ilvl="1" w:tentative="1">
+      <w:start w:val="1"/>
+      <w:numFmt w:val="decimal"/>
+      <w:lvlText w:val="%2."/>
+      <w:lvlJc w:val="left"/>
+      <w:pPr>
+        <w:tabs>
+          <w:tab w:val="num" w:pos="1440"/>
+        </w:tabs>
+        <w:ind w:left="1440" w:hanging="360"/>
+      </w:pPr>
+    </w:lvl>
+    <w:lvl w:ilvl="2" w:tentative="1">
+      <w:start w:val="1"/>
+      <w:numFmt w:val="decimal"/>
+      <w:lvlText w:val="%3."/>
+      <w:lvlJc w:val="left"/>
+      <w:pPr>
+        <w:tabs>
+          <w:tab w:val="num" w:pos="2160"/>
+        </w:tabs>
+        <w:ind w:left="2160" w:hanging="360"/>
+      </w:pPr>
+    </w:lvl>
+    <w:lvl w:ilvl="3" w:tentative="1">
+      <w:start w:val="1"/>
+      <w:numFmt w:val="decimal"/>
+      <w:lvlText w:val="%4."/>
+      <w:lvlJc w:val="left"/>
+      <w:pPr>
+        <w:tabs>
+          <w:tab w:val="num" w:pos="2880"/>
+        </w:tabs>
+        <w:ind w:left="2880" w:hanging="360"/>
+      </w:pPr>
+    </w:lvl>
+    <w:lvl w:ilvl="4" w:tentative="1">
+      <w:start w:val="1"/>
+      <w:numFmt w:val="decimal"/>
+      <w:lvlText w:val="%5."/>
+      <w:lvlJc w:val="left"/>
+      <w:pPr>
+        <w:tabs>
+          <w:tab w:val="num" w:pos="3600"/>
+        </w:tabs>
+        <w:ind w:left="3600" w:hanging="360"/>
+      </w:pPr>
+    </w:lvl>
+    <w:lvl w:ilvl="5" w:tentative="1">
+      <w:start w:val="1"/>
+      <w:numFmt w:val="decimal"/>
+      <w:lvlText w:val="%6."/>
+      <w:lvlJc w:val="left"/>
+      <w:pPr>
+        <w:tabs>
+          <w:tab w:val="num" w:pos="4320"/>
+        </w:tabs>
+        <w:ind w:left="4320" w:hanging="360"/>
+      </w:pPr>
+    </w:lvl>
+    <w:lvl w:ilvl="6" w:tentative="1">
+      <w:start w:val="1"/>
+      <w:numFmt w:val="decimal"/>
+      <w:lvlText w:val="%7."/>
+      <w:lvlJc w:val="left"/>
+      <w:pPr>
+        <w:tabs>
+          <w:tab w:val="num" w:pos="5040"/>
+        </w:tabs>
+        <w:ind w:left="5040" w:hanging="360"/>
+      </w:pPr>
+    </w:lvl>
+    <w:lvl w:ilvl="7" w:tentative="1">
+      <w:start w:val="1"/>
+      <w:numFmt w:val="decimal"/>
+      <w:lvlText w:val="%8."/>
+      <w:lvlJc w:val="left"/>
+      <w:pPr>
+        <w:tabs>
+          <w:tab w:val="num" w:pos="5760"/>
+        </w:tabs>
+        <w:ind w:left="5760" w:hanging="360"/>
+      </w:pPr>
+    </w:lvl>
+    <w:lvl w:ilvl="8" w:tentative="1">
+      <w:start w:val="1"/>
+      <w:numFmt w:val="decimal"/>
+      <w:lvlText w:val="%9."/>
+      <w:lvlJc w:val="left"/>
+      <w:pPr>
+        <w:tabs>
+          <w:tab w:val="num" w:pos="6480"/>
+        </w:tabs>
+        <w:ind w:left="6480" w:hanging="360"/>
+      </w:pPr>
+    </w:lvl>
+  </w:abstractNum>
+  <w:abstractNum w:abstractNumId="12" w15:restartNumberingAfterBreak="0">
+    <w:nsid w:val="1AF43461"/>
+    <w:multiLevelType w:val="multilevel"/>
+    <w:tmpl w:val="5D76EB86"/>
+    <w:lvl w:ilvl="0">
+      <w:start w:val="1"/>
+      <w:numFmt w:val="bullet"/>
+      <w:lvlText w:val=""/>
+      <w:lvlJc w:val="left"/>
+      <w:pPr>
+        <w:tabs>
+          <w:tab w:val="num" w:pos="720"/>
+        </w:tabs>
+        <w:ind w:left="720" w:hanging="360"/>
+      </w:pPr>
+      <w:rPr>
+        <w:rFonts w:ascii="Symbol" w:hAnsi="Symbol" w:hint="default"/>
+        <w:sz w:val="20"/>
+      </w:rPr>
+    </w:lvl>
+    <w:lvl w:ilvl="1" w:tentative="1">
+      <w:start w:val="1"/>
+      <w:numFmt w:val="bullet"/>
+      <w:lvlText w:val="o"/>
+      <w:lvlJc w:val="left"/>
+      <w:pPr>
+        <w:tabs>
+          <w:tab w:val="num" w:pos="1440"/>
+        </w:tabs>
+        <w:ind w:left="1440" w:hanging="360"/>
+      </w:pPr>
+      <w:rPr>
+        <w:rFonts w:ascii="Courier New" w:hAnsi="Courier New" w:hint="default"/>
+        <w:sz w:val="20"/>
+      </w:rPr>
+    </w:lvl>
+    <w:lvl w:ilvl="2" w:tentative="1">
+      <w:start w:val="1"/>
+      <w:numFmt w:val="bullet"/>
+      <w:lvlText w:val=""/>
+      <w:lvlJc w:val="left"/>
+      <w:pPr>
+        <w:tabs>
+          <w:tab w:val="num" w:pos="2160"/>
+        </w:tabs>
+        <w:ind w:left="2160" w:hanging="360"/>
+      </w:pPr>
+      <w:rPr>
+        <w:rFonts w:ascii="Wingdings" w:hAnsi="Wingdings" w:hint="default"/>
+        <w:sz w:val="20"/>
+      </w:rPr>
+    </w:lvl>
+    <w:lvl w:ilvl="3" w:tentative="1">
+      <w:start w:val="1"/>
+      <w:numFmt w:val="bullet"/>
+      <w:lvlText w:val=""/>
+      <w:lvlJc w:val="left"/>
+      <w:pPr>
+        <w:tabs>
+          <w:tab w:val="num" w:pos="2880"/>
+        </w:tabs>
+        <w:ind w:left="2880" w:hanging="360"/>
+      </w:pPr>
+      <w:rPr>
+        <w:rFonts w:ascii="Wingdings" w:hAnsi="Wingdings" w:hint="default"/>
+        <w:sz w:val="20"/>
+      </w:rPr>
+    </w:lvl>
+    <w:lvl w:ilvl="4" w:tentative="1">
+      <w:start w:val="1"/>
+      <w:numFmt w:val="bullet"/>
+      <w:lvlText w:val=""/>
+      <w:lvlJc w:val="left"/>
+      <w:pPr>
+        <w:tabs>
+          <w:tab w:val="num" w:pos="3600"/>
+        </w:tabs>
+        <w:ind w:left="3600" w:hanging="360"/>
+      </w:pPr>
+      <w:rPr>
+        <w:rFonts w:ascii="Wingdings" w:hAnsi="Wingdings" w:hint="default"/>
+        <w:sz w:val="20"/>
+      </w:rPr>
+    </w:lvl>
+    <w:lvl w:ilvl="5" w:tentative="1">
+      <w:start w:val="1"/>
+      <w:numFmt w:val="bullet"/>
+      <w:lvlText w:val=""/>
+      <w:lvlJc w:val="left"/>
+      <w:pPr>
+        <w:tabs>
+          <w:tab w:val="num" w:pos="4320"/>
+        </w:tabs>
+        <w:ind w:left="4320" w:hanging="360"/>
+      </w:pPr>
+      <w:rPr>
+        <w:rFonts w:ascii="Wingdings" w:hAnsi="Wingdings" w:hint="default"/>
+        <w:sz w:val="20"/>
+      </w:rPr>
+    </w:lvl>
+    <w:lvl w:ilvl="6" w:tentative="1">
+      <w:start w:val="1"/>
+      <w:numFmt w:val="bullet"/>
+      <w:lvlText w:val=""/>
+      <w:lvlJc w:val="left"/>
+      <w:pPr>
+        <w:tabs>
+          <w:tab w:val="num" w:pos="5040"/>
+        </w:tabs>
+        <w:ind w:left="5040" w:hanging="360"/>
+      </w:pPr>
+      <w:rPr>
+        <w:rFonts w:ascii="Wingdings" w:hAnsi="Wingdings" w:hint="default"/>
+        <w:sz w:val="20"/>
+      </w:rPr>
+    </w:lvl>
+    <w:lvl w:ilvl="7" w:tentative="1">
+      <w:start w:val="1"/>
+      <w:numFmt w:val="bullet"/>
+      <w:lvlText w:val=""/>
+      <w:lvlJc w:val="left"/>
+      <w:pPr>
+        <w:tabs>
+          <w:tab w:val="num" w:pos="5760"/>
+        </w:tabs>
+        <w:ind w:left="5760" w:hanging="360"/>
+      </w:pPr>
+      <w:rPr>
+        <w:rFonts w:ascii="Wingdings" w:hAnsi="Wingdings" w:hint="default"/>
+        <w:sz w:val="20"/>
+      </w:rPr>
+    </w:lvl>
+    <w:lvl w:ilvl="8" w:tentative="1">
+      <w:start w:val="1"/>
+      <w:numFmt w:val="bullet"/>
+      <w:lvlText w:val=""/>
+      <w:lvlJc w:val="left"/>
+      <w:pPr>
+        <w:tabs>
+          <w:tab w:val="num" w:pos="6480"/>
+        </w:tabs>
+        <w:ind w:left="6480" w:hanging="360"/>
+      </w:pPr>
+      <w:rPr>
+        <w:rFonts w:ascii="Wingdings" w:hAnsi="Wingdings" w:hint="default"/>
+        <w:sz w:val="20"/>
+      </w:rPr>
+    </w:lvl>
+  </w:abstractNum>
+  <w:abstractNum w:abstractNumId="13" w15:restartNumberingAfterBreak="0">
+    <w:nsid w:val="20297750"/>
+    <w:multiLevelType w:val="hybridMultilevel"/>
+    <w:tmpl w:val="FF66A4CA"/>
+    <w:lvl w:ilvl="0" w:tplc="08090001">
+      <w:start w:val="1"/>
+      <w:numFmt w:val="bullet"/>
+      <w:lvlText w:val=""/>
+      <w:lvlJc w:val="left"/>
+      <w:pPr>
+        <w:ind w:left="720" w:hanging="360"/>
+      </w:pPr>
+      <w:rPr>
+        <w:rFonts w:ascii="Symbol" w:hAnsi="Symbol" w:hint="default"/>
+      </w:rPr>
+    </w:lvl>
+    <w:lvl w:ilvl="1" w:tplc="08090003" w:tentative="1">
+      <w:start w:val="1"/>
+      <w:numFmt w:val="bullet"/>
+      <w:lvlText w:val="o"/>
+      <w:lvlJc w:val="left"/>
+      <w:pPr>
+        <w:ind w:left="1440" w:hanging="360"/>
+      </w:pPr>
+      <w:rPr>
+        <w:rFonts w:ascii="Courier New" w:hAnsi="Courier New" w:cs="Courier New" w:hint="default"/>
+      </w:rPr>
+    </w:lvl>
+    <w:lvl w:ilvl="2" w:tplc="08090005" w:tentative="1">
+      <w:start w:val="1"/>
+      <w:numFmt w:val="bullet"/>
+      <w:lvlText w:val=""/>
+      <w:lvlJc w:val="left"/>
+      <w:pPr>
+        <w:ind w:left="2160" w:hanging="360"/>
+      </w:pPr>
+      <w:rPr>
+        <w:rFonts w:ascii="Wingdings" w:hAnsi="Wingdings" w:hint="default"/>
+      </w:rPr>
+    </w:lvl>
+    <w:lvl w:ilvl="3" w:tplc="08090001" w:tentative="1">
+      <w:start w:val="1"/>
+      <w:numFmt w:val="bullet"/>
+      <w:lvlText w:val=""/>
+      <w:lvlJc w:val="left"/>
+      <w:pPr>
+        <w:ind w:left="2880" w:hanging="360"/>
+      </w:pPr>
+      <w:rPr>
+        <w:rFonts w:ascii="Symbol" w:hAnsi="Symbol" w:hint="default"/>
+      </w:rPr>
+    </w:lvl>
+    <w:lvl w:ilvl="4" w:tplc="08090003" w:tentative="1">
+      <w:start w:val="1"/>
+      <w:numFmt w:val="bullet"/>
+      <w:lvlText w:val="o"/>
+      <w:lvlJc w:val="left"/>
+      <w:pPr>
+        <w:ind w:left="3600" w:hanging="360"/>
+      </w:pPr>
+      <w:rPr>
+        <w:rFonts w:ascii="Courier New" w:hAnsi="Courier New" w:cs="Courier New" w:hint="default"/>
+      </w:rPr>
+    </w:lvl>
+    <w:lvl w:ilvl="5" w:tplc="08090005" w:tentative="1">
+      <w:start w:val="1"/>
+      <w:numFmt w:val="bullet"/>
+      <w:lvlText w:val=""/>
+      <w:lvlJc w:val="left"/>
+      <w:pPr>
+        <w:ind w:left="4320" w:hanging="360"/>
+      </w:pPr>
+      <w:rPr>
+        <w:rFonts w:ascii="Wingdings" w:hAnsi="Wingdings" w:hint="default"/>
+      </w:rPr>
+    </w:lvl>
+    <w:lvl w:ilvl="6" w:tplc="08090001" w:tentative="1">
+      <w:start w:val="1"/>
+      <w:numFmt w:val="bullet"/>
+      <w:lvlText w:val=""/>
+      <w:lvlJc w:val="left"/>
+      <w:pPr>
+        <w:ind w:left="5040" w:hanging="360"/>
+      </w:pPr>
+      <w:rPr>
+        <w:rFonts w:ascii="Symbol" w:hAnsi="Symbol" w:hint="default"/>
+      </w:rPr>
+    </w:lvl>
+    <w:lvl w:ilvl="7" w:tplc="08090003" w:tentative="1">
+      <w:start w:val="1"/>
+      <w:numFmt w:val="bullet"/>
+      <w:lvlText w:val="o"/>
+      <w:lvlJc w:val="left"/>
+      <w:pPr>
+        <w:ind w:left="5760" w:hanging="360"/>
+      </w:pPr>
+      <w:rPr>
+        <w:rFonts w:ascii="Courier New" w:hAnsi="Courier New" w:cs="Courier New" w:hint="default"/>
+      </w:rPr>
+    </w:lvl>
+    <w:lvl w:ilvl="8" w:tplc="08090005" w:tentative="1">
+      <w:start w:val="1"/>
+      <w:numFmt w:val="bullet"/>
+      <w:lvlText w:val=""/>
+      <w:lvlJc w:val="left"/>
+      <w:pPr>
+        <w:ind w:left="6480" w:hanging="360"/>
+      </w:pPr>
+      <w:rPr>
+        <w:rFonts w:ascii="Wingdings" w:hAnsi="Wingdings" w:hint="default"/>
+      </w:rPr>
+    </w:lvl>
+  </w:abstractNum>
+  <w:abstractNum w:abstractNumId="14" w15:restartNumberingAfterBreak="0">
     <w:nsid w:val="24E63F23"/>
     <w:multiLevelType w:val="multilevel"/>
     <w:tmpl w:val="BEDC7B30"/>
@@ -1619,10 +5782,2416 @@
       </w:pPr>
     </w:lvl>
   </w:abstractNum>
-  <w:abstractNum w:abstractNumId="11" w15:restartNumberingAfterBreak="0">
+  <w:abstractNum w:abstractNumId="15" w15:restartNumberingAfterBreak="0">
+    <w:nsid w:val="28BC5C0A"/>
+    <w:multiLevelType w:val="multilevel"/>
+    <w:tmpl w:val="51D00D22"/>
+    <w:lvl w:ilvl="0">
+      <w:start w:val="1"/>
+      <w:numFmt w:val="bullet"/>
+      <w:lvlText w:val=""/>
+      <w:lvlJc w:val="left"/>
+      <w:pPr>
+        <w:tabs>
+          <w:tab w:val="num" w:pos="720"/>
+        </w:tabs>
+        <w:ind w:left="720" w:hanging="360"/>
+      </w:pPr>
+      <w:rPr>
+        <w:rFonts w:ascii="Symbol" w:hAnsi="Symbol" w:hint="default"/>
+        <w:sz w:val="20"/>
+      </w:rPr>
+    </w:lvl>
+    <w:lvl w:ilvl="1" w:tentative="1">
+      <w:start w:val="1"/>
+      <w:numFmt w:val="bullet"/>
+      <w:lvlText w:val="o"/>
+      <w:lvlJc w:val="left"/>
+      <w:pPr>
+        <w:tabs>
+          <w:tab w:val="num" w:pos="1440"/>
+        </w:tabs>
+        <w:ind w:left="1440" w:hanging="360"/>
+      </w:pPr>
+      <w:rPr>
+        <w:rFonts w:ascii="Courier New" w:hAnsi="Courier New" w:hint="default"/>
+        <w:sz w:val="20"/>
+      </w:rPr>
+    </w:lvl>
+    <w:lvl w:ilvl="2" w:tentative="1">
+      <w:start w:val="1"/>
+      <w:numFmt w:val="bullet"/>
+      <w:lvlText w:val=""/>
+      <w:lvlJc w:val="left"/>
+      <w:pPr>
+        <w:tabs>
+          <w:tab w:val="num" w:pos="2160"/>
+        </w:tabs>
+        <w:ind w:left="2160" w:hanging="360"/>
+      </w:pPr>
+      <w:rPr>
+        <w:rFonts w:ascii="Wingdings" w:hAnsi="Wingdings" w:hint="default"/>
+        <w:sz w:val="20"/>
+      </w:rPr>
+    </w:lvl>
+    <w:lvl w:ilvl="3" w:tentative="1">
+      <w:start w:val="1"/>
+      <w:numFmt w:val="bullet"/>
+      <w:lvlText w:val=""/>
+      <w:lvlJc w:val="left"/>
+      <w:pPr>
+        <w:tabs>
+          <w:tab w:val="num" w:pos="2880"/>
+        </w:tabs>
+        <w:ind w:left="2880" w:hanging="360"/>
+      </w:pPr>
+      <w:rPr>
+        <w:rFonts w:ascii="Wingdings" w:hAnsi="Wingdings" w:hint="default"/>
+        <w:sz w:val="20"/>
+      </w:rPr>
+    </w:lvl>
+    <w:lvl w:ilvl="4" w:tentative="1">
+      <w:start w:val="1"/>
+      <w:numFmt w:val="bullet"/>
+      <w:lvlText w:val=""/>
+      <w:lvlJc w:val="left"/>
+      <w:pPr>
+        <w:tabs>
+          <w:tab w:val="num" w:pos="3600"/>
+        </w:tabs>
+        <w:ind w:left="3600" w:hanging="360"/>
+      </w:pPr>
+      <w:rPr>
+        <w:rFonts w:ascii="Wingdings" w:hAnsi="Wingdings" w:hint="default"/>
+        <w:sz w:val="20"/>
+      </w:rPr>
+    </w:lvl>
+    <w:lvl w:ilvl="5" w:tentative="1">
+      <w:start w:val="1"/>
+      <w:numFmt w:val="bullet"/>
+      <w:lvlText w:val=""/>
+      <w:lvlJc w:val="left"/>
+      <w:pPr>
+        <w:tabs>
+          <w:tab w:val="num" w:pos="4320"/>
+        </w:tabs>
+        <w:ind w:left="4320" w:hanging="360"/>
+      </w:pPr>
+      <w:rPr>
+        <w:rFonts w:ascii="Wingdings" w:hAnsi="Wingdings" w:hint="default"/>
+        <w:sz w:val="20"/>
+      </w:rPr>
+    </w:lvl>
+    <w:lvl w:ilvl="6" w:tentative="1">
+      <w:start w:val="1"/>
+      <w:numFmt w:val="bullet"/>
+      <w:lvlText w:val=""/>
+      <w:lvlJc w:val="left"/>
+      <w:pPr>
+        <w:tabs>
+          <w:tab w:val="num" w:pos="5040"/>
+        </w:tabs>
+        <w:ind w:left="5040" w:hanging="360"/>
+      </w:pPr>
+      <w:rPr>
+        <w:rFonts w:ascii="Wingdings" w:hAnsi="Wingdings" w:hint="default"/>
+        <w:sz w:val="20"/>
+      </w:rPr>
+    </w:lvl>
+    <w:lvl w:ilvl="7" w:tentative="1">
+      <w:start w:val="1"/>
+      <w:numFmt w:val="bullet"/>
+      <w:lvlText w:val=""/>
+      <w:lvlJc w:val="left"/>
+      <w:pPr>
+        <w:tabs>
+          <w:tab w:val="num" w:pos="5760"/>
+        </w:tabs>
+        <w:ind w:left="5760" w:hanging="360"/>
+      </w:pPr>
+      <w:rPr>
+        <w:rFonts w:ascii="Wingdings" w:hAnsi="Wingdings" w:hint="default"/>
+        <w:sz w:val="20"/>
+      </w:rPr>
+    </w:lvl>
+    <w:lvl w:ilvl="8" w:tentative="1">
+      <w:start w:val="1"/>
+      <w:numFmt w:val="bullet"/>
+      <w:lvlText w:val=""/>
+      <w:lvlJc w:val="left"/>
+      <w:pPr>
+        <w:tabs>
+          <w:tab w:val="num" w:pos="6480"/>
+        </w:tabs>
+        <w:ind w:left="6480" w:hanging="360"/>
+      </w:pPr>
+      <w:rPr>
+        <w:rFonts w:ascii="Wingdings" w:hAnsi="Wingdings" w:hint="default"/>
+        <w:sz w:val="20"/>
+      </w:rPr>
+    </w:lvl>
+  </w:abstractNum>
+  <w:abstractNum w:abstractNumId="16" w15:restartNumberingAfterBreak="0">
     <w:nsid w:val="29124322"/>
     <w:multiLevelType w:val="multilevel"/>
     <w:tmpl w:val="4C12B6D8"/>
+    <w:lvl w:ilvl="0">
+      <w:start w:val="1"/>
+      <w:numFmt w:val="bullet"/>
+      <w:lvlText w:val=""/>
+      <w:lvlJc w:val="left"/>
+      <w:pPr>
+        <w:tabs>
+          <w:tab w:val="num" w:pos="720"/>
+        </w:tabs>
+        <w:ind w:left="720" w:hanging="360"/>
+      </w:pPr>
+      <w:rPr>
+        <w:rFonts w:ascii="Symbol" w:hAnsi="Symbol" w:hint="default"/>
+        <w:sz w:val="20"/>
+      </w:rPr>
+    </w:lvl>
+    <w:lvl w:ilvl="1">
+      <w:start w:val="1"/>
+      <w:numFmt w:val="bullet"/>
+      <w:lvlText w:val="o"/>
+      <w:lvlJc w:val="left"/>
+      <w:pPr>
+        <w:tabs>
+          <w:tab w:val="num" w:pos="1440"/>
+        </w:tabs>
+        <w:ind w:left="1440" w:hanging="360"/>
+      </w:pPr>
+      <w:rPr>
+        <w:rFonts w:ascii="Courier New" w:hAnsi="Courier New" w:hint="default"/>
+        <w:sz w:val="20"/>
+      </w:rPr>
+    </w:lvl>
+    <w:lvl w:ilvl="2" w:tentative="1">
+      <w:start w:val="1"/>
+      <w:numFmt w:val="bullet"/>
+      <w:lvlText w:val=""/>
+      <w:lvlJc w:val="left"/>
+      <w:pPr>
+        <w:tabs>
+          <w:tab w:val="num" w:pos="2160"/>
+        </w:tabs>
+        <w:ind w:left="2160" w:hanging="360"/>
+      </w:pPr>
+      <w:rPr>
+        <w:rFonts w:ascii="Wingdings" w:hAnsi="Wingdings" w:hint="default"/>
+        <w:sz w:val="20"/>
+      </w:rPr>
+    </w:lvl>
+    <w:lvl w:ilvl="3" w:tentative="1">
+      <w:start w:val="1"/>
+      <w:numFmt w:val="bullet"/>
+      <w:lvlText w:val=""/>
+      <w:lvlJc w:val="left"/>
+      <w:pPr>
+        <w:tabs>
+          <w:tab w:val="num" w:pos="2880"/>
+        </w:tabs>
+        <w:ind w:left="2880" w:hanging="360"/>
+      </w:pPr>
+      <w:rPr>
+        <w:rFonts w:ascii="Wingdings" w:hAnsi="Wingdings" w:hint="default"/>
+        <w:sz w:val="20"/>
+      </w:rPr>
+    </w:lvl>
+    <w:lvl w:ilvl="4" w:tentative="1">
+      <w:start w:val="1"/>
+      <w:numFmt w:val="bullet"/>
+      <w:lvlText w:val=""/>
+      <w:lvlJc w:val="left"/>
+      <w:pPr>
+        <w:tabs>
+          <w:tab w:val="num" w:pos="3600"/>
+        </w:tabs>
+        <w:ind w:left="3600" w:hanging="360"/>
+      </w:pPr>
+      <w:rPr>
+        <w:rFonts w:ascii="Wingdings" w:hAnsi="Wingdings" w:hint="default"/>
+        <w:sz w:val="20"/>
+      </w:rPr>
+    </w:lvl>
+    <w:lvl w:ilvl="5" w:tentative="1">
+      <w:start w:val="1"/>
+      <w:numFmt w:val="bullet"/>
+      <w:lvlText w:val=""/>
+      <w:lvlJc w:val="left"/>
+      <w:pPr>
+        <w:tabs>
+          <w:tab w:val="num" w:pos="4320"/>
+        </w:tabs>
+        <w:ind w:left="4320" w:hanging="360"/>
+      </w:pPr>
+      <w:rPr>
+        <w:rFonts w:ascii="Wingdings" w:hAnsi="Wingdings" w:hint="default"/>
+        <w:sz w:val="20"/>
+      </w:rPr>
+    </w:lvl>
+    <w:lvl w:ilvl="6" w:tentative="1">
+      <w:start w:val="1"/>
+      <w:numFmt w:val="bullet"/>
+      <w:lvlText w:val=""/>
+      <w:lvlJc w:val="left"/>
+      <w:pPr>
+        <w:tabs>
+          <w:tab w:val="num" w:pos="5040"/>
+        </w:tabs>
+        <w:ind w:left="5040" w:hanging="360"/>
+      </w:pPr>
+      <w:rPr>
+        <w:rFonts w:ascii="Wingdings" w:hAnsi="Wingdings" w:hint="default"/>
+        <w:sz w:val="20"/>
+      </w:rPr>
+    </w:lvl>
+    <w:lvl w:ilvl="7" w:tentative="1">
+      <w:start w:val="1"/>
+      <w:numFmt w:val="bullet"/>
+      <w:lvlText w:val=""/>
+      <w:lvlJc w:val="left"/>
+      <w:pPr>
+        <w:tabs>
+          <w:tab w:val="num" w:pos="5760"/>
+        </w:tabs>
+        <w:ind w:left="5760" w:hanging="360"/>
+      </w:pPr>
+      <w:rPr>
+        <w:rFonts w:ascii="Wingdings" w:hAnsi="Wingdings" w:hint="default"/>
+        <w:sz w:val="20"/>
+      </w:rPr>
+    </w:lvl>
+    <w:lvl w:ilvl="8" w:tentative="1">
+      <w:start w:val="1"/>
+      <w:numFmt w:val="bullet"/>
+      <w:lvlText w:val=""/>
+      <w:lvlJc w:val="left"/>
+      <w:pPr>
+        <w:tabs>
+          <w:tab w:val="num" w:pos="6480"/>
+        </w:tabs>
+        <w:ind w:left="6480" w:hanging="360"/>
+      </w:pPr>
+      <w:rPr>
+        <w:rFonts w:ascii="Wingdings" w:hAnsi="Wingdings" w:hint="default"/>
+        <w:sz w:val="20"/>
+      </w:rPr>
+    </w:lvl>
+  </w:abstractNum>
+  <w:abstractNum w:abstractNumId="17" w15:restartNumberingAfterBreak="0">
+    <w:nsid w:val="2D123FDC"/>
+    <w:multiLevelType w:val="multilevel"/>
+    <w:tmpl w:val="F828DDF8"/>
+    <w:lvl w:ilvl="0">
+      <w:start w:val="1"/>
+      <w:numFmt w:val="bullet"/>
+      <w:lvlText w:val=""/>
+      <w:lvlJc w:val="left"/>
+      <w:pPr>
+        <w:tabs>
+          <w:tab w:val="num" w:pos="1080"/>
+        </w:tabs>
+        <w:ind w:left="1080" w:hanging="360"/>
+      </w:pPr>
+      <w:rPr>
+        <w:rFonts w:ascii="Symbol" w:hAnsi="Symbol" w:hint="default"/>
+        <w:sz w:val="20"/>
+      </w:rPr>
+    </w:lvl>
+    <w:lvl w:ilvl="1">
+      <w:start w:val="1"/>
+      <w:numFmt w:val="bullet"/>
+      <w:lvlText w:val=""/>
+      <w:lvlJc w:val="left"/>
+      <w:pPr>
+        <w:ind w:left="1080" w:hanging="360"/>
+      </w:pPr>
+      <w:rPr>
+        <w:rFonts w:ascii="Symbol" w:hAnsi="Symbol" w:hint="default"/>
+      </w:rPr>
+    </w:lvl>
+    <w:lvl w:ilvl="2">
+      <w:start w:val="1"/>
+      <w:numFmt w:val="bullet"/>
+      <w:lvlText w:val=""/>
+      <w:lvlJc w:val="left"/>
+      <w:pPr>
+        <w:tabs>
+          <w:tab w:val="num" w:pos="2520"/>
+        </w:tabs>
+        <w:ind w:left="2520" w:hanging="360"/>
+      </w:pPr>
+      <w:rPr>
+        <w:rFonts w:ascii="Wingdings" w:hAnsi="Wingdings" w:hint="default"/>
+        <w:sz w:val="20"/>
+      </w:rPr>
+    </w:lvl>
+    <w:lvl w:ilvl="3">
+      <w:start w:val="1"/>
+      <w:numFmt w:val="bullet"/>
+      <w:lvlText w:val=""/>
+      <w:lvlJc w:val="left"/>
+      <w:pPr>
+        <w:tabs>
+          <w:tab w:val="num" w:pos="3240"/>
+        </w:tabs>
+        <w:ind w:left="3240" w:hanging="360"/>
+      </w:pPr>
+      <w:rPr>
+        <w:rFonts w:ascii="Wingdings" w:hAnsi="Wingdings" w:hint="default"/>
+        <w:sz w:val="20"/>
+      </w:rPr>
+    </w:lvl>
+    <w:lvl w:ilvl="4" w:tentative="1">
+      <w:start w:val="1"/>
+      <w:numFmt w:val="bullet"/>
+      <w:lvlText w:val=""/>
+      <w:lvlJc w:val="left"/>
+      <w:pPr>
+        <w:tabs>
+          <w:tab w:val="num" w:pos="3960"/>
+        </w:tabs>
+        <w:ind w:left="3960" w:hanging="360"/>
+      </w:pPr>
+      <w:rPr>
+        <w:rFonts w:ascii="Wingdings" w:hAnsi="Wingdings" w:hint="default"/>
+        <w:sz w:val="20"/>
+      </w:rPr>
+    </w:lvl>
+    <w:lvl w:ilvl="5" w:tentative="1">
+      <w:start w:val="1"/>
+      <w:numFmt w:val="bullet"/>
+      <w:lvlText w:val=""/>
+      <w:lvlJc w:val="left"/>
+      <w:pPr>
+        <w:tabs>
+          <w:tab w:val="num" w:pos="4680"/>
+        </w:tabs>
+        <w:ind w:left="4680" w:hanging="360"/>
+      </w:pPr>
+      <w:rPr>
+        <w:rFonts w:ascii="Wingdings" w:hAnsi="Wingdings" w:hint="default"/>
+        <w:sz w:val="20"/>
+      </w:rPr>
+    </w:lvl>
+    <w:lvl w:ilvl="6" w:tentative="1">
+      <w:start w:val="1"/>
+      <w:numFmt w:val="bullet"/>
+      <w:lvlText w:val=""/>
+      <w:lvlJc w:val="left"/>
+      <w:pPr>
+        <w:tabs>
+          <w:tab w:val="num" w:pos="5400"/>
+        </w:tabs>
+        <w:ind w:left="5400" w:hanging="360"/>
+      </w:pPr>
+      <w:rPr>
+        <w:rFonts w:ascii="Wingdings" w:hAnsi="Wingdings" w:hint="default"/>
+        <w:sz w:val="20"/>
+      </w:rPr>
+    </w:lvl>
+    <w:lvl w:ilvl="7" w:tentative="1">
+      <w:start w:val="1"/>
+      <w:numFmt w:val="bullet"/>
+      <w:lvlText w:val=""/>
+      <w:lvlJc w:val="left"/>
+      <w:pPr>
+        <w:tabs>
+          <w:tab w:val="num" w:pos="6120"/>
+        </w:tabs>
+        <w:ind w:left="6120" w:hanging="360"/>
+      </w:pPr>
+      <w:rPr>
+        <w:rFonts w:ascii="Wingdings" w:hAnsi="Wingdings" w:hint="default"/>
+        <w:sz w:val="20"/>
+      </w:rPr>
+    </w:lvl>
+    <w:lvl w:ilvl="8" w:tentative="1">
+      <w:start w:val="1"/>
+      <w:numFmt w:val="bullet"/>
+      <w:lvlText w:val=""/>
+      <w:lvlJc w:val="left"/>
+      <w:pPr>
+        <w:tabs>
+          <w:tab w:val="num" w:pos="6840"/>
+        </w:tabs>
+        <w:ind w:left="6840" w:hanging="360"/>
+      </w:pPr>
+      <w:rPr>
+        <w:rFonts w:ascii="Wingdings" w:hAnsi="Wingdings" w:hint="default"/>
+        <w:sz w:val="20"/>
+      </w:rPr>
+    </w:lvl>
+  </w:abstractNum>
+  <w:abstractNum w:abstractNumId="18" w15:restartNumberingAfterBreak="0">
+    <w:nsid w:val="309B7602"/>
+    <w:multiLevelType w:val="multilevel"/>
+    <w:tmpl w:val="F9B8B4B0"/>
+    <w:lvl w:ilvl="0">
+      <w:start w:val="1"/>
+      <w:numFmt w:val="bullet"/>
+      <w:lvlText w:val=""/>
+      <w:lvlJc w:val="left"/>
+      <w:pPr>
+        <w:tabs>
+          <w:tab w:val="num" w:pos="1080"/>
+        </w:tabs>
+        <w:ind w:left="1080" w:hanging="360"/>
+      </w:pPr>
+      <w:rPr>
+        <w:rFonts w:ascii="Symbol" w:hAnsi="Symbol" w:hint="default"/>
+        <w:sz w:val="20"/>
+      </w:rPr>
+    </w:lvl>
+    <w:lvl w:ilvl="1">
+      <w:start w:val="1"/>
+      <w:numFmt w:val="bullet"/>
+      <w:lvlText w:val=""/>
+      <w:lvlJc w:val="left"/>
+      <w:pPr>
+        <w:ind w:left="1080" w:hanging="360"/>
+      </w:pPr>
+      <w:rPr>
+        <w:rFonts w:ascii="Symbol" w:hAnsi="Symbol" w:hint="default"/>
+      </w:rPr>
+    </w:lvl>
+    <w:lvl w:ilvl="2">
+      <w:start w:val="1"/>
+      <w:numFmt w:val="bullet"/>
+      <w:lvlText w:val="o"/>
+      <w:lvlJc w:val="left"/>
+      <w:pPr>
+        <w:ind w:left="2520" w:hanging="360"/>
+      </w:pPr>
+      <w:rPr>
+        <w:rFonts w:ascii="Courier New" w:hAnsi="Courier New" w:cs="Courier New" w:hint="default"/>
+      </w:rPr>
+    </w:lvl>
+    <w:lvl w:ilvl="3">
+      <w:start w:val="1"/>
+      <w:numFmt w:val="bullet"/>
+      <w:lvlText w:val=""/>
+      <w:lvlJc w:val="left"/>
+      <w:pPr>
+        <w:tabs>
+          <w:tab w:val="num" w:pos="3240"/>
+        </w:tabs>
+        <w:ind w:left="3240" w:hanging="360"/>
+      </w:pPr>
+      <w:rPr>
+        <w:rFonts w:ascii="Wingdings" w:hAnsi="Wingdings" w:hint="default"/>
+        <w:sz w:val="20"/>
+      </w:rPr>
+    </w:lvl>
+    <w:lvl w:ilvl="4">
+      <w:start w:val="1"/>
+      <w:numFmt w:val="bullet"/>
+      <w:lvlText w:val=""/>
+      <w:lvlJc w:val="left"/>
+      <w:pPr>
+        <w:tabs>
+          <w:tab w:val="num" w:pos="3960"/>
+        </w:tabs>
+        <w:ind w:left="3960" w:hanging="360"/>
+      </w:pPr>
+      <w:rPr>
+        <w:rFonts w:ascii="Wingdings" w:hAnsi="Wingdings" w:hint="default"/>
+        <w:sz w:val="20"/>
+      </w:rPr>
+    </w:lvl>
+    <w:lvl w:ilvl="5">
+      <w:start w:val="1"/>
+      <w:numFmt w:val="bullet"/>
+      <w:lvlText w:val=""/>
+      <w:lvlJc w:val="left"/>
+      <w:pPr>
+        <w:tabs>
+          <w:tab w:val="num" w:pos="4680"/>
+        </w:tabs>
+        <w:ind w:left="4680" w:hanging="360"/>
+      </w:pPr>
+      <w:rPr>
+        <w:rFonts w:ascii="Wingdings" w:hAnsi="Wingdings" w:hint="default"/>
+        <w:sz w:val="20"/>
+      </w:rPr>
+    </w:lvl>
+    <w:lvl w:ilvl="6" w:tentative="1">
+      <w:start w:val="1"/>
+      <w:numFmt w:val="bullet"/>
+      <w:lvlText w:val=""/>
+      <w:lvlJc w:val="left"/>
+      <w:pPr>
+        <w:tabs>
+          <w:tab w:val="num" w:pos="5400"/>
+        </w:tabs>
+        <w:ind w:left="5400" w:hanging="360"/>
+      </w:pPr>
+      <w:rPr>
+        <w:rFonts w:ascii="Wingdings" w:hAnsi="Wingdings" w:hint="default"/>
+        <w:sz w:val="20"/>
+      </w:rPr>
+    </w:lvl>
+    <w:lvl w:ilvl="7" w:tentative="1">
+      <w:start w:val="1"/>
+      <w:numFmt w:val="bullet"/>
+      <w:lvlText w:val=""/>
+      <w:lvlJc w:val="left"/>
+      <w:pPr>
+        <w:tabs>
+          <w:tab w:val="num" w:pos="6120"/>
+        </w:tabs>
+        <w:ind w:left="6120" w:hanging="360"/>
+      </w:pPr>
+      <w:rPr>
+        <w:rFonts w:ascii="Wingdings" w:hAnsi="Wingdings" w:hint="default"/>
+        <w:sz w:val="20"/>
+      </w:rPr>
+    </w:lvl>
+    <w:lvl w:ilvl="8" w:tentative="1">
+      <w:start w:val="1"/>
+      <w:numFmt w:val="bullet"/>
+      <w:lvlText w:val=""/>
+      <w:lvlJc w:val="left"/>
+      <w:pPr>
+        <w:tabs>
+          <w:tab w:val="num" w:pos="6840"/>
+        </w:tabs>
+        <w:ind w:left="6840" w:hanging="360"/>
+      </w:pPr>
+      <w:rPr>
+        <w:rFonts w:ascii="Wingdings" w:hAnsi="Wingdings" w:hint="default"/>
+        <w:sz w:val="20"/>
+      </w:rPr>
+    </w:lvl>
+  </w:abstractNum>
+  <w:abstractNum w:abstractNumId="19" w15:restartNumberingAfterBreak="0">
+    <w:nsid w:val="316E1341"/>
+    <w:multiLevelType w:val="multilevel"/>
+    <w:tmpl w:val="54547C2A"/>
+    <w:lvl w:ilvl="0">
+      <w:start w:val="1"/>
+      <w:numFmt w:val="bullet"/>
+      <w:lvlText w:val=""/>
+      <w:lvlJc w:val="left"/>
+      <w:pPr>
+        <w:tabs>
+          <w:tab w:val="num" w:pos="720"/>
+        </w:tabs>
+        <w:ind w:left="720" w:hanging="360"/>
+      </w:pPr>
+      <w:rPr>
+        <w:rFonts w:ascii="Symbol" w:hAnsi="Symbol" w:hint="default"/>
+        <w:sz w:val="20"/>
+      </w:rPr>
+    </w:lvl>
+    <w:lvl w:ilvl="1" w:tentative="1">
+      <w:start w:val="1"/>
+      <w:numFmt w:val="bullet"/>
+      <w:lvlText w:val="o"/>
+      <w:lvlJc w:val="left"/>
+      <w:pPr>
+        <w:tabs>
+          <w:tab w:val="num" w:pos="1440"/>
+        </w:tabs>
+        <w:ind w:left="1440" w:hanging="360"/>
+      </w:pPr>
+      <w:rPr>
+        <w:rFonts w:ascii="Courier New" w:hAnsi="Courier New" w:hint="default"/>
+        <w:sz w:val="20"/>
+      </w:rPr>
+    </w:lvl>
+    <w:lvl w:ilvl="2" w:tentative="1">
+      <w:start w:val="1"/>
+      <w:numFmt w:val="bullet"/>
+      <w:lvlText w:val=""/>
+      <w:lvlJc w:val="left"/>
+      <w:pPr>
+        <w:tabs>
+          <w:tab w:val="num" w:pos="2160"/>
+        </w:tabs>
+        <w:ind w:left="2160" w:hanging="360"/>
+      </w:pPr>
+      <w:rPr>
+        <w:rFonts w:ascii="Wingdings" w:hAnsi="Wingdings" w:hint="default"/>
+        <w:sz w:val="20"/>
+      </w:rPr>
+    </w:lvl>
+    <w:lvl w:ilvl="3" w:tentative="1">
+      <w:start w:val="1"/>
+      <w:numFmt w:val="bullet"/>
+      <w:lvlText w:val=""/>
+      <w:lvlJc w:val="left"/>
+      <w:pPr>
+        <w:tabs>
+          <w:tab w:val="num" w:pos="2880"/>
+        </w:tabs>
+        <w:ind w:left="2880" w:hanging="360"/>
+      </w:pPr>
+      <w:rPr>
+        <w:rFonts w:ascii="Wingdings" w:hAnsi="Wingdings" w:hint="default"/>
+        <w:sz w:val="20"/>
+      </w:rPr>
+    </w:lvl>
+    <w:lvl w:ilvl="4" w:tentative="1">
+      <w:start w:val="1"/>
+      <w:numFmt w:val="bullet"/>
+      <w:lvlText w:val=""/>
+      <w:lvlJc w:val="left"/>
+      <w:pPr>
+        <w:tabs>
+          <w:tab w:val="num" w:pos="3600"/>
+        </w:tabs>
+        <w:ind w:left="3600" w:hanging="360"/>
+      </w:pPr>
+      <w:rPr>
+        <w:rFonts w:ascii="Wingdings" w:hAnsi="Wingdings" w:hint="default"/>
+        <w:sz w:val="20"/>
+      </w:rPr>
+    </w:lvl>
+    <w:lvl w:ilvl="5" w:tentative="1">
+      <w:start w:val="1"/>
+      <w:numFmt w:val="bullet"/>
+      <w:lvlText w:val=""/>
+      <w:lvlJc w:val="left"/>
+      <w:pPr>
+        <w:tabs>
+          <w:tab w:val="num" w:pos="4320"/>
+        </w:tabs>
+        <w:ind w:left="4320" w:hanging="360"/>
+      </w:pPr>
+      <w:rPr>
+        <w:rFonts w:ascii="Wingdings" w:hAnsi="Wingdings" w:hint="default"/>
+        <w:sz w:val="20"/>
+      </w:rPr>
+    </w:lvl>
+    <w:lvl w:ilvl="6" w:tentative="1">
+      <w:start w:val="1"/>
+      <w:numFmt w:val="bullet"/>
+      <w:lvlText w:val=""/>
+      <w:lvlJc w:val="left"/>
+      <w:pPr>
+        <w:tabs>
+          <w:tab w:val="num" w:pos="5040"/>
+        </w:tabs>
+        <w:ind w:left="5040" w:hanging="360"/>
+      </w:pPr>
+      <w:rPr>
+        <w:rFonts w:ascii="Wingdings" w:hAnsi="Wingdings" w:hint="default"/>
+        <w:sz w:val="20"/>
+      </w:rPr>
+    </w:lvl>
+    <w:lvl w:ilvl="7" w:tentative="1">
+      <w:start w:val="1"/>
+      <w:numFmt w:val="bullet"/>
+      <w:lvlText w:val=""/>
+      <w:lvlJc w:val="left"/>
+      <w:pPr>
+        <w:tabs>
+          <w:tab w:val="num" w:pos="5760"/>
+        </w:tabs>
+        <w:ind w:left="5760" w:hanging="360"/>
+      </w:pPr>
+      <w:rPr>
+        <w:rFonts w:ascii="Wingdings" w:hAnsi="Wingdings" w:hint="default"/>
+        <w:sz w:val="20"/>
+      </w:rPr>
+    </w:lvl>
+    <w:lvl w:ilvl="8" w:tentative="1">
+      <w:start w:val="1"/>
+      <w:numFmt w:val="bullet"/>
+      <w:lvlText w:val=""/>
+      <w:lvlJc w:val="left"/>
+      <w:pPr>
+        <w:tabs>
+          <w:tab w:val="num" w:pos="6480"/>
+        </w:tabs>
+        <w:ind w:left="6480" w:hanging="360"/>
+      </w:pPr>
+      <w:rPr>
+        <w:rFonts w:ascii="Wingdings" w:hAnsi="Wingdings" w:hint="default"/>
+        <w:sz w:val="20"/>
+      </w:rPr>
+    </w:lvl>
+  </w:abstractNum>
+  <w:abstractNum w:abstractNumId="20" w15:restartNumberingAfterBreak="0">
+    <w:nsid w:val="34415683"/>
+    <w:multiLevelType w:val="multilevel"/>
+    <w:tmpl w:val="686A2C50"/>
+    <w:lvl w:ilvl="0">
+      <w:start w:val="1"/>
+      <w:numFmt w:val="decimal"/>
+      <w:lvlText w:val="%1."/>
+      <w:lvlJc w:val="left"/>
+      <w:pPr>
+        <w:tabs>
+          <w:tab w:val="num" w:pos="720"/>
+        </w:tabs>
+        <w:ind w:left="720" w:hanging="360"/>
+      </w:pPr>
+    </w:lvl>
+    <w:lvl w:ilvl="1" w:tentative="1">
+      <w:start w:val="1"/>
+      <w:numFmt w:val="decimal"/>
+      <w:lvlText w:val="%2."/>
+      <w:lvlJc w:val="left"/>
+      <w:pPr>
+        <w:tabs>
+          <w:tab w:val="num" w:pos="1440"/>
+        </w:tabs>
+        <w:ind w:left="1440" w:hanging="360"/>
+      </w:pPr>
+    </w:lvl>
+    <w:lvl w:ilvl="2" w:tentative="1">
+      <w:start w:val="1"/>
+      <w:numFmt w:val="decimal"/>
+      <w:lvlText w:val="%3."/>
+      <w:lvlJc w:val="left"/>
+      <w:pPr>
+        <w:tabs>
+          <w:tab w:val="num" w:pos="2160"/>
+        </w:tabs>
+        <w:ind w:left="2160" w:hanging="360"/>
+      </w:pPr>
+    </w:lvl>
+    <w:lvl w:ilvl="3" w:tentative="1">
+      <w:start w:val="1"/>
+      <w:numFmt w:val="decimal"/>
+      <w:lvlText w:val="%4."/>
+      <w:lvlJc w:val="left"/>
+      <w:pPr>
+        <w:tabs>
+          <w:tab w:val="num" w:pos="2880"/>
+        </w:tabs>
+        <w:ind w:left="2880" w:hanging="360"/>
+      </w:pPr>
+    </w:lvl>
+    <w:lvl w:ilvl="4" w:tentative="1">
+      <w:start w:val="1"/>
+      <w:numFmt w:val="decimal"/>
+      <w:lvlText w:val="%5."/>
+      <w:lvlJc w:val="left"/>
+      <w:pPr>
+        <w:tabs>
+          <w:tab w:val="num" w:pos="3600"/>
+        </w:tabs>
+        <w:ind w:left="3600" w:hanging="360"/>
+      </w:pPr>
+    </w:lvl>
+    <w:lvl w:ilvl="5" w:tentative="1">
+      <w:start w:val="1"/>
+      <w:numFmt w:val="decimal"/>
+      <w:lvlText w:val="%6."/>
+      <w:lvlJc w:val="left"/>
+      <w:pPr>
+        <w:tabs>
+          <w:tab w:val="num" w:pos="4320"/>
+        </w:tabs>
+        <w:ind w:left="4320" w:hanging="360"/>
+      </w:pPr>
+    </w:lvl>
+    <w:lvl w:ilvl="6" w:tentative="1">
+      <w:start w:val="1"/>
+      <w:numFmt w:val="decimal"/>
+      <w:lvlText w:val="%7."/>
+      <w:lvlJc w:val="left"/>
+      <w:pPr>
+        <w:tabs>
+          <w:tab w:val="num" w:pos="5040"/>
+        </w:tabs>
+        <w:ind w:left="5040" w:hanging="360"/>
+      </w:pPr>
+    </w:lvl>
+    <w:lvl w:ilvl="7" w:tentative="1">
+      <w:start w:val="1"/>
+      <w:numFmt w:val="decimal"/>
+      <w:lvlText w:val="%8."/>
+      <w:lvlJc w:val="left"/>
+      <w:pPr>
+        <w:tabs>
+          <w:tab w:val="num" w:pos="5760"/>
+        </w:tabs>
+        <w:ind w:left="5760" w:hanging="360"/>
+      </w:pPr>
+    </w:lvl>
+    <w:lvl w:ilvl="8" w:tentative="1">
+      <w:start w:val="1"/>
+      <w:numFmt w:val="decimal"/>
+      <w:lvlText w:val="%9."/>
+      <w:lvlJc w:val="left"/>
+      <w:pPr>
+        <w:tabs>
+          <w:tab w:val="num" w:pos="6480"/>
+        </w:tabs>
+        <w:ind w:left="6480" w:hanging="360"/>
+      </w:pPr>
+    </w:lvl>
+  </w:abstractNum>
+  <w:abstractNum w:abstractNumId="21" w15:restartNumberingAfterBreak="0">
+    <w:nsid w:val="3FAE3FCE"/>
+    <w:multiLevelType w:val="multilevel"/>
+    <w:tmpl w:val="738AE658"/>
+    <w:lvl w:ilvl="0">
+      <w:start w:val="1"/>
+      <w:numFmt w:val="bullet"/>
+      <w:lvlText w:val=""/>
+      <w:lvlJc w:val="left"/>
+      <w:pPr>
+        <w:tabs>
+          <w:tab w:val="num" w:pos="720"/>
+        </w:tabs>
+        <w:ind w:left="720" w:hanging="360"/>
+      </w:pPr>
+      <w:rPr>
+        <w:rFonts w:ascii="Symbol" w:hAnsi="Symbol" w:hint="default"/>
+        <w:sz w:val="20"/>
+      </w:rPr>
+    </w:lvl>
+    <w:lvl w:ilvl="1">
+      <w:start w:val="1"/>
+      <w:numFmt w:val="bullet"/>
+      <w:lvlText w:val=""/>
+      <w:lvlJc w:val="left"/>
+      <w:pPr>
+        <w:ind w:left="720" w:hanging="360"/>
+      </w:pPr>
+      <w:rPr>
+        <w:rFonts w:ascii="Symbol" w:hAnsi="Symbol" w:hint="default"/>
+      </w:rPr>
+    </w:lvl>
+    <w:lvl w:ilvl="2">
+      <w:start w:val="1"/>
+      <w:numFmt w:val="bullet"/>
+      <w:lvlText w:val=""/>
+      <w:lvlJc w:val="left"/>
+      <w:pPr>
+        <w:tabs>
+          <w:tab w:val="num" w:pos="2160"/>
+        </w:tabs>
+        <w:ind w:left="2160" w:hanging="360"/>
+      </w:pPr>
+      <w:rPr>
+        <w:rFonts w:ascii="Wingdings" w:hAnsi="Wingdings" w:hint="default"/>
+        <w:sz w:val="20"/>
+      </w:rPr>
+    </w:lvl>
+    <w:lvl w:ilvl="3" w:tentative="1">
+      <w:start w:val="1"/>
+      <w:numFmt w:val="bullet"/>
+      <w:lvlText w:val=""/>
+      <w:lvlJc w:val="left"/>
+      <w:pPr>
+        <w:tabs>
+          <w:tab w:val="num" w:pos="2880"/>
+        </w:tabs>
+        <w:ind w:left="2880" w:hanging="360"/>
+      </w:pPr>
+      <w:rPr>
+        <w:rFonts w:ascii="Wingdings" w:hAnsi="Wingdings" w:hint="default"/>
+        <w:sz w:val="20"/>
+      </w:rPr>
+    </w:lvl>
+    <w:lvl w:ilvl="4" w:tentative="1">
+      <w:start w:val="1"/>
+      <w:numFmt w:val="bullet"/>
+      <w:lvlText w:val=""/>
+      <w:lvlJc w:val="left"/>
+      <w:pPr>
+        <w:tabs>
+          <w:tab w:val="num" w:pos="3600"/>
+        </w:tabs>
+        <w:ind w:left="3600" w:hanging="360"/>
+      </w:pPr>
+      <w:rPr>
+        <w:rFonts w:ascii="Wingdings" w:hAnsi="Wingdings" w:hint="default"/>
+        <w:sz w:val="20"/>
+      </w:rPr>
+    </w:lvl>
+    <w:lvl w:ilvl="5" w:tentative="1">
+      <w:start w:val="1"/>
+      <w:numFmt w:val="bullet"/>
+      <w:lvlText w:val=""/>
+      <w:lvlJc w:val="left"/>
+      <w:pPr>
+        <w:tabs>
+          <w:tab w:val="num" w:pos="4320"/>
+        </w:tabs>
+        <w:ind w:left="4320" w:hanging="360"/>
+      </w:pPr>
+      <w:rPr>
+        <w:rFonts w:ascii="Wingdings" w:hAnsi="Wingdings" w:hint="default"/>
+        <w:sz w:val="20"/>
+      </w:rPr>
+    </w:lvl>
+    <w:lvl w:ilvl="6" w:tentative="1">
+      <w:start w:val="1"/>
+      <w:numFmt w:val="bullet"/>
+      <w:lvlText w:val=""/>
+      <w:lvlJc w:val="left"/>
+      <w:pPr>
+        <w:tabs>
+          <w:tab w:val="num" w:pos="5040"/>
+        </w:tabs>
+        <w:ind w:left="5040" w:hanging="360"/>
+      </w:pPr>
+      <w:rPr>
+        <w:rFonts w:ascii="Wingdings" w:hAnsi="Wingdings" w:hint="default"/>
+        <w:sz w:val="20"/>
+      </w:rPr>
+    </w:lvl>
+    <w:lvl w:ilvl="7" w:tentative="1">
+      <w:start w:val="1"/>
+      <w:numFmt w:val="bullet"/>
+      <w:lvlText w:val=""/>
+      <w:lvlJc w:val="left"/>
+      <w:pPr>
+        <w:tabs>
+          <w:tab w:val="num" w:pos="5760"/>
+        </w:tabs>
+        <w:ind w:left="5760" w:hanging="360"/>
+      </w:pPr>
+      <w:rPr>
+        <w:rFonts w:ascii="Wingdings" w:hAnsi="Wingdings" w:hint="default"/>
+        <w:sz w:val="20"/>
+      </w:rPr>
+    </w:lvl>
+    <w:lvl w:ilvl="8" w:tentative="1">
+      <w:start w:val="1"/>
+      <w:numFmt w:val="bullet"/>
+      <w:lvlText w:val=""/>
+      <w:lvlJc w:val="left"/>
+      <w:pPr>
+        <w:tabs>
+          <w:tab w:val="num" w:pos="6480"/>
+        </w:tabs>
+        <w:ind w:left="6480" w:hanging="360"/>
+      </w:pPr>
+      <w:rPr>
+        <w:rFonts w:ascii="Wingdings" w:hAnsi="Wingdings" w:hint="default"/>
+        <w:sz w:val="20"/>
+      </w:rPr>
+    </w:lvl>
+  </w:abstractNum>
+  <w:abstractNum w:abstractNumId="22" w15:restartNumberingAfterBreak="0">
+    <w:nsid w:val="4478027A"/>
+    <w:multiLevelType w:val="multilevel"/>
+    <w:tmpl w:val="4014B5F0"/>
+    <w:lvl w:ilvl="0">
+      <w:start w:val="1"/>
+      <w:numFmt w:val="bullet"/>
+      <w:lvlText w:val=""/>
+      <w:lvlJc w:val="left"/>
+      <w:pPr>
+        <w:tabs>
+          <w:tab w:val="num" w:pos="1080"/>
+        </w:tabs>
+        <w:ind w:left="1080" w:hanging="360"/>
+      </w:pPr>
+      <w:rPr>
+        <w:rFonts w:ascii="Symbol" w:hAnsi="Symbol" w:hint="default"/>
+        <w:sz w:val="20"/>
+      </w:rPr>
+    </w:lvl>
+    <w:lvl w:ilvl="1" w:tentative="1">
+      <w:start w:val="1"/>
+      <w:numFmt w:val="bullet"/>
+      <w:lvlText w:val="o"/>
+      <w:lvlJc w:val="left"/>
+      <w:pPr>
+        <w:tabs>
+          <w:tab w:val="num" w:pos="1800"/>
+        </w:tabs>
+        <w:ind w:left="1800" w:hanging="360"/>
+      </w:pPr>
+      <w:rPr>
+        <w:rFonts w:ascii="Courier New" w:hAnsi="Courier New" w:hint="default"/>
+        <w:sz w:val="20"/>
+      </w:rPr>
+    </w:lvl>
+    <w:lvl w:ilvl="2" w:tentative="1">
+      <w:start w:val="1"/>
+      <w:numFmt w:val="bullet"/>
+      <w:lvlText w:val=""/>
+      <w:lvlJc w:val="left"/>
+      <w:pPr>
+        <w:tabs>
+          <w:tab w:val="num" w:pos="2520"/>
+        </w:tabs>
+        <w:ind w:left="2520" w:hanging="360"/>
+      </w:pPr>
+      <w:rPr>
+        <w:rFonts w:ascii="Wingdings" w:hAnsi="Wingdings" w:hint="default"/>
+        <w:sz w:val="20"/>
+      </w:rPr>
+    </w:lvl>
+    <w:lvl w:ilvl="3" w:tentative="1">
+      <w:start w:val="1"/>
+      <w:numFmt w:val="bullet"/>
+      <w:lvlText w:val=""/>
+      <w:lvlJc w:val="left"/>
+      <w:pPr>
+        <w:tabs>
+          <w:tab w:val="num" w:pos="3240"/>
+        </w:tabs>
+        <w:ind w:left="3240" w:hanging="360"/>
+      </w:pPr>
+      <w:rPr>
+        <w:rFonts w:ascii="Wingdings" w:hAnsi="Wingdings" w:hint="default"/>
+        <w:sz w:val="20"/>
+      </w:rPr>
+    </w:lvl>
+    <w:lvl w:ilvl="4" w:tentative="1">
+      <w:start w:val="1"/>
+      <w:numFmt w:val="bullet"/>
+      <w:lvlText w:val=""/>
+      <w:lvlJc w:val="left"/>
+      <w:pPr>
+        <w:tabs>
+          <w:tab w:val="num" w:pos="3960"/>
+        </w:tabs>
+        <w:ind w:left="3960" w:hanging="360"/>
+      </w:pPr>
+      <w:rPr>
+        <w:rFonts w:ascii="Wingdings" w:hAnsi="Wingdings" w:hint="default"/>
+        <w:sz w:val="20"/>
+      </w:rPr>
+    </w:lvl>
+    <w:lvl w:ilvl="5" w:tentative="1">
+      <w:start w:val="1"/>
+      <w:numFmt w:val="bullet"/>
+      <w:lvlText w:val=""/>
+      <w:lvlJc w:val="left"/>
+      <w:pPr>
+        <w:tabs>
+          <w:tab w:val="num" w:pos="4680"/>
+        </w:tabs>
+        <w:ind w:left="4680" w:hanging="360"/>
+      </w:pPr>
+      <w:rPr>
+        <w:rFonts w:ascii="Wingdings" w:hAnsi="Wingdings" w:hint="default"/>
+        <w:sz w:val="20"/>
+      </w:rPr>
+    </w:lvl>
+    <w:lvl w:ilvl="6" w:tentative="1">
+      <w:start w:val="1"/>
+      <w:numFmt w:val="bullet"/>
+      <w:lvlText w:val=""/>
+      <w:lvlJc w:val="left"/>
+      <w:pPr>
+        <w:tabs>
+          <w:tab w:val="num" w:pos="5400"/>
+        </w:tabs>
+        <w:ind w:left="5400" w:hanging="360"/>
+      </w:pPr>
+      <w:rPr>
+        <w:rFonts w:ascii="Wingdings" w:hAnsi="Wingdings" w:hint="default"/>
+        <w:sz w:val="20"/>
+      </w:rPr>
+    </w:lvl>
+    <w:lvl w:ilvl="7" w:tentative="1">
+      <w:start w:val="1"/>
+      <w:numFmt w:val="bullet"/>
+      <w:lvlText w:val=""/>
+      <w:lvlJc w:val="left"/>
+      <w:pPr>
+        <w:tabs>
+          <w:tab w:val="num" w:pos="6120"/>
+        </w:tabs>
+        <w:ind w:left="6120" w:hanging="360"/>
+      </w:pPr>
+      <w:rPr>
+        <w:rFonts w:ascii="Wingdings" w:hAnsi="Wingdings" w:hint="default"/>
+        <w:sz w:val="20"/>
+      </w:rPr>
+    </w:lvl>
+    <w:lvl w:ilvl="8" w:tentative="1">
+      <w:start w:val="1"/>
+      <w:numFmt w:val="bullet"/>
+      <w:lvlText w:val=""/>
+      <w:lvlJc w:val="left"/>
+      <w:pPr>
+        <w:tabs>
+          <w:tab w:val="num" w:pos="6840"/>
+        </w:tabs>
+        <w:ind w:left="6840" w:hanging="360"/>
+      </w:pPr>
+      <w:rPr>
+        <w:rFonts w:ascii="Wingdings" w:hAnsi="Wingdings" w:hint="default"/>
+        <w:sz w:val="20"/>
+      </w:rPr>
+    </w:lvl>
+  </w:abstractNum>
+  <w:abstractNum w:abstractNumId="23" w15:restartNumberingAfterBreak="0">
+    <w:nsid w:val="4CD01D2C"/>
+    <w:multiLevelType w:val="hybridMultilevel"/>
+    <w:tmpl w:val="B0E6E5A8"/>
+    <w:lvl w:ilvl="0" w:tplc="08090001">
+      <w:start w:val="1"/>
+      <w:numFmt w:val="bullet"/>
+      <w:lvlText w:val=""/>
+      <w:lvlJc w:val="left"/>
+      <w:pPr>
+        <w:ind w:left="720" w:hanging="360"/>
+      </w:pPr>
+      <w:rPr>
+        <w:rFonts w:ascii="Symbol" w:hAnsi="Symbol" w:hint="default"/>
+      </w:rPr>
+    </w:lvl>
+    <w:lvl w:ilvl="1" w:tplc="08090003" w:tentative="1">
+      <w:start w:val="1"/>
+      <w:numFmt w:val="bullet"/>
+      <w:lvlText w:val="o"/>
+      <w:lvlJc w:val="left"/>
+      <w:pPr>
+        <w:ind w:left="1440" w:hanging="360"/>
+      </w:pPr>
+      <w:rPr>
+        <w:rFonts w:ascii="Courier New" w:hAnsi="Courier New" w:cs="Courier New" w:hint="default"/>
+      </w:rPr>
+    </w:lvl>
+    <w:lvl w:ilvl="2" w:tplc="08090005" w:tentative="1">
+      <w:start w:val="1"/>
+      <w:numFmt w:val="bullet"/>
+      <w:lvlText w:val=""/>
+      <w:lvlJc w:val="left"/>
+      <w:pPr>
+        <w:ind w:left="2160" w:hanging="360"/>
+      </w:pPr>
+      <w:rPr>
+        <w:rFonts w:ascii="Wingdings" w:hAnsi="Wingdings" w:hint="default"/>
+      </w:rPr>
+    </w:lvl>
+    <w:lvl w:ilvl="3" w:tplc="08090001" w:tentative="1">
+      <w:start w:val="1"/>
+      <w:numFmt w:val="bullet"/>
+      <w:lvlText w:val=""/>
+      <w:lvlJc w:val="left"/>
+      <w:pPr>
+        <w:ind w:left="2880" w:hanging="360"/>
+      </w:pPr>
+      <w:rPr>
+        <w:rFonts w:ascii="Symbol" w:hAnsi="Symbol" w:hint="default"/>
+      </w:rPr>
+    </w:lvl>
+    <w:lvl w:ilvl="4" w:tplc="08090003" w:tentative="1">
+      <w:start w:val="1"/>
+      <w:numFmt w:val="bullet"/>
+      <w:lvlText w:val="o"/>
+      <w:lvlJc w:val="left"/>
+      <w:pPr>
+        <w:ind w:left="3600" w:hanging="360"/>
+      </w:pPr>
+      <w:rPr>
+        <w:rFonts w:ascii="Courier New" w:hAnsi="Courier New" w:cs="Courier New" w:hint="default"/>
+      </w:rPr>
+    </w:lvl>
+    <w:lvl w:ilvl="5" w:tplc="08090005" w:tentative="1">
+      <w:start w:val="1"/>
+      <w:numFmt w:val="bullet"/>
+      <w:lvlText w:val=""/>
+      <w:lvlJc w:val="left"/>
+      <w:pPr>
+        <w:ind w:left="4320" w:hanging="360"/>
+      </w:pPr>
+      <w:rPr>
+        <w:rFonts w:ascii="Wingdings" w:hAnsi="Wingdings" w:hint="default"/>
+      </w:rPr>
+    </w:lvl>
+    <w:lvl w:ilvl="6" w:tplc="08090001" w:tentative="1">
+      <w:start w:val="1"/>
+      <w:numFmt w:val="bullet"/>
+      <w:lvlText w:val=""/>
+      <w:lvlJc w:val="left"/>
+      <w:pPr>
+        <w:ind w:left="5040" w:hanging="360"/>
+      </w:pPr>
+      <w:rPr>
+        <w:rFonts w:ascii="Symbol" w:hAnsi="Symbol" w:hint="default"/>
+      </w:rPr>
+    </w:lvl>
+    <w:lvl w:ilvl="7" w:tplc="08090003" w:tentative="1">
+      <w:start w:val="1"/>
+      <w:numFmt w:val="bullet"/>
+      <w:lvlText w:val="o"/>
+      <w:lvlJc w:val="left"/>
+      <w:pPr>
+        <w:ind w:left="5760" w:hanging="360"/>
+      </w:pPr>
+      <w:rPr>
+        <w:rFonts w:ascii="Courier New" w:hAnsi="Courier New" w:cs="Courier New" w:hint="default"/>
+      </w:rPr>
+    </w:lvl>
+    <w:lvl w:ilvl="8" w:tplc="08090005" w:tentative="1">
+      <w:start w:val="1"/>
+      <w:numFmt w:val="bullet"/>
+      <w:lvlText w:val=""/>
+      <w:lvlJc w:val="left"/>
+      <w:pPr>
+        <w:ind w:left="6480" w:hanging="360"/>
+      </w:pPr>
+      <w:rPr>
+        <w:rFonts w:ascii="Wingdings" w:hAnsi="Wingdings" w:hint="default"/>
+      </w:rPr>
+    </w:lvl>
+  </w:abstractNum>
+  <w:abstractNum w:abstractNumId="24" w15:restartNumberingAfterBreak="0">
+    <w:nsid w:val="4EA25BE9"/>
+    <w:multiLevelType w:val="multilevel"/>
+    <w:tmpl w:val="54547C2A"/>
+    <w:lvl w:ilvl="0">
+      <w:start w:val="1"/>
+      <w:numFmt w:val="bullet"/>
+      <w:lvlText w:val=""/>
+      <w:lvlJc w:val="left"/>
+      <w:pPr>
+        <w:tabs>
+          <w:tab w:val="num" w:pos="720"/>
+        </w:tabs>
+        <w:ind w:left="720" w:hanging="360"/>
+      </w:pPr>
+      <w:rPr>
+        <w:rFonts w:ascii="Symbol" w:hAnsi="Symbol" w:hint="default"/>
+        <w:sz w:val="20"/>
+      </w:rPr>
+    </w:lvl>
+    <w:lvl w:ilvl="1" w:tentative="1">
+      <w:start w:val="1"/>
+      <w:numFmt w:val="bullet"/>
+      <w:lvlText w:val="o"/>
+      <w:lvlJc w:val="left"/>
+      <w:pPr>
+        <w:tabs>
+          <w:tab w:val="num" w:pos="1440"/>
+        </w:tabs>
+        <w:ind w:left="1440" w:hanging="360"/>
+      </w:pPr>
+      <w:rPr>
+        <w:rFonts w:ascii="Courier New" w:hAnsi="Courier New" w:hint="default"/>
+        <w:sz w:val="20"/>
+      </w:rPr>
+    </w:lvl>
+    <w:lvl w:ilvl="2" w:tentative="1">
+      <w:start w:val="1"/>
+      <w:numFmt w:val="bullet"/>
+      <w:lvlText w:val=""/>
+      <w:lvlJc w:val="left"/>
+      <w:pPr>
+        <w:tabs>
+          <w:tab w:val="num" w:pos="2160"/>
+        </w:tabs>
+        <w:ind w:left="2160" w:hanging="360"/>
+      </w:pPr>
+      <w:rPr>
+        <w:rFonts w:ascii="Wingdings" w:hAnsi="Wingdings" w:hint="default"/>
+        <w:sz w:val="20"/>
+      </w:rPr>
+    </w:lvl>
+    <w:lvl w:ilvl="3" w:tentative="1">
+      <w:start w:val="1"/>
+      <w:numFmt w:val="bullet"/>
+      <w:lvlText w:val=""/>
+      <w:lvlJc w:val="left"/>
+      <w:pPr>
+        <w:tabs>
+          <w:tab w:val="num" w:pos="2880"/>
+        </w:tabs>
+        <w:ind w:left="2880" w:hanging="360"/>
+      </w:pPr>
+      <w:rPr>
+        <w:rFonts w:ascii="Wingdings" w:hAnsi="Wingdings" w:hint="default"/>
+        <w:sz w:val="20"/>
+      </w:rPr>
+    </w:lvl>
+    <w:lvl w:ilvl="4" w:tentative="1">
+      <w:start w:val="1"/>
+      <w:numFmt w:val="bullet"/>
+      <w:lvlText w:val=""/>
+      <w:lvlJc w:val="left"/>
+      <w:pPr>
+        <w:tabs>
+          <w:tab w:val="num" w:pos="3600"/>
+        </w:tabs>
+        <w:ind w:left="3600" w:hanging="360"/>
+      </w:pPr>
+      <w:rPr>
+        <w:rFonts w:ascii="Wingdings" w:hAnsi="Wingdings" w:hint="default"/>
+        <w:sz w:val="20"/>
+      </w:rPr>
+    </w:lvl>
+    <w:lvl w:ilvl="5" w:tentative="1">
+      <w:start w:val="1"/>
+      <w:numFmt w:val="bullet"/>
+      <w:lvlText w:val=""/>
+      <w:lvlJc w:val="left"/>
+      <w:pPr>
+        <w:tabs>
+          <w:tab w:val="num" w:pos="4320"/>
+        </w:tabs>
+        <w:ind w:left="4320" w:hanging="360"/>
+      </w:pPr>
+      <w:rPr>
+        <w:rFonts w:ascii="Wingdings" w:hAnsi="Wingdings" w:hint="default"/>
+        <w:sz w:val="20"/>
+      </w:rPr>
+    </w:lvl>
+    <w:lvl w:ilvl="6" w:tentative="1">
+      <w:start w:val="1"/>
+      <w:numFmt w:val="bullet"/>
+      <w:lvlText w:val=""/>
+      <w:lvlJc w:val="left"/>
+      <w:pPr>
+        <w:tabs>
+          <w:tab w:val="num" w:pos="5040"/>
+        </w:tabs>
+        <w:ind w:left="5040" w:hanging="360"/>
+      </w:pPr>
+      <w:rPr>
+        <w:rFonts w:ascii="Wingdings" w:hAnsi="Wingdings" w:hint="default"/>
+        <w:sz w:val="20"/>
+      </w:rPr>
+    </w:lvl>
+    <w:lvl w:ilvl="7" w:tentative="1">
+      <w:start w:val="1"/>
+      <w:numFmt w:val="bullet"/>
+      <w:lvlText w:val=""/>
+      <w:lvlJc w:val="left"/>
+      <w:pPr>
+        <w:tabs>
+          <w:tab w:val="num" w:pos="5760"/>
+        </w:tabs>
+        <w:ind w:left="5760" w:hanging="360"/>
+      </w:pPr>
+      <w:rPr>
+        <w:rFonts w:ascii="Wingdings" w:hAnsi="Wingdings" w:hint="default"/>
+        <w:sz w:val="20"/>
+      </w:rPr>
+    </w:lvl>
+    <w:lvl w:ilvl="8" w:tentative="1">
+      <w:start w:val="1"/>
+      <w:numFmt w:val="bullet"/>
+      <w:lvlText w:val=""/>
+      <w:lvlJc w:val="left"/>
+      <w:pPr>
+        <w:tabs>
+          <w:tab w:val="num" w:pos="6480"/>
+        </w:tabs>
+        <w:ind w:left="6480" w:hanging="360"/>
+      </w:pPr>
+      <w:rPr>
+        <w:rFonts w:ascii="Wingdings" w:hAnsi="Wingdings" w:hint="default"/>
+        <w:sz w:val="20"/>
+      </w:rPr>
+    </w:lvl>
+  </w:abstractNum>
+  <w:abstractNum w:abstractNumId="25" w15:restartNumberingAfterBreak="0">
+    <w:nsid w:val="5499440C"/>
+    <w:multiLevelType w:val="hybridMultilevel"/>
+    <w:tmpl w:val="9D5A2258"/>
+    <w:lvl w:ilvl="0" w:tplc="08090001">
+      <w:start w:val="1"/>
+      <w:numFmt w:val="bullet"/>
+      <w:lvlText w:val=""/>
+      <w:lvlJc w:val="left"/>
+      <w:pPr>
+        <w:ind w:left="1080" w:hanging="360"/>
+      </w:pPr>
+      <w:rPr>
+        <w:rFonts w:ascii="Symbol" w:hAnsi="Symbol" w:hint="default"/>
+      </w:rPr>
+    </w:lvl>
+    <w:lvl w:ilvl="1" w:tplc="08090003" w:tentative="1">
+      <w:start w:val="1"/>
+      <w:numFmt w:val="bullet"/>
+      <w:lvlText w:val="o"/>
+      <w:lvlJc w:val="left"/>
+      <w:pPr>
+        <w:ind w:left="1800" w:hanging="360"/>
+      </w:pPr>
+      <w:rPr>
+        <w:rFonts w:ascii="Courier New" w:hAnsi="Courier New" w:cs="Courier New" w:hint="default"/>
+      </w:rPr>
+    </w:lvl>
+    <w:lvl w:ilvl="2" w:tplc="08090005" w:tentative="1">
+      <w:start w:val="1"/>
+      <w:numFmt w:val="bullet"/>
+      <w:lvlText w:val=""/>
+      <w:lvlJc w:val="left"/>
+      <w:pPr>
+        <w:ind w:left="2520" w:hanging="360"/>
+      </w:pPr>
+      <w:rPr>
+        <w:rFonts w:ascii="Wingdings" w:hAnsi="Wingdings" w:hint="default"/>
+      </w:rPr>
+    </w:lvl>
+    <w:lvl w:ilvl="3" w:tplc="08090001" w:tentative="1">
+      <w:start w:val="1"/>
+      <w:numFmt w:val="bullet"/>
+      <w:lvlText w:val=""/>
+      <w:lvlJc w:val="left"/>
+      <w:pPr>
+        <w:ind w:left="3240" w:hanging="360"/>
+      </w:pPr>
+      <w:rPr>
+        <w:rFonts w:ascii="Symbol" w:hAnsi="Symbol" w:hint="default"/>
+      </w:rPr>
+    </w:lvl>
+    <w:lvl w:ilvl="4" w:tplc="08090003" w:tentative="1">
+      <w:start w:val="1"/>
+      <w:numFmt w:val="bullet"/>
+      <w:lvlText w:val="o"/>
+      <w:lvlJc w:val="left"/>
+      <w:pPr>
+        <w:ind w:left="3960" w:hanging="360"/>
+      </w:pPr>
+      <w:rPr>
+        <w:rFonts w:ascii="Courier New" w:hAnsi="Courier New" w:cs="Courier New" w:hint="default"/>
+      </w:rPr>
+    </w:lvl>
+    <w:lvl w:ilvl="5" w:tplc="08090005" w:tentative="1">
+      <w:start w:val="1"/>
+      <w:numFmt w:val="bullet"/>
+      <w:lvlText w:val=""/>
+      <w:lvlJc w:val="left"/>
+      <w:pPr>
+        <w:ind w:left="4680" w:hanging="360"/>
+      </w:pPr>
+      <w:rPr>
+        <w:rFonts w:ascii="Wingdings" w:hAnsi="Wingdings" w:hint="default"/>
+      </w:rPr>
+    </w:lvl>
+    <w:lvl w:ilvl="6" w:tplc="08090001" w:tentative="1">
+      <w:start w:val="1"/>
+      <w:numFmt w:val="bullet"/>
+      <w:lvlText w:val=""/>
+      <w:lvlJc w:val="left"/>
+      <w:pPr>
+        <w:ind w:left="5400" w:hanging="360"/>
+      </w:pPr>
+      <w:rPr>
+        <w:rFonts w:ascii="Symbol" w:hAnsi="Symbol" w:hint="default"/>
+      </w:rPr>
+    </w:lvl>
+    <w:lvl w:ilvl="7" w:tplc="08090003" w:tentative="1">
+      <w:start w:val="1"/>
+      <w:numFmt w:val="bullet"/>
+      <w:lvlText w:val="o"/>
+      <w:lvlJc w:val="left"/>
+      <w:pPr>
+        <w:ind w:left="6120" w:hanging="360"/>
+      </w:pPr>
+      <w:rPr>
+        <w:rFonts w:ascii="Courier New" w:hAnsi="Courier New" w:cs="Courier New" w:hint="default"/>
+      </w:rPr>
+    </w:lvl>
+    <w:lvl w:ilvl="8" w:tplc="08090005" w:tentative="1">
+      <w:start w:val="1"/>
+      <w:numFmt w:val="bullet"/>
+      <w:lvlText w:val=""/>
+      <w:lvlJc w:val="left"/>
+      <w:pPr>
+        <w:ind w:left="6840" w:hanging="360"/>
+      </w:pPr>
+      <w:rPr>
+        <w:rFonts w:ascii="Wingdings" w:hAnsi="Wingdings" w:hint="default"/>
+      </w:rPr>
+    </w:lvl>
+  </w:abstractNum>
+  <w:abstractNum w:abstractNumId="26" w15:restartNumberingAfterBreak="0">
+    <w:nsid w:val="565659E4"/>
+    <w:multiLevelType w:val="hybridMultilevel"/>
+    <w:tmpl w:val="8EDAE9C2"/>
+    <w:lvl w:ilvl="0" w:tplc="08090001">
+      <w:start w:val="1"/>
+      <w:numFmt w:val="bullet"/>
+      <w:lvlText w:val=""/>
+      <w:lvlJc w:val="left"/>
+      <w:pPr>
+        <w:ind w:left="720" w:hanging="360"/>
+      </w:pPr>
+      <w:rPr>
+        <w:rFonts w:ascii="Symbol" w:hAnsi="Symbol" w:hint="default"/>
+      </w:rPr>
+    </w:lvl>
+    <w:lvl w:ilvl="1" w:tplc="08090003" w:tentative="1">
+      <w:start w:val="1"/>
+      <w:numFmt w:val="bullet"/>
+      <w:lvlText w:val="o"/>
+      <w:lvlJc w:val="left"/>
+      <w:pPr>
+        <w:ind w:left="1440" w:hanging="360"/>
+      </w:pPr>
+      <w:rPr>
+        <w:rFonts w:ascii="Courier New" w:hAnsi="Courier New" w:cs="Courier New" w:hint="default"/>
+      </w:rPr>
+    </w:lvl>
+    <w:lvl w:ilvl="2" w:tplc="08090005" w:tentative="1">
+      <w:start w:val="1"/>
+      <w:numFmt w:val="bullet"/>
+      <w:lvlText w:val=""/>
+      <w:lvlJc w:val="left"/>
+      <w:pPr>
+        <w:ind w:left="2160" w:hanging="360"/>
+      </w:pPr>
+      <w:rPr>
+        <w:rFonts w:ascii="Wingdings" w:hAnsi="Wingdings" w:hint="default"/>
+      </w:rPr>
+    </w:lvl>
+    <w:lvl w:ilvl="3" w:tplc="08090001" w:tentative="1">
+      <w:start w:val="1"/>
+      <w:numFmt w:val="bullet"/>
+      <w:lvlText w:val=""/>
+      <w:lvlJc w:val="left"/>
+      <w:pPr>
+        <w:ind w:left="2880" w:hanging="360"/>
+      </w:pPr>
+      <w:rPr>
+        <w:rFonts w:ascii="Symbol" w:hAnsi="Symbol" w:hint="default"/>
+      </w:rPr>
+    </w:lvl>
+    <w:lvl w:ilvl="4" w:tplc="08090003" w:tentative="1">
+      <w:start w:val="1"/>
+      <w:numFmt w:val="bullet"/>
+      <w:lvlText w:val="o"/>
+      <w:lvlJc w:val="left"/>
+      <w:pPr>
+        <w:ind w:left="3600" w:hanging="360"/>
+      </w:pPr>
+      <w:rPr>
+        <w:rFonts w:ascii="Courier New" w:hAnsi="Courier New" w:cs="Courier New" w:hint="default"/>
+      </w:rPr>
+    </w:lvl>
+    <w:lvl w:ilvl="5" w:tplc="08090005" w:tentative="1">
+      <w:start w:val="1"/>
+      <w:numFmt w:val="bullet"/>
+      <w:lvlText w:val=""/>
+      <w:lvlJc w:val="left"/>
+      <w:pPr>
+        <w:ind w:left="4320" w:hanging="360"/>
+      </w:pPr>
+      <w:rPr>
+        <w:rFonts w:ascii="Wingdings" w:hAnsi="Wingdings" w:hint="default"/>
+      </w:rPr>
+    </w:lvl>
+    <w:lvl w:ilvl="6" w:tplc="08090001" w:tentative="1">
+      <w:start w:val="1"/>
+      <w:numFmt w:val="bullet"/>
+      <w:lvlText w:val=""/>
+      <w:lvlJc w:val="left"/>
+      <w:pPr>
+        <w:ind w:left="5040" w:hanging="360"/>
+      </w:pPr>
+      <w:rPr>
+        <w:rFonts w:ascii="Symbol" w:hAnsi="Symbol" w:hint="default"/>
+      </w:rPr>
+    </w:lvl>
+    <w:lvl w:ilvl="7" w:tplc="08090003" w:tentative="1">
+      <w:start w:val="1"/>
+      <w:numFmt w:val="bullet"/>
+      <w:lvlText w:val="o"/>
+      <w:lvlJc w:val="left"/>
+      <w:pPr>
+        <w:ind w:left="5760" w:hanging="360"/>
+      </w:pPr>
+      <w:rPr>
+        <w:rFonts w:ascii="Courier New" w:hAnsi="Courier New" w:cs="Courier New" w:hint="default"/>
+      </w:rPr>
+    </w:lvl>
+    <w:lvl w:ilvl="8" w:tplc="08090005" w:tentative="1">
+      <w:start w:val="1"/>
+      <w:numFmt w:val="bullet"/>
+      <w:lvlText w:val=""/>
+      <w:lvlJc w:val="left"/>
+      <w:pPr>
+        <w:ind w:left="6480" w:hanging="360"/>
+      </w:pPr>
+      <w:rPr>
+        <w:rFonts w:ascii="Wingdings" w:hAnsi="Wingdings" w:hint="default"/>
+      </w:rPr>
+    </w:lvl>
+  </w:abstractNum>
+  <w:abstractNum w:abstractNumId="27" w15:restartNumberingAfterBreak="0">
+    <w:nsid w:val="580634E6"/>
+    <w:multiLevelType w:val="multilevel"/>
+    <w:tmpl w:val="F828DDF8"/>
+    <w:lvl w:ilvl="0">
+      <w:start w:val="1"/>
+      <w:numFmt w:val="bullet"/>
+      <w:lvlText w:val=""/>
+      <w:lvlJc w:val="left"/>
+      <w:pPr>
+        <w:tabs>
+          <w:tab w:val="num" w:pos="720"/>
+        </w:tabs>
+        <w:ind w:left="720" w:hanging="360"/>
+      </w:pPr>
+      <w:rPr>
+        <w:rFonts w:ascii="Symbol" w:hAnsi="Symbol" w:hint="default"/>
+        <w:sz w:val="20"/>
+      </w:rPr>
+    </w:lvl>
+    <w:lvl w:ilvl="1">
+      <w:start w:val="1"/>
+      <w:numFmt w:val="bullet"/>
+      <w:lvlText w:val=""/>
+      <w:lvlJc w:val="left"/>
+      <w:pPr>
+        <w:ind w:left="720" w:hanging="360"/>
+      </w:pPr>
+      <w:rPr>
+        <w:rFonts w:ascii="Symbol" w:hAnsi="Symbol" w:hint="default"/>
+      </w:rPr>
+    </w:lvl>
+    <w:lvl w:ilvl="2">
+      <w:start w:val="1"/>
+      <w:numFmt w:val="bullet"/>
+      <w:lvlText w:val=""/>
+      <w:lvlJc w:val="left"/>
+      <w:pPr>
+        <w:tabs>
+          <w:tab w:val="num" w:pos="2160"/>
+        </w:tabs>
+        <w:ind w:left="2160" w:hanging="360"/>
+      </w:pPr>
+      <w:rPr>
+        <w:rFonts w:ascii="Wingdings" w:hAnsi="Wingdings" w:hint="default"/>
+        <w:sz w:val="20"/>
+      </w:rPr>
+    </w:lvl>
+    <w:lvl w:ilvl="3">
+      <w:start w:val="1"/>
+      <w:numFmt w:val="bullet"/>
+      <w:lvlText w:val=""/>
+      <w:lvlJc w:val="left"/>
+      <w:pPr>
+        <w:tabs>
+          <w:tab w:val="num" w:pos="2880"/>
+        </w:tabs>
+        <w:ind w:left="2880" w:hanging="360"/>
+      </w:pPr>
+      <w:rPr>
+        <w:rFonts w:ascii="Wingdings" w:hAnsi="Wingdings" w:hint="default"/>
+        <w:sz w:val="20"/>
+      </w:rPr>
+    </w:lvl>
+    <w:lvl w:ilvl="4" w:tentative="1">
+      <w:start w:val="1"/>
+      <w:numFmt w:val="bullet"/>
+      <w:lvlText w:val=""/>
+      <w:lvlJc w:val="left"/>
+      <w:pPr>
+        <w:tabs>
+          <w:tab w:val="num" w:pos="3600"/>
+        </w:tabs>
+        <w:ind w:left="3600" w:hanging="360"/>
+      </w:pPr>
+      <w:rPr>
+        <w:rFonts w:ascii="Wingdings" w:hAnsi="Wingdings" w:hint="default"/>
+        <w:sz w:val="20"/>
+      </w:rPr>
+    </w:lvl>
+    <w:lvl w:ilvl="5" w:tentative="1">
+      <w:start w:val="1"/>
+      <w:numFmt w:val="bullet"/>
+      <w:lvlText w:val=""/>
+      <w:lvlJc w:val="left"/>
+      <w:pPr>
+        <w:tabs>
+          <w:tab w:val="num" w:pos="4320"/>
+        </w:tabs>
+        <w:ind w:left="4320" w:hanging="360"/>
+      </w:pPr>
+      <w:rPr>
+        <w:rFonts w:ascii="Wingdings" w:hAnsi="Wingdings" w:hint="default"/>
+        <w:sz w:val="20"/>
+      </w:rPr>
+    </w:lvl>
+    <w:lvl w:ilvl="6" w:tentative="1">
+      <w:start w:val="1"/>
+      <w:numFmt w:val="bullet"/>
+      <w:lvlText w:val=""/>
+      <w:lvlJc w:val="left"/>
+      <w:pPr>
+        <w:tabs>
+          <w:tab w:val="num" w:pos="5040"/>
+        </w:tabs>
+        <w:ind w:left="5040" w:hanging="360"/>
+      </w:pPr>
+      <w:rPr>
+        <w:rFonts w:ascii="Wingdings" w:hAnsi="Wingdings" w:hint="default"/>
+        <w:sz w:val="20"/>
+      </w:rPr>
+    </w:lvl>
+    <w:lvl w:ilvl="7" w:tentative="1">
+      <w:start w:val="1"/>
+      <w:numFmt w:val="bullet"/>
+      <w:lvlText w:val=""/>
+      <w:lvlJc w:val="left"/>
+      <w:pPr>
+        <w:tabs>
+          <w:tab w:val="num" w:pos="5760"/>
+        </w:tabs>
+        <w:ind w:left="5760" w:hanging="360"/>
+      </w:pPr>
+      <w:rPr>
+        <w:rFonts w:ascii="Wingdings" w:hAnsi="Wingdings" w:hint="default"/>
+        <w:sz w:val="20"/>
+      </w:rPr>
+    </w:lvl>
+    <w:lvl w:ilvl="8" w:tentative="1">
+      <w:start w:val="1"/>
+      <w:numFmt w:val="bullet"/>
+      <w:lvlText w:val=""/>
+      <w:lvlJc w:val="left"/>
+      <w:pPr>
+        <w:tabs>
+          <w:tab w:val="num" w:pos="6480"/>
+        </w:tabs>
+        <w:ind w:left="6480" w:hanging="360"/>
+      </w:pPr>
+      <w:rPr>
+        <w:rFonts w:ascii="Wingdings" w:hAnsi="Wingdings" w:hint="default"/>
+        <w:sz w:val="20"/>
+      </w:rPr>
+    </w:lvl>
+  </w:abstractNum>
+  <w:abstractNum w:abstractNumId="28" w15:restartNumberingAfterBreak="0">
+    <w:nsid w:val="59B81E3F"/>
+    <w:multiLevelType w:val="multilevel"/>
+    <w:tmpl w:val="F9B8B4B0"/>
+    <w:lvl w:ilvl="0">
+      <w:start w:val="1"/>
+      <w:numFmt w:val="bullet"/>
+      <w:lvlText w:val=""/>
+      <w:lvlJc w:val="left"/>
+      <w:pPr>
+        <w:tabs>
+          <w:tab w:val="num" w:pos="1080"/>
+        </w:tabs>
+        <w:ind w:left="1080" w:hanging="360"/>
+      </w:pPr>
+      <w:rPr>
+        <w:rFonts w:ascii="Symbol" w:hAnsi="Symbol" w:hint="default"/>
+        <w:sz w:val="20"/>
+      </w:rPr>
+    </w:lvl>
+    <w:lvl w:ilvl="1">
+      <w:start w:val="1"/>
+      <w:numFmt w:val="bullet"/>
+      <w:lvlText w:val=""/>
+      <w:lvlJc w:val="left"/>
+      <w:pPr>
+        <w:ind w:left="1080" w:hanging="360"/>
+      </w:pPr>
+      <w:rPr>
+        <w:rFonts w:ascii="Symbol" w:hAnsi="Symbol" w:hint="default"/>
+      </w:rPr>
+    </w:lvl>
+    <w:lvl w:ilvl="2">
+      <w:start w:val="1"/>
+      <w:numFmt w:val="bullet"/>
+      <w:lvlText w:val="o"/>
+      <w:lvlJc w:val="left"/>
+      <w:pPr>
+        <w:ind w:left="2520" w:hanging="360"/>
+      </w:pPr>
+      <w:rPr>
+        <w:rFonts w:ascii="Courier New" w:hAnsi="Courier New" w:cs="Courier New" w:hint="default"/>
+      </w:rPr>
+    </w:lvl>
+    <w:lvl w:ilvl="3">
+      <w:start w:val="1"/>
+      <w:numFmt w:val="bullet"/>
+      <w:lvlText w:val=""/>
+      <w:lvlJc w:val="left"/>
+      <w:pPr>
+        <w:tabs>
+          <w:tab w:val="num" w:pos="3240"/>
+        </w:tabs>
+        <w:ind w:left="3240" w:hanging="360"/>
+      </w:pPr>
+      <w:rPr>
+        <w:rFonts w:ascii="Wingdings" w:hAnsi="Wingdings" w:hint="default"/>
+        <w:sz w:val="20"/>
+      </w:rPr>
+    </w:lvl>
+    <w:lvl w:ilvl="4">
+      <w:start w:val="1"/>
+      <w:numFmt w:val="bullet"/>
+      <w:lvlText w:val=""/>
+      <w:lvlJc w:val="left"/>
+      <w:pPr>
+        <w:tabs>
+          <w:tab w:val="num" w:pos="3960"/>
+        </w:tabs>
+        <w:ind w:left="3960" w:hanging="360"/>
+      </w:pPr>
+      <w:rPr>
+        <w:rFonts w:ascii="Wingdings" w:hAnsi="Wingdings" w:hint="default"/>
+        <w:sz w:val="20"/>
+      </w:rPr>
+    </w:lvl>
+    <w:lvl w:ilvl="5">
+      <w:start w:val="1"/>
+      <w:numFmt w:val="bullet"/>
+      <w:lvlText w:val=""/>
+      <w:lvlJc w:val="left"/>
+      <w:pPr>
+        <w:tabs>
+          <w:tab w:val="num" w:pos="4680"/>
+        </w:tabs>
+        <w:ind w:left="4680" w:hanging="360"/>
+      </w:pPr>
+      <w:rPr>
+        <w:rFonts w:ascii="Wingdings" w:hAnsi="Wingdings" w:hint="default"/>
+        <w:sz w:val="20"/>
+      </w:rPr>
+    </w:lvl>
+    <w:lvl w:ilvl="6" w:tentative="1">
+      <w:start w:val="1"/>
+      <w:numFmt w:val="bullet"/>
+      <w:lvlText w:val=""/>
+      <w:lvlJc w:val="left"/>
+      <w:pPr>
+        <w:tabs>
+          <w:tab w:val="num" w:pos="5400"/>
+        </w:tabs>
+        <w:ind w:left="5400" w:hanging="360"/>
+      </w:pPr>
+      <w:rPr>
+        <w:rFonts w:ascii="Wingdings" w:hAnsi="Wingdings" w:hint="default"/>
+        <w:sz w:val="20"/>
+      </w:rPr>
+    </w:lvl>
+    <w:lvl w:ilvl="7" w:tentative="1">
+      <w:start w:val="1"/>
+      <w:numFmt w:val="bullet"/>
+      <w:lvlText w:val=""/>
+      <w:lvlJc w:val="left"/>
+      <w:pPr>
+        <w:tabs>
+          <w:tab w:val="num" w:pos="6120"/>
+        </w:tabs>
+        <w:ind w:left="6120" w:hanging="360"/>
+      </w:pPr>
+      <w:rPr>
+        <w:rFonts w:ascii="Wingdings" w:hAnsi="Wingdings" w:hint="default"/>
+        <w:sz w:val="20"/>
+      </w:rPr>
+    </w:lvl>
+    <w:lvl w:ilvl="8" w:tentative="1">
+      <w:start w:val="1"/>
+      <w:numFmt w:val="bullet"/>
+      <w:lvlText w:val=""/>
+      <w:lvlJc w:val="left"/>
+      <w:pPr>
+        <w:tabs>
+          <w:tab w:val="num" w:pos="6840"/>
+        </w:tabs>
+        <w:ind w:left="6840" w:hanging="360"/>
+      </w:pPr>
+      <w:rPr>
+        <w:rFonts w:ascii="Wingdings" w:hAnsi="Wingdings" w:hint="default"/>
+        <w:sz w:val="20"/>
+      </w:rPr>
+    </w:lvl>
+  </w:abstractNum>
+  <w:abstractNum w:abstractNumId="29" w15:restartNumberingAfterBreak="0">
+    <w:nsid w:val="61AF3BD1"/>
+    <w:multiLevelType w:val="multilevel"/>
+    <w:tmpl w:val="213C421E"/>
+    <w:lvl w:ilvl="0">
+      <w:start w:val="1"/>
+      <w:numFmt w:val="bullet"/>
+      <w:lvlText w:val=""/>
+      <w:lvlJc w:val="left"/>
+      <w:pPr>
+        <w:tabs>
+          <w:tab w:val="num" w:pos="720"/>
+        </w:tabs>
+        <w:ind w:left="720" w:hanging="360"/>
+      </w:pPr>
+      <w:rPr>
+        <w:rFonts w:ascii="Symbol" w:hAnsi="Symbol" w:hint="default"/>
+        <w:sz w:val="20"/>
+      </w:rPr>
+    </w:lvl>
+    <w:lvl w:ilvl="1">
+      <w:start w:val="1"/>
+      <w:numFmt w:val="bullet"/>
+      <w:lvlText w:val=""/>
+      <w:lvlJc w:val="left"/>
+      <w:pPr>
+        <w:ind w:left="1440" w:hanging="360"/>
+      </w:pPr>
+      <w:rPr>
+        <w:rFonts w:ascii="Symbol" w:hAnsi="Symbol" w:hint="default"/>
+      </w:rPr>
+    </w:lvl>
+    <w:lvl w:ilvl="2" w:tentative="1">
+      <w:start w:val="1"/>
+      <w:numFmt w:val="bullet"/>
+      <w:lvlText w:val=""/>
+      <w:lvlJc w:val="left"/>
+      <w:pPr>
+        <w:tabs>
+          <w:tab w:val="num" w:pos="2160"/>
+        </w:tabs>
+        <w:ind w:left="2160" w:hanging="360"/>
+      </w:pPr>
+      <w:rPr>
+        <w:rFonts w:ascii="Wingdings" w:hAnsi="Wingdings" w:hint="default"/>
+        <w:sz w:val="20"/>
+      </w:rPr>
+    </w:lvl>
+    <w:lvl w:ilvl="3" w:tentative="1">
+      <w:start w:val="1"/>
+      <w:numFmt w:val="bullet"/>
+      <w:lvlText w:val=""/>
+      <w:lvlJc w:val="left"/>
+      <w:pPr>
+        <w:tabs>
+          <w:tab w:val="num" w:pos="2880"/>
+        </w:tabs>
+        <w:ind w:left="2880" w:hanging="360"/>
+      </w:pPr>
+      <w:rPr>
+        <w:rFonts w:ascii="Wingdings" w:hAnsi="Wingdings" w:hint="default"/>
+        <w:sz w:val="20"/>
+      </w:rPr>
+    </w:lvl>
+    <w:lvl w:ilvl="4" w:tentative="1">
+      <w:start w:val="1"/>
+      <w:numFmt w:val="bullet"/>
+      <w:lvlText w:val=""/>
+      <w:lvlJc w:val="left"/>
+      <w:pPr>
+        <w:tabs>
+          <w:tab w:val="num" w:pos="3600"/>
+        </w:tabs>
+        <w:ind w:left="3600" w:hanging="360"/>
+      </w:pPr>
+      <w:rPr>
+        <w:rFonts w:ascii="Wingdings" w:hAnsi="Wingdings" w:hint="default"/>
+        <w:sz w:val="20"/>
+      </w:rPr>
+    </w:lvl>
+    <w:lvl w:ilvl="5" w:tentative="1">
+      <w:start w:val="1"/>
+      <w:numFmt w:val="bullet"/>
+      <w:lvlText w:val=""/>
+      <w:lvlJc w:val="left"/>
+      <w:pPr>
+        <w:tabs>
+          <w:tab w:val="num" w:pos="4320"/>
+        </w:tabs>
+        <w:ind w:left="4320" w:hanging="360"/>
+      </w:pPr>
+      <w:rPr>
+        <w:rFonts w:ascii="Wingdings" w:hAnsi="Wingdings" w:hint="default"/>
+        <w:sz w:val="20"/>
+      </w:rPr>
+    </w:lvl>
+    <w:lvl w:ilvl="6" w:tentative="1">
+      <w:start w:val="1"/>
+      <w:numFmt w:val="bullet"/>
+      <w:lvlText w:val=""/>
+      <w:lvlJc w:val="left"/>
+      <w:pPr>
+        <w:tabs>
+          <w:tab w:val="num" w:pos="5040"/>
+        </w:tabs>
+        <w:ind w:left="5040" w:hanging="360"/>
+      </w:pPr>
+      <w:rPr>
+        <w:rFonts w:ascii="Wingdings" w:hAnsi="Wingdings" w:hint="default"/>
+        <w:sz w:val="20"/>
+      </w:rPr>
+    </w:lvl>
+    <w:lvl w:ilvl="7" w:tentative="1">
+      <w:start w:val="1"/>
+      <w:numFmt w:val="bullet"/>
+      <w:lvlText w:val=""/>
+      <w:lvlJc w:val="left"/>
+      <w:pPr>
+        <w:tabs>
+          <w:tab w:val="num" w:pos="5760"/>
+        </w:tabs>
+        <w:ind w:left="5760" w:hanging="360"/>
+      </w:pPr>
+      <w:rPr>
+        <w:rFonts w:ascii="Wingdings" w:hAnsi="Wingdings" w:hint="default"/>
+        <w:sz w:val="20"/>
+      </w:rPr>
+    </w:lvl>
+    <w:lvl w:ilvl="8" w:tentative="1">
+      <w:start w:val="1"/>
+      <w:numFmt w:val="bullet"/>
+      <w:lvlText w:val=""/>
+      <w:lvlJc w:val="left"/>
+      <w:pPr>
+        <w:tabs>
+          <w:tab w:val="num" w:pos="6480"/>
+        </w:tabs>
+        <w:ind w:left="6480" w:hanging="360"/>
+      </w:pPr>
+      <w:rPr>
+        <w:rFonts w:ascii="Wingdings" w:hAnsi="Wingdings" w:hint="default"/>
+        <w:sz w:val="20"/>
+      </w:rPr>
+    </w:lvl>
+  </w:abstractNum>
+  <w:abstractNum w:abstractNumId="30" w15:restartNumberingAfterBreak="0">
+    <w:nsid w:val="6C6C2FC3"/>
+    <w:multiLevelType w:val="hybridMultilevel"/>
+    <w:tmpl w:val="16621C32"/>
+    <w:lvl w:ilvl="0" w:tplc="0809000F">
+      <w:start w:val="1"/>
+      <w:numFmt w:val="decimal"/>
+      <w:lvlText w:val="%1."/>
+      <w:lvlJc w:val="left"/>
+      <w:pPr>
+        <w:ind w:left="720" w:hanging="360"/>
+      </w:pPr>
+    </w:lvl>
+    <w:lvl w:ilvl="1" w:tplc="08090019" w:tentative="1">
+      <w:start w:val="1"/>
+      <w:numFmt w:val="lowerLetter"/>
+      <w:lvlText w:val="%2."/>
+      <w:lvlJc w:val="left"/>
+      <w:pPr>
+        <w:ind w:left="1440" w:hanging="360"/>
+      </w:pPr>
+    </w:lvl>
+    <w:lvl w:ilvl="2" w:tplc="0809001B" w:tentative="1">
+      <w:start w:val="1"/>
+      <w:numFmt w:val="lowerRoman"/>
+      <w:lvlText w:val="%3."/>
+      <w:lvlJc w:val="right"/>
+      <w:pPr>
+        <w:ind w:left="2160" w:hanging="180"/>
+      </w:pPr>
+    </w:lvl>
+    <w:lvl w:ilvl="3" w:tplc="0809000F" w:tentative="1">
+      <w:start w:val="1"/>
+      <w:numFmt w:val="decimal"/>
+      <w:lvlText w:val="%4."/>
+      <w:lvlJc w:val="left"/>
+      <w:pPr>
+        <w:ind w:left="2880" w:hanging="360"/>
+      </w:pPr>
+    </w:lvl>
+    <w:lvl w:ilvl="4" w:tplc="08090019" w:tentative="1">
+      <w:start w:val="1"/>
+      <w:numFmt w:val="lowerLetter"/>
+      <w:lvlText w:val="%5."/>
+      <w:lvlJc w:val="left"/>
+      <w:pPr>
+        <w:ind w:left="3600" w:hanging="360"/>
+      </w:pPr>
+    </w:lvl>
+    <w:lvl w:ilvl="5" w:tplc="0809001B" w:tentative="1">
+      <w:start w:val="1"/>
+      <w:numFmt w:val="lowerRoman"/>
+      <w:lvlText w:val="%6."/>
+      <w:lvlJc w:val="right"/>
+      <w:pPr>
+        <w:ind w:left="4320" w:hanging="180"/>
+      </w:pPr>
+    </w:lvl>
+    <w:lvl w:ilvl="6" w:tplc="0809000F" w:tentative="1">
+      <w:start w:val="1"/>
+      <w:numFmt w:val="decimal"/>
+      <w:lvlText w:val="%7."/>
+      <w:lvlJc w:val="left"/>
+      <w:pPr>
+        <w:ind w:left="5040" w:hanging="360"/>
+      </w:pPr>
+    </w:lvl>
+    <w:lvl w:ilvl="7" w:tplc="08090019" w:tentative="1">
+      <w:start w:val="1"/>
+      <w:numFmt w:val="lowerLetter"/>
+      <w:lvlText w:val="%8."/>
+      <w:lvlJc w:val="left"/>
+      <w:pPr>
+        <w:ind w:left="5760" w:hanging="360"/>
+      </w:pPr>
+    </w:lvl>
+    <w:lvl w:ilvl="8" w:tplc="0809001B" w:tentative="1">
+      <w:start w:val="1"/>
+      <w:numFmt w:val="lowerRoman"/>
+      <w:lvlText w:val="%9."/>
+      <w:lvlJc w:val="right"/>
+      <w:pPr>
+        <w:ind w:left="6480" w:hanging="180"/>
+      </w:pPr>
+    </w:lvl>
+  </w:abstractNum>
+  <w:abstractNum w:abstractNumId="31" w15:restartNumberingAfterBreak="0">
+    <w:nsid w:val="6CC04AFE"/>
+    <w:multiLevelType w:val="hybridMultilevel"/>
+    <w:tmpl w:val="B896C898"/>
+    <w:lvl w:ilvl="0" w:tplc="51EC220E">
+      <w:numFmt w:val="bullet"/>
+      <w:lvlText w:val=""/>
+      <w:lvlJc w:val="left"/>
+      <w:pPr>
+        <w:ind w:left="720" w:hanging="360"/>
+      </w:pPr>
+      <w:rPr>
+        <w:rFonts w:ascii="Cambria" w:eastAsiaTheme="minorEastAsia" w:hAnsi="Cambria" w:cstheme="minorBidi" w:hint="default"/>
+      </w:rPr>
+    </w:lvl>
+    <w:lvl w:ilvl="1" w:tplc="08090003" w:tentative="1">
+      <w:start w:val="1"/>
+      <w:numFmt w:val="bullet"/>
+      <w:lvlText w:val="o"/>
+      <w:lvlJc w:val="left"/>
+      <w:pPr>
+        <w:ind w:left="1440" w:hanging="360"/>
+      </w:pPr>
+      <w:rPr>
+        <w:rFonts w:ascii="Courier New" w:hAnsi="Courier New" w:cs="Courier New" w:hint="default"/>
+      </w:rPr>
+    </w:lvl>
+    <w:lvl w:ilvl="2" w:tplc="08090005" w:tentative="1">
+      <w:start w:val="1"/>
+      <w:numFmt w:val="bullet"/>
+      <w:lvlText w:val=""/>
+      <w:lvlJc w:val="left"/>
+      <w:pPr>
+        <w:ind w:left="2160" w:hanging="360"/>
+      </w:pPr>
+      <w:rPr>
+        <w:rFonts w:ascii="Wingdings" w:hAnsi="Wingdings" w:hint="default"/>
+      </w:rPr>
+    </w:lvl>
+    <w:lvl w:ilvl="3" w:tplc="08090001" w:tentative="1">
+      <w:start w:val="1"/>
+      <w:numFmt w:val="bullet"/>
+      <w:lvlText w:val=""/>
+      <w:lvlJc w:val="left"/>
+      <w:pPr>
+        <w:ind w:left="2880" w:hanging="360"/>
+      </w:pPr>
+      <w:rPr>
+        <w:rFonts w:ascii="Symbol" w:hAnsi="Symbol" w:hint="default"/>
+      </w:rPr>
+    </w:lvl>
+    <w:lvl w:ilvl="4" w:tplc="08090003" w:tentative="1">
+      <w:start w:val="1"/>
+      <w:numFmt w:val="bullet"/>
+      <w:lvlText w:val="o"/>
+      <w:lvlJc w:val="left"/>
+      <w:pPr>
+        <w:ind w:left="3600" w:hanging="360"/>
+      </w:pPr>
+      <w:rPr>
+        <w:rFonts w:ascii="Courier New" w:hAnsi="Courier New" w:cs="Courier New" w:hint="default"/>
+      </w:rPr>
+    </w:lvl>
+    <w:lvl w:ilvl="5" w:tplc="08090005" w:tentative="1">
+      <w:start w:val="1"/>
+      <w:numFmt w:val="bullet"/>
+      <w:lvlText w:val=""/>
+      <w:lvlJc w:val="left"/>
+      <w:pPr>
+        <w:ind w:left="4320" w:hanging="360"/>
+      </w:pPr>
+      <w:rPr>
+        <w:rFonts w:ascii="Wingdings" w:hAnsi="Wingdings" w:hint="default"/>
+      </w:rPr>
+    </w:lvl>
+    <w:lvl w:ilvl="6" w:tplc="08090001" w:tentative="1">
+      <w:start w:val="1"/>
+      <w:numFmt w:val="bullet"/>
+      <w:lvlText w:val=""/>
+      <w:lvlJc w:val="left"/>
+      <w:pPr>
+        <w:ind w:left="5040" w:hanging="360"/>
+      </w:pPr>
+      <w:rPr>
+        <w:rFonts w:ascii="Symbol" w:hAnsi="Symbol" w:hint="default"/>
+      </w:rPr>
+    </w:lvl>
+    <w:lvl w:ilvl="7" w:tplc="08090003" w:tentative="1">
+      <w:start w:val="1"/>
+      <w:numFmt w:val="bullet"/>
+      <w:lvlText w:val="o"/>
+      <w:lvlJc w:val="left"/>
+      <w:pPr>
+        <w:ind w:left="5760" w:hanging="360"/>
+      </w:pPr>
+      <w:rPr>
+        <w:rFonts w:ascii="Courier New" w:hAnsi="Courier New" w:cs="Courier New" w:hint="default"/>
+      </w:rPr>
+    </w:lvl>
+    <w:lvl w:ilvl="8" w:tplc="08090005" w:tentative="1">
+      <w:start w:val="1"/>
+      <w:numFmt w:val="bullet"/>
+      <w:lvlText w:val=""/>
+      <w:lvlJc w:val="left"/>
+      <w:pPr>
+        <w:ind w:left="6480" w:hanging="360"/>
+      </w:pPr>
+      <w:rPr>
+        <w:rFonts w:ascii="Wingdings" w:hAnsi="Wingdings" w:hint="default"/>
+      </w:rPr>
+    </w:lvl>
+  </w:abstractNum>
+  <w:abstractNum w:abstractNumId="32" w15:restartNumberingAfterBreak="0">
+    <w:nsid w:val="7C3A0BFA"/>
+    <w:multiLevelType w:val="multilevel"/>
+    <w:tmpl w:val="6674FB00"/>
+    <w:lvl w:ilvl="0">
+      <w:start w:val="1"/>
+      <w:numFmt w:val="bullet"/>
+      <w:lvlText w:val=""/>
+      <w:lvlJc w:val="left"/>
+      <w:pPr>
+        <w:tabs>
+          <w:tab w:val="num" w:pos="720"/>
+        </w:tabs>
+        <w:ind w:left="720" w:hanging="360"/>
+      </w:pPr>
+      <w:rPr>
+        <w:rFonts w:ascii="Symbol" w:hAnsi="Symbol" w:hint="default"/>
+        <w:sz w:val="20"/>
+      </w:rPr>
+    </w:lvl>
+    <w:lvl w:ilvl="1" w:tentative="1">
+      <w:start w:val="1"/>
+      <w:numFmt w:val="bullet"/>
+      <w:lvlText w:val="o"/>
+      <w:lvlJc w:val="left"/>
+      <w:pPr>
+        <w:tabs>
+          <w:tab w:val="num" w:pos="1440"/>
+        </w:tabs>
+        <w:ind w:left="1440" w:hanging="360"/>
+      </w:pPr>
+      <w:rPr>
+        <w:rFonts w:ascii="Courier New" w:hAnsi="Courier New" w:hint="default"/>
+        <w:sz w:val="20"/>
+      </w:rPr>
+    </w:lvl>
+    <w:lvl w:ilvl="2" w:tentative="1">
+      <w:start w:val="1"/>
+      <w:numFmt w:val="bullet"/>
+      <w:lvlText w:val=""/>
+      <w:lvlJc w:val="left"/>
+      <w:pPr>
+        <w:tabs>
+          <w:tab w:val="num" w:pos="2160"/>
+        </w:tabs>
+        <w:ind w:left="2160" w:hanging="360"/>
+      </w:pPr>
+      <w:rPr>
+        <w:rFonts w:ascii="Wingdings" w:hAnsi="Wingdings" w:hint="default"/>
+        <w:sz w:val="20"/>
+      </w:rPr>
+    </w:lvl>
+    <w:lvl w:ilvl="3" w:tentative="1">
+      <w:start w:val="1"/>
+      <w:numFmt w:val="bullet"/>
+      <w:lvlText w:val=""/>
+      <w:lvlJc w:val="left"/>
+      <w:pPr>
+        <w:tabs>
+          <w:tab w:val="num" w:pos="2880"/>
+        </w:tabs>
+        <w:ind w:left="2880" w:hanging="360"/>
+      </w:pPr>
+      <w:rPr>
+        <w:rFonts w:ascii="Wingdings" w:hAnsi="Wingdings" w:hint="default"/>
+        <w:sz w:val="20"/>
+      </w:rPr>
+    </w:lvl>
+    <w:lvl w:ilvl="4" w:tentative="1">
+      <w:start w:val="1"/>
+      <w:numFmt w:val="bullet"/>
+      <w:lvlText w:val=""/>
+      <w:lvlJc w:val="left"/>
+      <w:pPr>
+        <w:tabs>
+          <w:tab w:val="num" w:pos="3600"/>
+        </w:tabs>
+        <w:ind w:left="3600" w:hanging="360"/>
+      </w:pPr>
+      <w:rPr>
+        <w:rFonts w:ascii="Wingdings" w:hAnsi="Wingdings" w:hint="default"/>
+        <w:sz w:val="20"/>
+      </w:rPr>
+    </w:lvl>
+    <w:lvl w:ilvl="5" w:tentative="1">
+      <w:start w:val="1"/>
+      <w:numFmt w:val="bullet"/>
+      <w:lvlText w:val=""/>
+      <w:lvlJc w:val="left"/>
+      <w:pPr>
+        <w:tabs>
+          <w:tab w:val="num" w:pos="4320"/>
+        </w:tabs>
+        <w:ind w:left="4320" w:hanging="360"/>
+      </w:pPr>
+      <w:rPr>
+        <w:rFonts w:ascii="Wingdings" w:hAnsi="Wingdings" w:hint="default"/>
+        <w:sz w:val="20"/>
+      </w:rPr>
+    </w:lvl>
+    <w:lvl w:ilvl="6" w:tentative="1">
+      <w:start w:val="1"/>
+      <w:numFmt w:val="bullet"/>
+      <w:lvlText w:val=""/>
+      <w:lvlJc w:val="left"/>
+      <w:pPr>
+        <w:tabs>
+          <w:tab w:val="num" w:pos="5040"/>
+        </w:tabs>
+        <w:ind w:left="5040" w:hanging="360"/>
+      </w:pPr>
+      <w:rPr>
+        <w:rFonts w:ascii="Wingdings" w:hAnsi="Wingdings" w:hint="default"/>
+        <w:sz w:val="20"/>
+      </w:rPr>
+    </w:lvl>
+    <w:lvl w:ilvl="7" w:tentative="1">
+      <w:start w:val="1"/>
+      <w:numFmt w:val="bullet"/>
+      <w:lvlText w:val=""/>
+      <w:lvlJc w:val="left"/>
+      <w:pPr>
+        <w:tabs>
+          <w:tab w:val="num" w:pos="5760"/>
+        </w:tabs>
+        <w:ind w:left="5760" w:hanging="360"/>
+      </w:pPr>
+      <w:rPr>
+        <w:rFonts w:ascii="Wingdings" w:hAnsi="Wingdings" w:hint="default"/>
+        <w:sz w:val="20"/>
+      </w:rPr>
+    </w:lvl>
+    <w:lvl w:ilvl="8" w:tentative="1">
+      <w:start w:val="1"/>
+      <w:numFmt w:val="bullet"/>
+      <w:lvlText w:val=""/>
+      <w:lvlJc w:val="left"/>
+      <w:pPr>
+        <w:tabs>
+          <w:tab w:val="num" w:pos="6480"/>
+        </w:tabs>
+        <w:ind w:left="6480" w:hanging="360"/>
+      </w:pPr>
+      <w:rPr>
+        <w:rFonts w:ascii="Wingdings" w:hAnsi="Wingdings" w:hint="default"/>
+        <w:sz w:val="20"/>
+      </w:rPr>
+    </w:lvl>
+  </w:abstractNum>
+  <w:abstractNum w:abstractNumId="33" w15:restartNumberingAfterBreak="0">
+    <w:nsid w:val="7C774192"/>
+    <w:multiLevelType w:val="multilevel"/>
+    <w:tmpl w:val="62223B44"/>
     <w:lvl w:ilvl="0">
       <w:start w:val="1"/>
       <w:numFmt w:val="bullet"/>
@@ -1796,13 +8365,79 @@
     <w:abstractNumId w:val="0"/>
   </w:num>
   <w:num w:numId="10" w16cid:durableId="690690559">
-    <w:abstractNumId w:val="10"/>
+    <w:abstractNumId w:val="14"/>
   </w:num>
   <w:num w:numId="11" w16cid:durableId="1791628269">
     <w:abstractNumId w:val="9"/>
   </w:num>
   <w:num w:numId="12" w16cid:durableId="2007977453">
+    <w:abstractNumId w:val="16"/>
+  </w:num>
+  <w:num w:numId="13" w16cid:durableId="985665533">
+    <w:abstractNumId w:val="20"/>
+  </w:num>
+  <w:num w:numId="14" w16cid:durableId="2124496171">
+    <w:abstractNumId w:val="30"/>
+  </w:num>
+  <w:num w:numId="15" w16cid:durableId="1541361850">
+    <w:abstractNumId w:val="32"/>
+  </w:num>
+  <w:num w:numId="16" w16cid:durableId="974793245">
+    <w:abstractNumId w:val="26"/>
+  </w:num>
+  <w:num w:numId="17" w16cid:durableId="1291548612">
     <w:abstractNumId w:val="11"/>
+  </w:num>
+  <w:num w:numId="18" w16cid:durableId="2012684475">
+    <w:abstractNumId w:val="33"/>
+  </w:num>
+  <w:num w:numId="19" w16cid:durableId="1938782391">
+    <w:abstractNumId w:val="23"/>
+  </w:num>
+  <w:num w:numId="20" w16cid:durableId="1021511308">
+    <w:abstractNumId w:val="24"/>
+  </w:num>
+  <w:num w:numId="21" w16cid:durableId="1403722927">
+    <w:abstractNumId w:val="19"/>
+  </w:num>
+  <w:num w:numId="22" w16cid:durableId="917592225">
+    <w:abstractNumId w:val="27"/>
+  </w:num>
+  <w:num w:numId="23" w16cid:durableId="1628001303">
+    <w:abstractNumId w:val="17"/>
+  </w:num>
+  <w:num w:numId="24" w16cid:durableId="236404857">
+    <w:abstractNumId w:val="29"/>
+  </w:num>
+  <w:num w:numId="25" w16cid:durableId="2109231474">
+    <w:abstractNumId w:val="21"/>
+  </w:num>
+  <w:num w:numId="26" w16cid:durableId="354812016">
+    <w:abstractNumId w:val="28"/>
+  </w:num>
+  <w:num w:numId="27" w16cid:durableId="988821605">
+    <w:abstractNumId w:val="18"/>
+  </w:num>
+  <w:num w:numId="28" w16cid:durableId="1759013859">
+    <w:abstractNumId w:val="31"/>
+  </w:num>
+  <w:num w:numId="29" w16cid:durableId="1781215368">
+    <w:abstractNumId w:val="13"/>
+  </w:num>
+  <w:num w:numId="30" w16cid:durableId="456487329">
+    <w:abstractNumId w:val="12"/>
+  </w:num>
+  <w:num w:numId="31" w16cid:durableId="633684590">
+    <w:abstractNumId w:val="15"/>
+  </w:num>
+  <w:num w:numId="32" w16cid:durableId="1577090094">
+    <w:abstractNumId w:val="25"/>
+  </w:num>
+  <w:num w:numId="33" w16cid:durableId="450245069">
+    <w:abstractNumId w:val="22"/>
+  </w:num>
+  <w:num w:numId="34" w16cid:durableId="264189285">
+    <w:abstractNumId w:val="10"/>
   </w:num>
 </w:numbering>
 </file>
@@ -2409,7 +9044,6 @@
   <w:style w:type="character" w:default="1" w:styleId="DefaultParagraphFont">
     <w:name w:val="Default Paragraph Font"/>
     <w:uiPriority w:val="1"/>
-    <w:semiHidden/>
     <w:unhideWhenUsed/>
   </w:style>
   <w:style w:type="table" w:default="1" w:styleId="TableNormal">
@@ -13226,6 +19860,37 @@
     <w:unhideWhenUsed/>
     <w:rsid w:val="00D26C12"/>
   </w:style>
+  <w:style w:type="paragraph" w:styleId="NormalWeb">
+    <w:name w:val="Normal (Web)"/>
+    <w:basedOn w:val="Normal"/>
+    <w:uiPriority w:val="99"/>
+    <w:unhideWhenUsed/>
+    <w:rsid w:val="000A6890"/>
+    <w:pPr>
+      <w:spacing w:before="100" w:beforeAutospacing="1" w:after="100" w:afterAutospacing="1" w:line="240" w:lineRule="auto"/>
+    </w:pPr>
+    <w:rPr>
+      <w:rFonts w:ascii="Times New Roman" w:eastAsia="Times New Roman" w:hAnsi="Times New Roman" w:cs="Times New Roman"/>
+      <w:sz w:val="24"/>
+      <w:szCs w:val="24"/>
+      <w:lang w:eastAsia="en-GB"/>
+    </w:rPr>
+  </w:style>
+  <w:style w:type="character" w:styleId="PlaceholderText">
+    <w:name w:val="Placeholder Text"/>
+    <w:basedOn w:val="DefaultParagraphFont"/>
+    <w:uiPriority w:val="99"/>
+    <w:semiHidden/>
+    <w:rsid w:val="00B5514B"/>
+    <w:rPr>
+      <w:color w:val="666666"/>
+    </w:rPr>
+  </w:style>
+  <w:style w:type="character" w:customStyle="1" w:styleId="math-inline">
+    <w:name w:val="math-inline"/>
+    <w:basedOn w:val="DefaultParagraphFont"/>
+    <w:rsid w:val="00AC4201"/>
+  </w:style>
 </w:styles>
 </file>
 
@@ -13664,11 +20329,264 @@
     <b:ConferenceName>Proceedings of the 2020 Conference on Empirical Methods in Natural Language Processing (EMNLP)</b:ConferenceName>
     <b:RefOrder>3</b:RefOrder>
   </b:Source>
+  <b:Source>
+    <b:Tag>Tom13</b:Tag>
+    <b:SourceType>ConferenceProceedings</b:SourceType>
+    <b:Guid>{4390865E-3C6F-4CAE-9F85-C509A1C4C21F}</b:Guid>
+    <b:Author>
+      <b:Author>
+        <b:NameList>
+          <b:Person>
+            <b:Last>Tomas Mikolov</b:Last>
+            <b:First>Kai</b:First>
+            <b:Middle>Chen, Greg Corrado, Jeffrey Dean</b:Middle>
+          </b:Person>
+        </b:NameList>
+      </b:Author>
+    </b:Author>
+    <b:Title>Efficient Estimation of Word Representations in Vector Space</b:Title>
+    <b:Year>2013</b:Year>
+    <b:RefOrder>11</b:RefOrder>
+  </b:Source>
+  <b:Source>
+    <b:Tag>Voo99</b:Tag>
+    <b:SourceType>ConferenceProceedings</b:SourceType>
+    <b:Guid>{E6867C4C-7150-4B5E-B8F2-8D25DA80D699}</b:Guid>
+    <b:Title>The TREC-8 Question Answering Track Report</b:Title>
+    <b:Year>1999</b:Year>
+    <b:Author>
+      <b:Author>
+        <b:NameList>
+          <b:Person>
+            <b:Last>Voorhees</b:Last>
+            <b:First>E.</b:First>
+            <b:Middle>M.</b:Middle>
+          </b:Person>
+        </b:NameList>
+      </b:Author>
+    </b:Author>
+    <b:RefOrder>9</b:RefOrder>
+  </b:Source>
+  <b:Source>
+    <b:Tag>Tat14</b:Tag>
+    <b:SourceType>InternetSite</b:SourceType>
+    <b:Guid>{64E2666C-537E-4455-93B5-378AE8EFE039}</b:Guid>
+    <b:Title>The Tate Collection</b:Title>
+    <b:Year>2014</b:Year>
+    <b:Author>
+      <b:Author>
+        <b:Corporate>Tate</b:Corporate>
+      </b:Author>
+    </b:Author>
+    <b:YearAccessed>2026</b:YearAccessed>
+    <b:MonthAccessed>February</b:MonthAccessed>
+    <b:DayAccessed>28</b:DayAccessed>
+    <b:URL>https://github.com/tategallery/collection</b:URL>
+    <b:RefOrder>4</b:RefOrder>
+  </b:Source>
+  <b:Source>
+    <b:Tag>Fur87</b:Tag>
+    <b:SourceType>ConferenceProceedings</b:SourceType>
+    <b:Guid>{4805AAEB-2E60-4ED1-8EA1-D7DD3EF26A4E}</b:Guid>
+    <b:Author>
+      <b:Author>
+        <b:NameList>
+          <b:Person>
+            <b:Last>Furnas</b:Last>
+            <b:First>G.</b:First>
+            <b:Middle>W.</b:Middle>
+          </b:Person>
+          <b:Person>
+            <b:Last>Landauer</b:Last>
+            <b:First>T.</b:First>
+            <b:Middle>K.</b:Middle>
+          </b:Person>
+          <b:Person>
+            <b:Last>Gomez</b:Last>
+            <b:First>L.</b:First>
+            <b:Middle>M.</b:Middle>
+          </b:Person>
+          <b:Person>
+            <b:Last>Dumais</b:Last>
+            <b:First>S.</b:First>
+            <b:Middle>T.</b:Middle>
+          </b:Person>
+        </b:NameList>
+      </b:Author>
+    </b:Author>
+    <b:Title>The Vocabulary Problem in Human-System Communication</b:Title>
+    <b:Year>1987</b:Year>
+    <b:City>New York, NY, USA</b:City>
+    <b:Publisher>Association for Computing Machinery</b:Publisher>
+    <b:URL>https://doi.org/10.1145/32206.32212</b:URL>
+    <b:DOI>10.1145/32206.32212</b:DOI>
+    <b:RefOrder>12</b:RefOrder>
+  </b:Source>
+  <b:Source>
+    <b:Tag>Wan20</b:Tag>
+    <b:SourceType>JournalArticle</b:SourceType>
+    <b:Guid>{51559D9C-8265-4C7A-AA81-949AFDF3B084}</b:Guid>
+    <b:Title>MiniLM: Deep Self-Attention Distillation for Task-Agnostic Compression of Pre-Trained Transformers</b:Title>
+    <b:Year>2020</b:Year>
+    <b:Author>
+      <b:Author>
+        <b:NameList>
+          <b:Person>
+            <b:Last>Wang</b:Last>
+            <b:First>W.</b:First>
+          </b:Person>
+          <b:Person>
+            <b:Last>Wei</b:Last>
+            <b:First>F.</b:First>
+          </b:Person>
+          <b:Person>
+            <b:Last>Dong</b:Last>
+            <b:First>L.</b:First>
+          </b:Person>
+          <b:Person>
+            <b:Last>Bao</b:Last>
+            <b:First>H.</b:First>
+          </b:Person>
+        </b:NameList>
+      </b:Author>
+    </b:Author>
+    <b:JournalName>ArXiv</b:JournalName>
+    <b:RefOrder>5</b:RefOrder>
+  </b:Source>
+  <b:Source>
+    <b:Tag>Cor09</b:Tag>
+    <b:SourceType>ConferenceProceedings</b:SourceType>
+    <b:Guid>{18AA6121-F83D-46F3-BA77-4209E8B08A3A}</b:Guid>
+    <b:Author>
+      <b:Author>
+        <b:NameList>
+          <b:Person>
+            <b:Last>Cormack</b:Last>
+            <b:First>G.</b:First>
+            <b:Middle>V.</b:Middle>
+          </b:Person>
+          <b:Person>
+            <b:Last>Clarke</b:Last>
+            <b:First>C.</b:First>
+            <b:Middle>L.</b:Middle>
+          </b:Person>
+          <b:Person>
+            <b:Last>Buettcher</b:Last>
+            <b:First>S.</b:First>
+          </b:Person>
+        </b:NameList>
+      </b:Author>
+    </b:Author>
+    <b:Title>Reciprocal Rank Fusion outperforms Condorcet and Individual Rank Learning Methods</b:Title>
+    <b:Year>2009</b:Year>
+    <b:City>Boston, MA, USA</b:City>
+    <b:RefOrder>6</b:RefOrder>
+  </b:Source>
+  <b:Source>
+    <b:Tag>Nil19</b:Tag>
+    <b:SourceType>ConferenceProceedings</b:SourceType>
+    <b:Guid>{6C6439B9-B4AD-4C2D-9B30-BB5827A205C8}</b:Guid>
+    <b:Author>
+      <b:Author>
+        <b:NameList>
+          <b:Person>
+            <b:Last>Reimers</b:Last>
+            <b:First>N.</b:First>
+          </b:Person>
+          <b:Person>
+            <b:Last>Gurevych</b:Last>
+            <b:First>I.</b:First>
+          </b:Person>
+        </b:NameList>
+      </b:Author>
+    </b:Author>
+    <b:Title>Sentence-BERT: Sentence Embeddings using Siamese BERT-Networks</b:Title>
+    <b:Year>2019</b:Year>
+    <b:RefOrder>7</b:RefOrder>
+  </b:Source>
+  <b:Source>
+    <b:Tag>Mal20</b:Tag>
+    <b:SourceType>JournalArticle</b:SourceType>
+    <b:Guid>{1E201017-9407-4CE3-9A73-AEF28AA81A90}</b:Guid>
+    <b:Title>Efficient and Robust Approximate Nearest Neighbor Search Using Hierarchical Navigable Small World Graphs</b:Title>
+    <b:Year>2020</b:Year>
+    <b:Author>
+      <b:Author>
+        <b:NameList>
+          <b:Person>
+            <b:Last>Malkov</b:Last>
+            <b:First>Yu</b:First>
+            <b:Middle>A.</b:Middle>
+          </b:Person>
+          <b:Person>
+            <b:Last>Yashunin</b:Last>
+            <b:First>D.</b:First>
+            <b:Middle>A.</b:Middle>
+          </b:Person>
+        </b:NameList>
+      </b:Author>
+    </b:Author>
+    <b:JournalName>IEEE Computer Society</b:JournalName>
+    <b:Volume>42</b:Volume>
+    <b:URL>https://doi.org/10.1109/TPAMI.2018.2889473</b:URL>
+    <b:DOI>10.1109/TPAMI.2018.2889473</b:DOI>
+    <b:RefOrder>8</b:RefOrder>
+  </b:Source>
+  <b:Source>
+    <b:Tag>Kal02</b:Tag>
+    <b:SourceType>JournalArticle</b:SourceType>
+    <b:Guid>{1CF1C554-2823-4A76-A0C6-6D84B2E23F41}</b:Guid>
+    <b:Author>
+      <b:Author>
+        <b:NameList>
+          <b:Person>
+            <b:Last>Järvelin</b:Last>
+            <b:First>K.</b:First>
+          </b:Person>
+          <b:Person>
+            <b:Last>Kekäläinen</b:Last>
+            <b:First>J.</b:First>
+          </b:Person>
+        </b:NameList>
+      </b:Author>
+    </b:Author>
+    <b:Title>Cumulated gain-Based Evaluation of IR techniques</b:Title>
+    <b:Year>2002</b:Year>
+    <b:City>New York, NY, USA</b:City>
+    <b:Publisher>Association for Computing Machinery</b:Publisher>
+    <b:URL>https://doi.org/10.1145/582415.582418</b:URL>
+    <b:DOI>10.1145/582415.582418</b:DOI>
+    <b:Volume>20</b:Volume>
+    <b:RefOrder>10</b:RefOrder>
+  </b:Source>
+  <b:Source>
+    <b:Tag>Rob941</b:Tag>
+    <b:SourceType>ConferenceProceedings</b:SourceType>
+    <b:Guid>{BBD391FA-EA1C-492B-9A48-596EEDC44B84}</b:Guid>
+    <b:Author>
+      <b:Author>
+        <b:NameList>
+          <b:Person>
+            <b:Last>Robertson</b:Last>
+            <b:First>S.E.</b:First>
+          </b:Person>
+          <b:Person>
+            <b:Last>Walker</b:Last>
+            <b:First>S</b:First>
+          </b:Person>
+        </b:NameList>
+      </b:Author>
+    </b:Author>
+    <b:Title>Some Simple Effective Approximations to the 2-Poisson Model for Probabilistic Weighted Retrieval</b:Title>
+    <b:Year>1994</b:Year>
+    <b:City>London</b:City>
+    <b:RefOrder>13</b:RefOrder>
+  </b:Source>
 </b:Sources>
 </file>
 
 <file path=customXml/itemProps1.xml><?xml version="1.0" encoding="utf-8"?>
-<ds:datastoreItem xmlns:ds="http://schemas.openxmlformats.org/officeDocument/2006/customXml" ds:itemID="{92BF749B-BD4A-4350-B267-D2810629A2F9}">
+<ds:datastoreItem xmlns:ds="http://schemas.openxmlformats.org/officeDocument/2006/customXml" ds:itemID="{2D742D46-02D3-4D5E-8133-38D3E036A676}">
   <ds:schemaRefs>
     <ds:schemaRef ds:uri="http://schemas.openxmlformats.org/officeDocument/2006/bibliography"/>
   </ds:schemaRefs>
